--- a/Documentation/Section16_FastApi_with_SQL_MODEL     ____CASCADE ONDELETE BETTER EXPLAIN.docx
+++ b/Documentation/Section16_FastApi_with_SQL_MODEL     ____CASCADE ONDELETE BETTER EXPLAIN.docx
@@ -31,6 +31,31 @@
     <w:p>
       <w:pPr>
         <w:spacing w:before="100" w:beforeAutospacing="1" w:after="100" w:afterAutospacing="1" w:line="240" w:lineRule="auto"/>
+        <w:outlineLvl w:val="0"/>
+        <w:rPr>
+          <w:rFonts w:ascii="Times New Roman" w:eastAsia="Times New Roman" w:hAnsi="Times New Roman" w:cs="Times New Roman"/>
+          <w:b/>
+          <w:bCs/>
+          <w:kern w:val="36"/>
+          <w:sz w:val="48"/>
+          <w:szCs w:val="48"/>
+        </w:rPr>
+      </w:pPr>
+      <w:r>
+        <w:rPr>
+          <w:rFonts w:ascii="Times New Roman" w:eastAsia="Times New Roman" w:hAnsi="Times New Roman" w:cs="Times New Roman"/>
+          <w:b/>
+          <w:bCs/>
+          <w:kern w:val="36"/>
+          <w:sz w:val="48"/>
+          <w:szCs w:val="48"/>
+        </w:rPr>
+        <w:t xml:space="preserve">See last for </w:t>
+      </w:r>
+    </w:p>
+    <w:p>
+      <w:pPr>
+        <w:spacing w:before="100" w:beforeAutospacing="1" w:after="100" w:afterAutospacing="1" w:line="240" w:lineRule="auto"/>
         <w:outlineLvl w:val="1"/>
         <w:rPr>
           <w:rFonts w:ascii="Times New Roman" w:eastAsia="Times New Roman" w:hAnsi="Times New Roman" w:cs="Times New Roman"/>
@@ -518,6 +543,7 @@
           <w:sz w:val="24"/>
           <w:szCs w:val="24"/>
         </w:rPr>
+        <w:lastRenderedPageBreak/>
         <w:t xml:space="preserve">Create an </w:t>
       </w:r>
       <w:r>
@@ -552,7 +578,6 @@
           <w:sz w:val="24"/>
           <w:szCs w:val="24"/>
         </w:rPr>
-        <w:lastRenderedPageBreak/>
         <w:t xml:space="preserve">Inside </w:t>
       </w:r>
       <w:r>
@@ -1819,6 +1844,7 @@
           <w:sz w:val="21"/>
           <w:szCs w:val="21"/>
         </w:rPr>
+        <w:lastRenderedPageBreak/>
         <w:t># Function to create tables</w:t>
       </w:r>
     </w:p>
@@ -1888,7 +1914,6 @@
           <w:sz w:val="21"/>
           <w:szCs w:val="21"/>
         </w:rPr>
-        <w:lastRenderedPageBreak/>
         <w:t xml:space="preserve">    </w:t>
       </w:r>
       <w:r>
@@ -2602,8 +2627,9 @@
     </w:p>
     <w:p>
       <w:r>
+        <w:lastRenderedPageBreak/>
         <w:pict>
-          <v:rect id="_x0000_i1042" style="width:0;height:1.5pt" o:hralign="center" o:hrstd="t" o:hr="t" fillcolor="#a0a0a0" stroked="f"/>
+          <v:rect id="_x0000_i1033" style="width:0;height:1.5pt" o:hralign="center" o:hrstd="t" o:hr="t" fillcolor="#a0a0a0" stroked="f"/>
         </w:pict>
       </w:r>
     </w:p>
@@ -2615,7 +2641,6 @@
         <w:rPr>
           <w:rFonts w:ascii="Segoe UI Symbol" w:hAnsi="Segoe UI Symbol" w:cs="Segoe UI Symbol"/>
         </w:rPr>
-        <w:lastRenderedPageBreak/>
         <w:t>✅</w:t>
       </w:r>
       <w:r>
@@ -2834,7 +2859,7 @@
     <w:p>
       <w:r>
         <w:pict>
-          <v:rect id="_x0000_i1043" style="width:0;height:1.5pt" o:hralign="center" o:hrstd="t" o:hr="t" fillcolor="#a0a0a0" stroked="f"/>
+          <v:rect id="_x0000_i1034" style="width:0;height:1.5pt" o:hralign="center" o:hrstd="t" o:hr="t" fillcolor="#a0a0a0" stroked="f"/>
         </w:pict>
       </w:r>
     </w:p>
@@ -3352,7 +3377,7 @@
     <w:p>
       <w:r>
         <w:pict>
-          <v:rect id="_x0000_i1044" style="width:0;height:1.5pt" o:hralign="center" o:hrstd="t" o:hr="t" fillcolor="#a0a0a0" stroked="f"/>
+          <v:rect id="_x0000_i1035" style="width:0;height:1.5pt" o:hralign="center" o:hrstd="t" o:hr="t" fillcolor="#a0a0a0" stroked="f"/>
         </w:pict>
       </w:r>
     </w:p>
@@ -3434,7 +3459,6 @@
         <w:pStyle w:val="NormalWeb"/>
       </w:pPr>
       <w:r>
-        <w:lastRenderedPageBreak/>
         <w:t>Create:</w:t>
       </w:r>
     </w:p>
@@ -3543,7 +3567,7 @@
     <w:p>
       <w:r>
         <w:pict>
-          <v:rect id="_x0000_i1045" style="width:0;height:1.5pt" o:hralign="center" o:hrstd="t" o:hr="t" fillcolor="#a0a0a0" stroked="f"/>
+          <v:rect id="_x0000_i1036" style="width:0;height:1.5pt" o:hralign="center" o:hrstd="t" o:hr="t" fillcolor="#a0a0a0" stroked="f"/>
         </w:pict>
       </w:r>
     </w:p>
@@ -3989,7 +4013,7 @@
     <w:p>
       <w:r>
         <w:pict>
-          <v:rect id="_x0000_i1046" style="width:0;height:1.5pt" o:hralign="center" o:hrstd="t" o:hr="t" fillcolor="#a0a0a0" stroked="f"/>
+          <v:rect id="_x0000_i1037" style="width:0;height:1.5pt" o:hralign="center" o:hrstd="t" o:hr="t" fillcolor="#a0a0a0" stroked="f"/>
         </w:pict>
       </w:r>
     </w:p>
@@ -4805,6 +4829,7 @@
           <w:sz w:val="21"/>
           <w:szCs w:val="21"/>
         </w:rPr>
+        <w:lastRenderedPageBreak/>
         <w:t># echo=True → show SQL queries during development</w:t>
       </w:r>
     </w:p>
@@ -4940,7 +4965,6 @@
           <w:sz w:val="21"/>
           <w:szCs w:val="21"/>
         </w:rPr>
-        <w:lastRenderedPageBreak/>
         <w:t>def</w:t>
       </w:r>
       <w:r>
@@ -5153,7 +5177,7 @@
     <w:p>
       <w:r>
         <w:pict>
-          <v:rect id="_x0000_i1047" style="width:0;height:1.5pt" o:hralign="center" o:hrstd="t" o:hr="t" fillcolor="#a0a0a0" stroked="f"/>
+          <v:rect id="_x0000_i1038" style="width:0;height:1.5pt" o:hralign="center" o:hrstd="t" o:hr="t" fillcolor="#a0a0a0" stroked="f"/>
         </w:pict>
       </w:r>
     </w:p>
@@ -6005,7 +6029,7 @@
     <w:p>
       <w:r>
         <w:pict>
-          <v:rect id="_x0000_i1048" style="width:0;height:1.5pt" o:hralign="center" o:hrstd="t" o:hr="t" fillcolor="#a0a0a0" stroked="f"/>
+          <v:rect id="_x0000_i1039" style="width:0;height:1.5pt" o:hralign="center" o:hrstd="t" o:hr="t" fillcolor="#a0a0a0" stroked="f"/>
         </w:pict>
       </w:r>
     </w:p>
@@ -6295,13 +6319,14 @@
         </w:numPr>
       </w:pPr>
       <w:r>
+        <w:lastRenderedPageBreak/>
         <w:t>If not imported → tables will NOT be created.</w:t>
       </w:r>
     </w:p>
     <w:p>
       <w:r>
         <w:pict>
-          <v:rect id="_x0000_i1049" style="width:0;height:1.5pt" o:hralign="center" o:hrstd="t" o:hr="t" fillcolor="#a0a0a0" stroked="f"/>
+          <v:rect id="_x0000_i1040" style="width:0;height:1.5pt" o:hralign="center" o:hrstd="t" o:hr="t" fillcolor="#a0a0a0" stroked="f"/>
         </w:pict>
       </w:r>
     </w:p>
@@ -6313,7 +6338,6 @@
         <w:rPr>
           <w:rFonts w:ascii="Segoe UI Symbol" w:hAnsi="Segoe UI Symbol" w:cs="Segoe UI Symbol"/>
         </w:rPr>
-        <w:lastRenderedPageBreak/>
         <w:t>✅</w:t>
       </w:r>
       <w:r>
@@ -6401,7 +6425,7 @@
     <w:p>
       <w:r>
         <w:pict>
-          <v:rect id="_x0000_i1050" style="width:0;height:1.5pt" o:hralign="center" o:hrstd="t" o:hr="t" fillcolor="#a0a0a0" stroked="f"/>
+          <v:rect id="_x0000_i1041" style="width:0;height:1.5pt" o:hralign="center" o:hrstd="t" o:hr="t" fillcolor="#a0a0a0" stroked="f"/>
         </w:pict>
       </w:r>
     </w:p>
@@ -7324,6 +7348,7 @@
           <w:sz w:val="21"/>
           <w:szCs w:val="21"/>
         </w:rPr>
+        <w:lastRenderedPageBreak/>
         <w:t xml:space="preserve">    </w:t>
       </w:r>
       <w:r>
@@ -7696,7 +7721,6 @@
           <w:sz w:val="21"/>
           <w:szCs w:val="21"/>
         </w:rPr>
-        <w:lastRenderedPageBreak/>
         <w:t xml:space="preserve">        </w:t>
       </w:r>
       <w:r>
@@ -8186,6 +8210,3389 @@
         <w:t xml:space="preserve">now after that connect to the main </w:t>
       </w:r>
     </w:p>
+    <w:p/>
+    <w:p/>
+    <w:p>
+      <w:pPr>
+        <w:pStyle w:val="Heading1"/>
+      </w:pPr>
+      <w:r>
+        <w:rPr>
+          <w:rFonts w:ascii="Segoe UI Symbol" w:hAnsi="Segoe UI Symbol" w:cs="Segoe UI Symbol"/>
+        </w:rPr>
+        <w:t>🔥</w:t>
+      </w:r>
+      <w:r>
+        <w:t xml:space="preserve"> 1</w:t>
+      </w:r>
+      <w:r>
+        <w:rPr>
+          <w:highlight w:val="yellow"/>
+          <w:u w:val="single"/>
+        </w:rPr>
+        <w:t xml:space="preserve">. </w:t>
+      </w:r>
+      <w:r>
+        <w:rPr>
+          <w:rStyle w:val="HTMLCode"/>
+          <w:highlight w:val="yellow"/>
+          <w:u w:val="single"/>
+        </w:rPr>
+        <w:t>ondelete="CASCADE"</w:t>
+      </w:r>
+      <w:r>
+        <w:rPr>
+          <w:highlight w:val="yellow"/>
+          <w:u w:val="single"/>
+        </w:rPr>
+        <w:t xml:space="preserve"> (Database-Level Cascade)</w:t>
+      </w:r>
+    </w:p>
+    <w:p>
+      <w:pPr>
+        <w:pStyle w:val="Heading2"/>
+      </w:pPr>
+      <w:r>
+        <w:rPr>
+          <w:rFonts w:ascii="Segoe UI Symbol" w:hAnsi="Segoe UI Symbol" w:cs="Segoe UI Symbol"/>
+        </w:rPr>
+        <w:t>💡</w:t>
+      </w:r>
+      <w:r>
+        <w:t xml:space="preserve"> Core Idea</w:t>
+      </w:r>
+    </w:p>
+    <w:p>
+      <w:pPr>
+        <w:pStyle w:val="NormalWeb"/>
+      </w:pPr>
+      <w:r>
+        <w:t xml:space="preserve">When </w:t>
+      </w:r>
+      <w:r>
+        <w:rPr>
+          <w:rStyle w:val="Strong"/>
+        </w:rPr>
+        <w:t>parent is deleted → child is automatically deleted</w:t>
+      </w:r>
+    </w:p>
+    <w:p>
+      <w:pPr>
+        <w:pStyle w:val="Heading2"/>
+      </w:pPr>
+      <w:r>
+        <w:t>🧠 Think Like This:</w:t>
+      </w:r>
+    </w:p>
+    <w:p>
+      <w:pPr>
+        <w:pStyle w:val="NormalWeb"/>
+      </w:pPr>
+      <w:r>
+        <w:t>"Child cannot exist without parent"</w:t>
+      </w:r>
+    </w:p>
+    <w:p>
+      <w:r>
+        <w:pict>
+          <v:rect id="_x0000_i1042" style="width:0;height:1.5pt" o:hralign="center" o:hrstd="t" o:hr="t" fillcolor="#a0a0a0" stroked="f"/>
+        </w:pict>
+      </w:r>
+    </w:p>
+    <w:p>
+      <w:pPr>
+        <w:pStyle w:val="Heading2"/>
+      </w:pPr>
+      <w:r>
+        <w:rPr>
+          <w:rFonts w:ascii="Segoe UI Symbol" w:hAnsi="Segoe UI Symbol" w:cs="Segoe UI Symbol"/>
+        </w:rPr>
+        <w:t>📌</w:t>
+      </w:r>
+      <w:r>
+        <w:t xml:space="preserve"> Example</w:t>
+      </w:r>
+    </w:p>
+    <w:p>
+      <w:pPr>
+        <w:pStyle w:val="HTMLPreformatted"/>
+        <w:rPr>
+          <w:rStyle w:val="n"/>
+          <w:color w:val="FFFFFF" w:themeColor="background1"/>
+          <w:sz w:val="36"/>
+          <w:szCs w:val="36"/>
+          <w:highlight w:val="black"/>
+        </w:rPr>
+      </w:pPr>
+      <w:r>
+        <w:rPr>
+          <w:rStyle w:val="n"/>
+          <w:color w:val="FFFFFF" w:themeColor="background1"/>
+          <w:sz w:val="36"/>
+          <w:szCs w:val="36"/>
+          <w:highlight w:val="black"/>
+        </w:rPr>
+        <w:t>class</w:t>
+      </w:r>
+      <w:r>
+        <w:rPr>
+          <w:rStyle w:val="n"/>
+          <w:color w:val="FFFFFF" w:themeColor="background1"/>
+          <w:sz w:val="36"/>
+          <w:szCs w:val="36"/>
+          <w:highlight w:val="black"/>
+        </w:rPr>
+        <w:t xml:space="preserve"> Profile(SQLModel, table</w:t>
+      </w:r>
+      <w:r>
+        <w:rPr>
+          <w:rStyle w:val="n"/>
+          <w:color w:val="FFFFFF" w:themeColor="background1"/>
+          <w:sz w:val="36"/>
+          <w:szCs w:val="36"/>
+          <w:highlight w:val="black"/>
+        </w:rPr>
+        <w:t>=</w:t>
+      </w:r>
+      <w:r>
+        <w:rPr>
+          <w:rStyle w:val="n"/>
+          <w:color w:val="FFFFFF" w:themeColor="background1"/>
+          <w:sz w:val="36"/>
+          <w:szCs w:val="36"/>
+          <w:highlight w:val="black"/>
+        </w:rPr>
+        <w:t>True):</w:t>
+      </w:r>
+      <w:r>
+        <w:rPr>
+          <w:rStyle w:val="n"/>
+          <w:color w:val="FFFFFF" w:themeColor="background1"/>
+          <w:sz w:val="36"/>
+          <w:szCs w:val="36"/>
+          <w:highlight w:val="black"/>
+        </w:rPr>
+        <w:br/>
+        <w:t xml:space="preserve">    user_id: int </w:t>
+      </w:r>
+      <w:r>
+        <w:rPr>
+          <w:rStyle w:val="n"/>
+          <w:color w:val="FFFFFF" w:themeColor="background1"/>
+          <w:sz w:val="36"/>
+          <w:szCs w:val="36"/>
+          <w:highlight w:val="black"/>
+        </w:rPr>
+        <w:t>=</w:t>
+      </w:r>
+      <w:r>
+        <w:rPr>
+          <w:rStyle w:val="n"/>
+          <w:color w:val="FFFFFF" w:themeColor="background1"/>
+          <w:sz w:val="36"/>
+          <w:szCs w:val="36"/>
+          <w:highlight w:val="black"/>
+        </w:rPr>
+        <w:t xml:space="preserve"> Field(</w:t>
+      </w:r>
+      <w:r>
+        <w:rPr>
+          <w:rStyle w:val="n"/>
+          <w:color w:val="FFFFFF" w:themeColor="background1"/>
+          <w:sz w:val="36"/>
+          <w:szCs w:val="36"/>
+          <w:highlight w:val="black"/>
+        </w:rPr>
+        <w:br/>
+        <w:t xml:space="preserve">        foreign_key</w:t>
+      </w:r>
+      <w:r>
+        <w:rPr>
+          <w:rStyle w:val="n"/>
+          <w:color w:val="FFFFFF" w:themeColor="background1"/>
+          <w:sz w:val="36"/>
+          <w:szCs w:val="36"/>
+          <w:highlight w:val="black"/>
+        </w:rPr>
+        <w:t>=</w:t>
+      </w:r>
+      <w:r>
+        <w:rPr>
+          <w:rStyle w:val="n"/>
+          <w:color w:val="FFFFFF" w:themeColor="background1"/>
+          <w:sz w:val="36"/>
+          <w:szCs w:val="36"/>
+          <w:highlight w:val="black"/>
+        </w:rPr>
+        <w:t>"user.id",</w:t>
+      </w:r>
+      <w:r>
+        <w:rPr>
+          <w:rStyle w:val="n"/>
+          <w:color w:val="FFFFFF" w:themeColor="background1"/>
+          <w:sz w:val="36"/>
+          <w:szCs w:val="36"/>
+          <w:highlight w:val="black"/>
+        </w:rPr>
+        <w:br/>
+        <w:t xml:space="preserve">        ondelete</w:t>
+      </w:r>
+      <w:r>
+        <w:rPr>
+          <w:rStyle w:val="n"/>
+          <w:color w:val="FFFFFF" w:themeColor="background1"/>
+          <w:sz w:val="36"/>
+          <w:szCs w:val="36"/>
+          <w:highlight w:val="black"/>
+        </w:rPr>
+        <w:t>=</w:t>
+      </w:r>
+      <w:r>
+        <w:rPr>
+          <w:rStyle w:val="n"/>
+          <w:color w:val="FFFFFF" w:themeColor="background1"/>
+          <w:sz w:val="36"/>
+          <w:szCs w:val="36"/>
+          <w:highlight w:val="black"/>
+        </w:rPr>
+        <w:t>"CASCADE"</w:t>
+      </w:r>
+      <w:r>
+        <w:rPr>
+          <w:rStyle w:val="n"/>
+          <w:color w:val="FFFFFF" w:themeColor="background1"/>
+          <w:sz w:val="36"/>
+          <w:szCs w:val="36"/>
+          <w:highlight w:val="black"/>
+        </w:rPr>
+        <w:br/>
+        <w:t xml:space="preserve">    )</w:t>
+      </w:r>
+    </w:p>
+    <w:p>
+      <w:pPr>
+        <w:pStyle w:val="Heading3"/>
+      </w:pPr>
+      <w:r>
+        <w:lastRenderedPageBreak/>
+        <w:t>Scenario:</w:t>
+      </w:r>
+    </w:p>
+    <w:p>
+      <w:pPr>
+        <w:numPr>
+          <w:ilvl w:val="0"/>
+          <w:numId w:val="8"/>
+        </w:numPr>
+        <w:spacing w:before="100" w:beforeAutospacing="1" w:after="100" w:afterAutospacing="1" w:line="240" w:lineRule="auto"/>
+      </w:pPr>
+      <w:r>
+        <w:t xml:space="preserve">User (id=1) </w:t>
+      </w:r>
+    </w:p>
+    <w:p>
+      <w:pPr>
+        <w:numPr>
+          <w:ilvl w:val="0"/>
+          <w:numId w:val="8"/>
+        </w:numPr>
+        <w:spacing w:before="100" w:beforeAutospacing="1" w:after="100" w:afterAutospacing="1" w:line="240" w:lineRule="auto"/>
+      </w:pPr>
+      <w:r>
+        <w:t xml:space="preserve">Profile (user_id=1) </w:t>
+      </w:r>
+    </w:p>
+    <w:p>
+      <w:pPr>
+        <w:pStyle w:val="Heading3"/>
+      </w:pPr>
+      <w:r>
+        <w:t>Action:</w:t>
+      </w:r>
+    </w:p>
+    <w:p>
+      <w:pPr>
+        <w:pStyle w:val="HTMLPreformatted"/>
+      </w:pPr>
+      <w:r>
+        <w:rPr>
+          <w:rStyle w:val="n"/>
+        </w:rPr>
+        <w:t>DELETE</w:t>
+      </w:r>
+      <w:r>
+        <w:t xml:space="preserve"> </w:t>
+      </w:r>
+      <w:r>
+        <w:rPr>
+          <w:rStyle w:val="n"/>
+        </w:rPr>
+        <w:t>FROM</w:t>
+      </w:r>
+      <w:r>
+        <w:t xml:space="preserve"> </w:t>
+      </w:r>
+      <w:r>
+        <w:rPr>
+          <w:rStyle w:val="n"/>
+        </w:rPr>
+        <w:t>user</w:t>
+      </w:r>
+      <w:r>
+        <w:t xml:space="preserve"> </w:t>
+      </w:r>
+      <w:r>
+        <w:rPr>
+          <w:rStyle w:val="n"/>
+        </w:rPr>
+        <w:t>WHERE</w:t>
+      </w:r>
+      <w:r>
+        <w:t xml:space="preserve"> id </w:t>
+      </w:r>
+      <w:r>
+        <w:rPr>
+          <w:rStyle w:val="n"/>
+        </w:rPr>
+        <w:t>=</w:t>
+      </w:r>
+      <w:r>
+        <w:t xml:space="preserve"> </w:t>
+      </w:r>
+      <w:r>
+        <w:rPr>
+          <w:rStyle w:val="q"/>
+        </w:rPr>
+        <w:t>1</w:t>
+      </w:r>
+      <w:r>
+        <w:t>;</w:t>
+      </w:r>
+    </w:p>
+    <w:p>
+      <w:pPr>
+        <w:pStyle w:val="Heading3"/>
+      </w:pPr>
+      <w:r>
+        <w:t>Result:</w:t>
+      </w:r>
+    </w:p>
+    <w:p>
+      <w:pPr>
+        <w:numPr>
+          <w:ilvl w:val="0"/>
+          <w:numId w:val="9"/>
+        </w:numPr>
+        <w:spacing w:before="100" w:beforeAutospacing="1" w:after="100" w:afterAutospacing="1" w:line="240" w:lineRule="auto"/>
+      </w:pPr>
+      <w:r>
+        <w:t xml:space="preserve">User </w:t>
+      </w:r>
+      <w:r>
+        <w:rPr>
+          <w:rFonts w:ascii="Segoe UI Symbol" w:hAnsi="Segoe UI Symbol" w:cs="Segoe UI Symbol"/>
+        </w:rPr>
+        <w:t>❌</w:t>
+      </w:r>
+      <w:r>
+        <w:t xml:space="preserve"> deleted </w:t>
+      </w:r>
+    </w:p>
+    <w:p>
+      <w:pPr>
+        <w:numPr>
+          <w:ilvl w:val="0"/>
+          <w:numId w:val="9"/>
+        </w:numPr>
+        <w:spacing w:before="100" w:beforeAutospacing="1" w:after="100" w:afterAutospacing="1" w:line="240" w:lineRule="auto"/>
+      </w:pPr>
+      <w:r>
+        <w:t xml:space="preserve">Profile </w:t>
+      </w:r>
+      <w:r>
+        <w:rPr>
+          <w:rFonts w:ascii="Segoe UI Symbol" w:hAnsi="Segoe UI Symbol" w:cs="Segoe UI Symbol"/>
+        </w:rPr>
+        <w:t>❌</w:t>
+      </w:r>
+      <w:r>
+        <w:t xml:space="preserve"> automatically deleted </w:t>
+      </w:r>
+    </w:p>
+    <w:p>
+      <w:pPr>
+        <w:spacing w:after="0"/>
+      </w:pPr>
+      <w:r>
+        <w:pict>
+          <v:rect id="_x0000_i1043" style="width:0;height:1.5pt" o:hralign="center" o:hrstd="t" o:hr="t" fillcolor="#a0a0a0" stroked="f"/>
+        </w:pict>
+      </w:r>
+    </w:p>
+    <w:p>
+      <w:pPr>
+        <w:pStyle w:val="Heading2"/>
+      </w:pPr>
+      <w:r>
+        <w:rPr>
+          <w:rFonts w:ascii="Segoe UI Symbol" w:hAnsi="Segoe UI Symbol" w:cs="Segoe UI Symbol"/>
+        </w:rPr>
+        <w:t>⚙️</w:t>
+      </w:r>
+      <w:r>
+        <w:t xml:space="preserve"> What Happens Internally</w:t>
+      </w:r>
+    </w:p>
+    <w:p>
+      <w:pPr>
+        <w:numPr>
+          <w:ilvl w:val="0"/>
+          <w:numId w:val="10"/>
+        </w:numPr>
+        <w:spacing w:before="100" w:beforeAutospacing="1" w:after="100" w:afterAutospacing="1" w:line="240" w:lineRule="auto"/>
+      </w:pPr>
+      <w:r>
+        <w:t xml:space="preserve">Database itself enforces this rule </w:t>
+      </w:r>
+    </w:p>
+    <w:p>
+      <w:pPr>
+        <w:numPr>
+          <w:ilvl w:val="0"/>
+          <w:numId w:val="10"/>
+        </w:numPr>
+        <w:spacing w:before="100" w:beforeAutospacing="1" w:after="100" w:afterAutospacing="1" w:line="240" w:lineRule="auto"/>
+      </w:pPr>
+      <w:r>
+        <w:t xml:space="preserve">No need for FastAPI or Python logic </w:t>
+      </w:r>
+    </w:p>
+    <w:p>
+      <w:pPr>
+        <w:numPr>
+          <w:ilvl w:val="0"/>
+          <w:numId w:val="10"/>
+        </w:numPr>
+        <w:spacing w:before="100" w:beforeAutospacing="1" w:after="100" w:afterAutospacing="1" w:line="240" w:lineRule="auto"/>
+      </w:pPr>
+      <w:r>
+        <w:t xml:space="preserve">Works even if you run raw SQL </w:t>
+      </w:r>
+    </w:p>
+    <w:p>
+      <w:pPr>
+        <w:spacing w:after="0"/>
+      </w:pPr>
+      <w:r>
+        <w:pict>
+          <v:rect id="_x0000_i1044" style="width:0;height:1.5pt" o:hralign="center" o:hrstd="t" o:hr="t" fillcolor="#a0a0a0" stroked="f"/>
+        </w:pict>
+      </w:r>
+    </w:p>
+    <w:p>
+      <w:pPr>
+        <w:pStyle w:val="Heading2"/>
+      </w:pPr>
+      <w:r>
+        <w:rPr>
+          <w:rFonts w:ascii="Segoe UI Symbol" w:hAnsi="Segoe UI Symbol" w:cs="Segoe UI Symbol"/>
+        </w:rPr>
+        <w:t>✅</w:t>
+      </w:r>
+      <w:r>
+        <w:t xml:space="preserve"> When to Use</w:t>
+      </w:r>
+    </w:p>
+    <w:p>
+      <w:pPr>
+        <w:numPr>
+          <w:ilvl w:val="0"/>
+          <w:numId w:val="11"/>
+        </w:numPr>
+        <w:spacing w:before="100" w:beforeAutospacing="1" w:after="100" w:afterAutospacing="1" w:line="240" w:lineRule="auto"/>
+      </w:pPr>
+      <w:r>
+        <w:t xml:space="preserve">Strong dependency </w:t>
+      </w:r>
+    </w:p>
+    <w:p>
+      <w:pPr>
+        <w:numPr>
+          <w:ilvl w:val="0"/>
+          <w:numId w:val="11"/>
+        </w:numPr>
+        <w:spacing w:before="100" w:beforeAutospacing="1" w:after="100" w:afterAutospacing="1" w:line="240" w:lineRule="auto"/>
+      </w:pPr>
+      <w:r>
+        <w:t xml:space="preserve">Child </w:t>
+      </w:r>
+      <w:r>
+        <w:rPr>
+          <w:rStyle w:val="Strong"/>
+        </w:rPr>
+        <w:t>must not exist alone</w:t>
+      </w:r>
+      <w:r>
+        <w:t xml:space="preserve"> </w:t>
+      </w:r>
+    </w:p>
+    <w:p>
+      <w:pPr>
+        <w:pStyle w:val="Heading3"/>
+      </w:pPr>
+      <w:r>
+        <w:t>Real-world:</w:t>
+      </w:r>
+    </w:p>
+    <w:p>
+      <w:pPr>
+        <w:numPr>
+          <w:ilvl w:val="0"/>
+          <w:numId w:val="12"/>
+        </w:numPr>
+        <w:spacing w:before="100" w:beforeAutospacing="1" w:after="100" w:afterAutospacing="1" w:line="240" w:lineRule="auto"/>
+      </w:pPr>
+      <w:r>
+        <w:t xml:space="preserve">User → Profile </w:t>
+      </w:r>
+    </w:p>
+    <w:p>
+      <w:pPr>
+        <w:numPr>
+          <w:ilvl w:val="0"/>
+          <w:numId w:val="12"/>
+        </w:numPr>
+        <w:spacing w:before="100" w:beforeAutospacing="1" w:after="100" w:afterAutospacing="1" w:line="240" w:lineRule="auto"/>
+      </w:pPr>
+      <w:r>
+        <w:t xml:space="preserve">Order → OrderItems </w:t>
+      </w:r>
+    </w:p>
+    <w:p>
+      <w:pPr>
+        <w:numPr>
+          <w:ilvl w:val="0"/>
+          <w:numId w:val="12"/>
+        </w:numPr>
+        <w:spacing w:before="100" w:beforeAutospacing="1" w:after="100" w:afterAutospacing="1" w:line="240" w:lineRule="auto"/>
+      </w:pPr>
+      <w:r>
+        <w:t xml:space="preserve">Blog → Comments (sometimes) </w:t>
+      </w:r>
+    </w:p>
+    <w:p>
+      <w:pPr>
+        <w:spacing w:after="0"/>
+      </w:pPr>
+      <w:r>
+        <w:pict>
+          <v:rect id="_x0000_i1045" style="width:0;height:1.5pt" o:hralign="center" o:hrstd="t" o:hr="t" fillcolor="#a0a0a0" stroked="f"/>
+        </w:pict>
+      </w:r>
+    </w:p>
+    <w:p>
+      <w:pPr>
+        <w:pStyle w:val="Heading2"/>
+      </w:pPr>
+      <w:r>
+        <w:rPr>
+          <w:rFonts w:ascii="Segoe UI Symbol" w:hAnsi="Segoe UI Symbol" w:cs="Segoe UI Symbol"/>
+        </w:rPr>
+        <w:t>⚠️</w:t>
+      </w:r>
+      <w:r>
+        <w:t xml:space="preserve"> Important</w:t>
+      </w:r>
+    </w:p>
+    <w:p>
+      <w:pPr>
+        <w:numPr>
+          <w:ilvl w:val="0"/>
+          <w:numId w:val="13"/>
+        </w:numPr>
+        <w:spacing w:before="100" w:beforeAutospacing="1" w:after="100" w:afterAutospacing="1" w:line="240" w:lineRule="auto"/>
+      </w:pPr>
+      <w:r>
+        <w:t xml:space="preserve">Can delete </w:t>
+      </w:r>
+      <w:r>
+        <w:rPr>
+          <w:rStyle w:val="Strong"/>
+        </w:rPr>
+        <w:t>a lot of data automatically</w:t>
+      </w:r>
+      <w:r>
+        <w:t xml:space="preserve"> </w:t>
+      </w:r>
+    </w:p>
+    <w:p>
+      <w:pPr>
+        <w:numPr>
+          <w:ilvl w:val="0"/>
+          <w:numId w:val="13"/>
+        </w:numPr>
+        <w:spacing w:before="100" w:beforeAutospacing="1" w:after="100" w:afterAutospacing="1" w:line="240" w:lineRule="auto"/>
+      </w:pPr>
+      <w:r>
+        <w:t xml:space="preserve">Dangerous if used without thinking </w:t>
+      </w:r>
+    </w:p>
+    <w:p>
+      <w:pPr>
+        <w:spacing w:after="0"/>
+      </w:pPr>
+      <w:r>
+        <w:pict>
+          <v:rect id="_x0000_i1046" style="width:0;height:1.5pt" o:hralign="center" o:hrstd="t" o:hr="t" fillcolor="#a0a0a0" stroked="f"/>
+        </w:pict>
+      </w:r>
+    </w:p>
+    <w:p>
+      <w:pPr>
+        <w:pStyle w:val="Heading1"/>
+        <w:rPr>
+          <w:rFonts w:ascii="Segoe UI Symbol" w:hAnsi="Segoe UI Symbol" w:cs="Segoe UI Symbol"/>
+        </w:rPr>
+      </w:pPr>
+      <w:r>
+        <w:rPr>
+          <w:rFonts w:ascii="Segoe UI Symbol" w:hAnsi="Segoe UI Symbol" w:cs="Segoe UI Symbol"/>
+          <w:highlight w:val="yellow"/>
+        </w:rPr>
+        <w:lastRenderedPageBreak/>
+        <w:t xml:space="preserve">🔥 2. </w:t>
+      </w:r>
+      <w:r>
+        <w:rPr>
+          <w:rFonts w:ascii="Segoe UI Symbol" w:hAnsi="Segoe UI Symbol" w:cs="Segoe UI Symbol"/>
+          <w:highlight w:val="yellow"/>
+        </w:rPr>
+        <w:t>ondelete="SET NULL"</w:t>
+      </w:r>
+    </w:p>
+    <w:p>
+      <w:pPr>
+        <w:pStyle w:val="Heading2"/>
+      </w:pPr>
+      <w:r>
+        <w:rPr>
+          <w:rFonts w:ascii="Segoe UI Symbol" w:hAnsi="Segoe UI Symbol" w:cs="Segoe UI Symbol"/>
+        </w:rPr>
+        <w:t>💡</w:t>
+      </w:r>
+      <w:r>
+        <w:t xml:space="preserve"> Core Idea</w:t>
+      </w:r>
+    </w:p>
+    <w:p>
+      <w:pPr>
+        <w:pStyle w:val="NormalWeb"/>
+      </w:pPr>
+      <w:r>
+        <w:t xml:space="preserve">When </w:t>
+      </w:r>
+      <w:r>
+        <w:rPr>
+          <w:rStyle w:val="Strong"/>
+        </w:rPr>
+        <w:t>parent is deleted → child remains but loses reference</w:t>
+      </w:r>
+    </w:p>
+    <w:p>
+      <w:r>
+        <w:pict>
+          <v:rect id="_x0000_i1047" style="width:0;height:1.5pt" o:hralign="center" o:hrstd="t" o:hr="t" fillcolor="#a0a0a0" stroked="f"/>
+        </w:pict>
+      </w:r>
+    </w:p>
+    <w:p>
+      <w:pPr>
+        <w:pStyle w:val="Heading2"/>
+      </w:pPr>
+      <w:r>
+        <w:t>🧠 Think Like This:</w:t>
+      </w:r>
+    </w:p>
+    <w:p>
+      <w:pPr>
+        <w:pStyle w:val="NormalWeb"/>
+      </w:pPr>
+      <w:r>
+        <w:t>"Child can live independently, but loses its parent"</w:t>
+      </w:r>
+    </w:p>
+    <w:p>
+      <w:r>
+        <w:pict>
+          <v:rect id="_x0000_i1048" style="width:0;height:1.5pt" o:hralign="center" o:hrstd="t" o:hr="t" fillcolor="#a0a0a0" stroked="f"/>
+        </w:pict>
+      </w:r>
+    </w:p>
+    <w:p>
+      <w:pPr>
+        <w:pStyle w:val="Heading2"/>
+      </w:pPr>
+      <w:r>
+        <w:rPr>
+          <w:rFonts w:ascii="Segoe UI Symbol" w:hAnsi="Segoe UI Symbol" w:cs="Segoe UI Symbol"/>
+        </w:rPr>
+        <w:t>📌</w:t>
+      </w:r>
+      <w:r>
+        <w:t xml:space="preserve"> Example</w:t>
+      </w:r>
+    </w:p>
+    <w:p>
+      <w:pPr>
+        <w:pStyle w:val="HTMLPreformatted"/>
+        <w:rPr>
+          <w:rStyle w:val="n"/>
+          <w:color w:val="FFFFFF" w:themeColor="background1"/>
+          <w:sz w:val="36"/>
+          <w:szCs w:val="36"/>
+          <w:highlight w:val="black"/>
+        </w:rPr>
+      </w:pPr>
+      <w:r>
+        <w:rPr>
+          <w:rStyle w:val="n"/>
+          <w:color w:val="FFFFFF" w:themeColor="background1"/>
+          <w:sz w:val="36"/>
+          <w:szCs w:val="36"/>
+          <w:highlight w:val="black"/>
+        </w:rPr>
+        <w:t>class</w:t>
+      </w:r>
+      <w:r>
+        <w:rPr>
+          <w:rStyle w:val="n"/>
+          <w:color w:val="FFFFFF" w:themeColor="background1"/>
+          <w:sz w:val="36"/>
+          <w:szCs w:val="36"/>
+          <w:highlight w:val="black"/>
+        </w:rPr>
+        <w:t xml:space="preserve"> Post(SQLModel, table</w:t>
+      </w:r>
+      <w:r>
+        <w:rPr>
+          <w:rStyle w:val="n"/>
+          <w:color w:val="FFFFFF" w:themeColor="background1"/>
+          <w:sz w:val="36"/>
+          <w:szCs w:val="36"/>
+          <w:highlight w:val="black"/>
+        </w:rPr>
+        <w:t>=</w:t>
+      </w:r>
+      <w:r>
+        <w:rPr>
+          <w:rStyle w:val="n"/>
+          <w:color w:val="FFFFFF" w:themeColor="background1"/>
+          <w:sz w:val="36"/>
+          <w:szCs w:val="36"/>
+          <w:highlight w:val="black"/>
+        </w:rPr>
+        <w:t>True):</w:t>
+      </w:r>
+      <w:r>
+        <w:rPr>
+          <w:rStyle w:val="n"/>
+          <w:color w:val="FFFFFF" w:themeColor="background1"/>
+          <w:sz w:val="36"/>
+          <w:szCs w:val="36"/>
+          <w:highlight w:val="black"/>
+        </w:rPr>
+        <w:br/>
+        <w:t xml:space="preserve">    user_id: Optional[int] </w:t>
+      </w:r>
+      <w:r>
+        <w:rPr>
+          <w:rStyle w:val="n"/>
+          <w:color w:val="FFFFFF" w:themeColor="background1"/>
+          <w:sz w:val="36"/>
+          <w:szCs w:val="36"/>
+          <w:highlight w:val="black"/>
+        </w:rPr>
+        <w:t>=</w:t>
+      </w:r>
+      <w:r>
+        <w:rPr>
+          <w:rStyle w:val="n"/>
+          <w:color w:val="FFFFFF" w:themeColor="background1"/>
+          <w:sz w:val="36"/>
+          <w:szCs w:val="36"/>
+          <w:highlight w:val="black"/>
+        </w:rPr>
+        <w:t xml:space="preserve"> Field(</w:t>
+      </w:r>
+      <w:r>
+        <w:rPr>
+          <w:rStyle w:val="n"/>
+          <w:color w:val="FFFFFF" w:themeColor="background1"/>
+          <w:sz w:val="36"/>
+          <w:szCs w:val="36"/>
+          <w:highlight w:val="black"/>
+        </w:rPr>
+        <w:br/>
+        <w:t xml:space="preserve">        foreign_key</w:t>
+      </w:r>
+      <w:r>
+        <w:rPr>
+          <w:rStyle w:val="n"/>
+          <w:color w:val="FFFFFF" w:themeColor="background1"/>
+          <w:sz w:val="36"/>
+          <w:szCs w:val="36"/>
+          <w:highlight w:val="black"/>
+        </w:rPr>
+        <w:t>=</w:t>
+      </w:r>
+      <w:r>
+        <w:rPr>
+          <w:rStyle w:val="n"/>
+          <w:color w:val="FFFFFF" w:themeColor="background1"/>
+          <w:sz w:val="36"/>
+          <w:szCs w:val="36"/>
+          <w:highlight w:val="black"/>
+        </w:rPr>
+        <w:t>"user.id",</w:t>
+      </w:r>
+      <w:r>
+        <w:rPr>
+          <w:rStyle w:val="n"/>
+          <w:color w:val="FFFFFF" w:themeColor="background1"/>
+          <w:sz w:val="36"/>
+          <w:szCs w:val="36"/>
+          <w:highlight w:val="black"/>
+        </w:rPr>
+        <w:br/>
+        <w:t xml:space="preserve">        ondelete</w:t>
+      </w:r>
+      <w:r>
+        <w:rPr>
+          <w:rStyle w:val="n"/>
+          <w:color w:val="FFFFFF" w:themeColor="background1"/>
+          <w:sz w:val="36"/>
+          <w:szCs w:val="36"/>
+          <w:highlight w:val="black"/>
+        </w:rPr>
+        <w:t>=</w:t>
+      </w:r>
+      <w:r>
+        <w:rPr>
+          <w:rStyle w:val="n"/>
+          <w:color w:val="FFFFFF" w:themeColor="background1"/>
+          <w:sz w:val="36"/>
+          <w:szCs w:val="36"/>
+          <w:highlight w:val="black"/>
+        </w:rPr>
+        <w:t>"SET NULL",</w:t>
+      </w:r>
+      <w:r>
+        <w:rPr>
+          <w:rStyle w:val="n"/>
+          <w:color w:val="FFFFFF" w:themeColor="background1"/>
+          <w:sz w:val="36"/>
+          <w:szCs w:val="36"/>
+          <w:highlight w:val="black"/>
+        </w:rPr>
+        <w:br/>
+        <w:t xml:space="preserve">        nullable</w:t>
+      </w:r>
+      <w:r>
+        <w:rPr>
+          <w:rStyle w:val="n"/>
+          <w:color w:val="FFFFFF" w:themeColor="background1"/>
+          <w:sz w:val="36"/>
+          <w:szCs w:val="36"/>
+          <w:highlight w:val="black"/>
+        </w:rPr>
+        <w:t>=</w:t>
+      </w:r>
+      <w:r>
+        <w:rPr>
+          <w:rStyle w:val="n"/>
+          <w:color w:val="FFFFFF" w:themeColor="background1"/>
+          <w:sz w:val="36"/>
+          <w:szCs w:val="36"/>
+          <w:highlight w:val="black"/>
+        </w:rPr>
+        <w:t>True</w:t>
+      </w:r>
+      <w:r>
+        <w:rPr>
+          <w:rStyle w:val="n"/>
+          <w:color w:val="FFFFFF" w:themeColor="background1"/>
+          <w:sz w:val="36"/>
+          <w:szCs w:val="36"/>
+          <w:highlight w:val="black"/>
+        </w:rPr>
+        <w:br/>
+        <w:t xml:space="preserve">    )</w:t>
+      </w:r>
+    </w:p>
+    <w:p>
+      <w:r>
+        <w:pict>
+          <v:rect id="_x0000_i1049" style="width:0;height:1.5pt" o:hralign="center" o:hrstd="t" o:hr="t" fillcolor="#a0a0a0" stroked="f"/>
+        </w:pict>
+      </w:r>
+    </w:p>
+    <w:p>
+      <w:pPr>
+        <w:pStyle w:val="Heading2"/>
+      </w:pPr>
+      <w:r>
+        <w:t>Scenario:</w:t>
+      </w:r>
+    </w:p>
+    <w:p>
+      <w:pPr>
+        <w:numPr>
+          <w:ilvl w:val="0"/>
+          <w:numId w:val="14"/>
+        </w:numPr>
+        <w:spacing w:before="100" w:beforeAutospacing="1" w:after="100" w:afterAutospacing="1" w:line="240" w:lineRule="auto"/>
+      </w:pPr>
+      <w:r>
+        <w:t xml:space="preserve">User (id=1) </w:t>
+      </w:r>
+    </w:p>
+    <w:p>
+      <w:pPr>
+        <w:numPr>
+          <w:ilvl w:val="0"/>
+          <w:numId w:val="14"/>
+        </w:numPr>
+        <w:spacing w:before="100" w:beforeAutospacing="1" w:after="100" w:afterAutospacing="1" w:line="240" w:lineRule="auto"/>
+      </w:pPr>
+      <w:r>
+        <w:t xml:space="preserve">Post (user_id=1) </w:t>
+      </w:r>
+    </w:p>
+    <w:p>
+      <w:pPr>
+        <w:pStyle w:val="Heading3"/>
+      </w:pPr>
+      <w:r>
+        <w:t>Action:</w:t>
+      </w:r>
+    </w:p>
+    <w:p>
+      <w:pPr>
+        <w:pStyle w:val="HTMLPreformatted"/>
+      </w:pPr>
+      <w:r>
+        <w:rPr>
+          <w:rStyle w:val="n"/>
+        </w:rPr>
+        <w:t>DELETE</w:t>
+      </w:r>
+      <w:r>
+        <w:t xml:space="preserve"> </w:t>
+      </w:r>
+      <w:r>
+        <w:rPr>
+          <w:rStyle w:val="n"/>
+        </w:rPr>
+        <w:t>FROM</w:t>
+      </w:r>
+      <w:r>
+        <w:t xml:space="preserve"> </w:t>
+      </w:r>
+      <w:r>
+        <w:rPr>
+          <w:rStyle w:val="n"/>
+        </w:rPr>
+        <w:t>user</w:t>
+      </w:r>
+      <w:r>
+        <w:t xml:space="preserve"> </w:t>
+      </w:r>
+      <w:r>
+        <w:rPr>
+          <w:rStyle w:val="n"/>
+        </w:rPr>
+        <w:t>WHERE</w:t>
+      </w:r>
+      <w:r>
+        <w:t xml:space="preserve"> id </w:t>
+      </w:r>
+      <w:r>
+        <w:rPr>
+          <w:rStyle w:val="n"/>
+        </w:rPr>
+        <w:t>=</w:t>
+      </w:r>
+      <w:r>
+        <w:t xml:space="preserve"> </w:t>
+      </w:r>
+      <w:r>
+        <w:rPr>
+          <w:rStyle w:val="q"/>
+        </w:rPr>
+        <w:t>1</w:t>
+      </w:r>
+      <w:r>
+        <w:t>;</w:t>
+      </w:r>
+    </w:p>
+    <w:p>
+      <w:pPr>
+        <w:pStyle w:val="Heading3"/>
+      </w:pPr>
+      <w:r>
+        <w:t>Result:</w:t>
+      </w:r>
+    </w:p>
+    <w:p>
+      <w:pPr>
+        <w:numPr>
+          <w:ilvl w:val="0"/>
+          <w:numId w:val="15"/>
+        </w:numPr>
+        <w:spacing w:before="100" w:beforeAutospacing="1" w:after="100" w:afterAutospacing="1" w:line="240" w:lineRule="auto"/>
+      </w:pPr>
+      <w:r>
+        <w:t xml:space="preserve">User </w:t>
+      </w:r>
+      <w:r>
+        <w:rPr>
+          <w:rFonts w:ascii="Segoe UI Symbol" w:hAnsi="Segoe UI Symbol" w:cs="Segoe UI Symbol"/>
+        </w:rPr>
+        <w:t>❌</w:t>
+      </w:r>
+      <w:r>
+        <w:t xml:space="preserve"> deleted </w:t>
+      </w:r>
+    </w:p>
+    <w:p>
+      <w:pPr>
+        <w:numPr>
+          <w:ilvl w:val="0"/>
+          <w:numId w:val="15"/>
+        </w:numPr>
+        <w:spacing w:before="100" w:beforeAutospacing="1" w:after="100" w:afterAutospacing="1" w:line="240" w:lineRule="auto"/>
+      </w:pPr>
+      <w:r>
+        <w:t xml:space="preserve">Post </w:t>
+      </w:r>
+      <w:r>
+        <w:rPr>
+          <w:rFonts w:ascii="Segoe UI Symbol" w:hAnsi="Segoe UI Symbol" w:cs="Segoe UI Symbol"/>
+        </w:rPr>
+        <w:t>✅</w:t>
+      </w:r>
+      <w:r>
+        <w:t xml:space="preserve"> remains </w:t>
+      </w:r>
+    </w:p>
+    <w:p>
+      <w:pPr>
+        <w:numPr>
+          <w:ilvl w:val="0"/>
+          <w:numId w:val="15"/>
+        </w:numPr>
+        <w:spacing w:before="100" w:beforeAutospacing="1" w:after="100" w:afterAutospacing="1" w:line="240" w:lineRule="auto"/>
+      </w:pPr>
+      <w:r>
+        <w:rPr>
+          <w:rStyle w:val="HTMLCode"/>
+          <w:rFonts w:eastAsiaTheme="minorHAnsi"/>
+        </w:rPr>
+        <w:t>user_id = NULL</w:t>
+      </w:r>
+      <w:r>
+        <w:t xml:space="preserve"> </w:t>
+      </w:r>
+    </w:p>
+    <w:p>
+      <w:pPr>
+        <w:spacing w:after="0"/>
+      </w:pPr>
+      <w:r>
+        <w:pict>
+          <v:rect id="_x0000_i1050" style="width:0;height:1.5pt" o:hralign="center" o:hrstd="t" o:hr="t" fillcolor="#a0a0a0" stroked="f"/>
+        </w:pict>
+      </w:r>
+    </w:p>
+    <w:p>
+      <w:pPr>
+        <w:pStyle w:val="Heading2"/>
+      </w:pPr>
+      <w:r>
+        <w:rPr>
+          <w:rFonts w:ascii="Segoe UI Symbol" w:hAnsi="Segoe UI Symbol" w:cs="Segoe UI Symbol"/>
+        </w:rPr>
+        <w:lastRenderedPageBreak/>
+        <w:t>⚙️</w:t>
+      </w:r>
+      <w:r>
+        <w:t xml:space="preserve"> Important Rule</w:t>
+      </w:r>
+    </w:p>
+    <w:p>
+      <w:pPr>
+        <w:pStyle w:val="NormalWeb"/>
+      </w:pPr>
+      <w:r>
+        <w:rPr>
+          <w:rFonts w:ascii="Segoe UI Symbol" w:hAnsi="Segoe UI Symbol" w:cs="Segoe UI Symbol"/>
+        </w:rPr>
+        <w:t>👉</w:t>
+      </w:r>
+      <w:r>
+        <w:t xml:space="preserve"> Column </w:t>
+      </w:r>
+      <w:r>
+        <w:rPr>
+          <w:rStyle w:val="Strong"/>
+        </w:rPr>
+        <w:t>must be nullable=True</w:t>
+      </w:r>
+    </w:p>
+    <w:p>
+      <w:pPr>
+        <w:pStyle w:val="NormalWeb"/>
+      </w:pPr>
+      <w:r>
+        <w:t>Otherwise:</w:t>
+      </w:r>
+      <w:r>
+        <w:br/>
+      </w:r>
+      <w:r>
+        <w:rPr>
+          <w:rFonts w:ascii="Segoe UI Symbol" w:hAnsi="Segoe UI Symbol" w:cs="Segoe UI Symbol"/>
+        </w:rPr>
+        <w:t>❌</w:t>
+      </w:r>
+      <w:r>
+        <w:t xml:space="preserve"> ERROR (cannot set NULL)</w:t>
+      </w:r>
+    </w:p>
+    <w:p>
+      <w:r>
+        <w:pict>
+          <v:rect id="_x0000_i1051" style="width:0;height:1.5pt" o:hralign="center" o:hrstd="t" o:hr="t" fillcolor="#a0a0a0" stroked="f"/>
+        </w:pict>
+      </w:r>
+    </w:p>
+    <w:p>
+      <w:pPr>
+        <w:pStyle w:val="Heading2"/>
+      </w:pPr>
+      <w:r>
+        <w:rPr>
+          <w:rFonts w:ascii="Segoe UI Symbol" w:hAnsi="Segoe UI Symbol" w:cs="Segoe UI Symbol"/>
+        </w:rPr>
+        <w:t>✅</w:t>
+      </w:r>
+      <w:r>
+        <w:t xml:space="preserve"> When to Use</w:t>
+      </w:r>
+    </w:p>
+    <w:p>
+      <w:pPr>
+        <w:numPr>
+          <w:ilvl w:val="0"/>
+          <w:numId w:val="16"/>
+        </w:numPr>
+        <w:spacing w:before="100" w:beforeAutospacing="1" w:after="100" w:afterAutospacing="1" w:line="240" w:lineRule="auto"/>
+      </w:pPr>
+      <w:r>
+        <w:t xml:space="preserve">Child data is still useful without parent </w:t>
+      </w:r>
+    </w:p>
+    <w:p>
+      <w:pPr>
+        <w:pStyle w:val="Heading3"/>
+      </w:pPr>
+      <w:r>
+        <w:t>Real-world:</w:t>
+      </w:r>
+    </w:p>
+    <w:p>
+      <w:pPr>
+        <w:numPr>
+          <w:ilvl w:val="0"/>
+          <w:numId w:val="17"/>
+        </w:numPr>
+        <w:spacing w:before="100" w:beforeAutospacing="1" w:after="100" w:afterAutospacing="1" w:line="240" w:lineRule="auto"/>
+      </w:pPr>
+      <w:r>
+        <w:t xml:space="preserve">Posts after user deletion </w:t>
+      </w:r>
+    </w:p>
+    <w:p>
+      <w:pPr>
+        <w:numPr>
+          <w:ilvl w:val="0"/>
+          <w:numId w:val="17"/>
+        </w:numPr>
+        <w:spacing w:before="100" w:beforeAutospacing="1" w:after="100" w:afterAutospacing="1" w:line="240" w:lineRule="auto"/>
+      </w:pPr>
+      <w:r>
+        <w:t xml:space="preserve">Comments after account removal </w:t>
+      </w:r>
+    </w:p>
+    <w:p>
+      <w:pPr>
+        <w:numPr>
+          <w:ilvl w:val="0"/>
+          <w:numId w:val="17"/>
+        </w:numPr>
+        <w:spacing w:before="100" w:beforeAutospacing="1" w:after="100" w:afterAutospacing="1" w:line="240" w:lineRule="auto"/>
+      </w:pPr>
+      <w:r>
+        <w:t xml:space="preserve">Logs / history </w:t>
+      </w:r>
+    </w:p>
+    <w:p>
+      <w:pPr>
+        <w:spacing w:after="0"/>
+      </w:pPr>
+      <w:r>
+        <w:pict>
+          <v:rect id="_x0000_i1052" style="width:0;height:1.5pt" o:hralign="center" o:hrstd="t" o:hr="t" fillcolor="#a0a0a0" stroked="f"/>
+        </w:pict>
+      </w:r>
+    </w:p>
+    <w:p>
+      <w:pPr>
+        <w:pStyle w:val="Heading2"/>
+      </w:pPr>
+      <w:r>
+        <w:rPr>
+          <w:rFonts w:ascii="Segoe UI Symbol" w:hAnsi="Segoe UI Symbol" w:cs="Segoe UI Symbol"/>
+        </w:rPr>
+        <w:t>⚠️</w:t>
+      </w:r>
+      <w:r>
+        <w:t xml:space="preserve"> Important</w:t>
+      </w:r>
+    </w:p>
+    <w:p>
+      <w:pPr>
+        <w:numPr>
+          <w:ilvl w:val="0"/>
+          <w:numId w:val="18"/>
+        </w:numPr>
+        <w:spacing w:before="100" w:beforeAutospacing="1" w:after="100" w:afterAutospacing="1" w:line="240" w:lineRule="auto"/>
+      </w:pPr>
+      <w:r>
+        <w:t xml:space="preserve">Creates </w:t>
+      </w:r>
+      <w:r>
+        <w:rPr>
+          <w:rStyle w:val="Strong"/>
+        </w:rPr>
+        <w:t>orphan records</w:t>
+      </w:r>
+      <w:r>
+        <w:t xml:space="preserve"> </w:t>
+      </w:r>
+    </w:p>
+    <w:p>
+      <w:pPr>
+        <w:numPr>
+          <w:ilvl w:val="0"/>
+          <w:numId w:val="18"/>
+        </w:numPr>
+        <w:spacing w:before="100" w:beforeAutospacing="1" w:after="100" w:afterAutospacing="1" w:line="240" w:lineRule="auto"/>
+      </w:pPr>
+      <w:r>
+        <w:t xml:space="preserve">You must handle them in UI/API </w:t>
+      </w:r>
+    </w:p>
+    <w:p>
+      <w:pPr>
+        <w:spacing w:after="0"/>
+      </w:pPr>
+      <w:r>
+        <w:pict>
+          <v:rect id="_x0000_i1053" style="width:0;height:1.5pt" o:hralign="center" o:hrstd="t" o:hr="t" fillcolor="#a0a0a0" stroked="f"/>
+        </w:pict>
+      </w:r>
+    </w:p>
+    <w:p>
+      <w:pPr>
+        <w:pStyle w:val="Heading1"/>
+        <w:rPr>
+          <w:rFonts w:ascii="Segoe UI Symbol" w:hAnsi="Segoe UI Symbol" w:cs="Segoe UI Symbol"/>
+          <w:highlight w:val="yellow"/>
+        </w:rPr>
+      </w:pPr>
+      <w:r>
+        <w:rPr>
+          <w:rFonts w:ascii="Segoe UI Symbol" w:hAnsi="Segoe UI Symbol" w:cs="Segoe UI Symbol"/>
+          <w:highlight w:val="yellow"/>
+        </w:rPr>
+        <w:t xml:space="preserve">🔥 3. </w:t>
+      </w:r>
+      <w:r>
+        <w:rPr>
+          <w:rFonts w:ascii="Segoe UI Symbol" w:hAnsi="Segoe UI Symbol" w:cs="Segoe UI Symbol"/>
+          <w:highlight w:val="yellow"/>
+        </w:rPr>
+        <w:t>ondelete="RESTRICT"</w:t>
+      </w:r>
+    </w:p>
+    <w:p>
+      <w:pPr>
+        <w:pStyle w:val="Heading2"/>
+      </w:pPr>
+      <w:r>
+        <w:rPr>
+          <w:rFonts w:ascii="Segoe UI Symbol" w:hAnsi="Segoe UI Symbol" w:cs="Segoe UI Symbol"/>
+        </w:rPr>
+        <w:t>💡</w:t>
+      </w:r>
+      <w:r>
+        <w:t xml:space="preserve"> Core Idea</w:t>
+      </w:r>
+    </w:p>
+    <w:p>
+      <w:pPr>
+        <w:pStyle w:val="NormalWeb"/>
+      </w:pPr>
+      <w:r>
+        <w:t xml:space="preserve">When </w:t>
+      </w:r>
+      <w:r>
+        <w:rPr>
+          <w:rStyle w:val="Strong"/>
+        </w:rPr>
+        <w:t>child exists → parent cannot be deleted</w:t>
+      </w:r>
+    </w:p>
+    <w:p>
+      <w:r>
+        <w:pict>
+          <v:rect id="_x0000_i1054" style="width:0;height:1.5pt" o:hralign="center" o:hrstd="t" o:hr="t" fillcolor="#a0a0a0" stroked="f"/>
+        </w:pict>
+      </w:r>
+    </w:p>
+    <w:p>
+      <w:pPr>
+        <w:pStyle w:val="Heading2"/>
+      </w:pPr>
+      <w:r>
+        <w:t>🧠 Think Like This:</w:t>
+      </w:r>
+    </w:p>
+    <w:p>
+      <w:pPr>
+        <w:pStyle w:val="NormalWeb"/>
+      </w:pPr>
+      <w:r>
+        <w:t>"You are NOT allowed to delete parent if children exist"</w:t>
+      </w:r>
+    </w:p>
+    <w:p>
+      <w:r>
+        <w:pict>
+          <v:rect id="_x0000_i1055" style="width:0;height:1.5pt" o:hralign="center" o:hrstd="t" o:hr="t" fillcolor="#a0a0a0" stroked="f"/>
+        </w:pict>
+      </w:r>
+    </w:p>
+    <w:p>
+      <w:pPr>
+        <w:pStyle w:val="Heading2"/>
+      </w:pPr>
+      <w:r>
+        <w:rPr>
+          <w:rFonts w:ascii="Segoe UI Symbol" w:hAnsi="Segoe UI Symbol" w:cs="Segoe UI Symbol"/>
+        </w:rPr>
+        <w:lastRenderedPageBreak/>
+        <w:t>📌</w:t>
+      </w:r>
+      <w:r>
+        <w:t xml:space="preserve"> Example</w:t>
+      </w:r>
+    </w:p>
+    <w:p>
+      <w:pPr>
+        <w:pStyle w:val="HTMLPreformatted"/>
+        <w:rPr>
+          <w:rStyle w:val="n"/>
+          <w:color w:val="FFFFFF" w:themeColor="background1"/>
+          <w:sz w:val="36"/>
+          <w:szCs w:val="36"/>
+          <w:highlight w:val="black"/>
+        </w:rPr>
+      </w:pPr>
+      <w:r>
+        <w:rPr>
+          <w:rStyle w:val="n"/>
+          <w:color w:val="FFFFFF" w:themeColor="background1"/>
+          <w:sz w:val="36"/>
+          <w:szCs w:val="36"/>
+          <w:highlight w:val="black"/>
+        </w:rPr>
+        <w:t xml:space="preserve">user_id: int </w:t>
+      </w:r>
+      <w:r>
+        <w:rPr>
+          <w:rStyle w:val="n"/>
+          <w:color w:val="FFFFFF" w:themeColor="background1"/>
+          <w:sz w:val="36"/>
+          <w:szCs w:val="36"/>
+          <w:highlight w:val="black"/>
+        </w:rPr>
+        <w:t>=</w:t>
+      </w:r>
+      <w:r>
+        <w:rPr>
+          <w:rStyle w:val="n"/>
+          <w:color w:val="FFFFFF" w:themeColor="background1"/>
+          <w:sz w:val="36"/>
+          <w:szCs w:val="36"/>
+          <w:highlight w:val="black"/>
+        </w:rPr>
+        <w:t xml:space="preserve"> Field(</w:t>
+      </w:r>
+      <w:r>
+        <w:rPr>
+          <w:rStyle w:val="n"/>
+          <w:color w:val="FFFFFF" w:themeColor="background1"/>
+          <w:sz w:val="36"/>
+          <w:szCs w:val="36"/>
+          <w:highlight w:val="black"/>
+        </w:rPr>
+        <w:br/>
+        <w:t xml:space="preserve">    foreign_key</w:t>
+      </w:r>
+      <w:r>
+        <w:rPr>
+          <w:rStyle w:val="n"/>
+          <w:color w:val="FFFFFF" w:themeColor="background1"/>
+          <w:sz w:val="36"/>
+          <w:szCs w:val="36"/>
+          <w:highlight w:val="black"/>
+        </w:rPr>
+        <w:t>=</w:t>
+      </w:r>
+      <w:r>
+        <w:rPr>
+          <w:rStyle w:val="n"/>
+          <w:color w:val="FFFFFF" w:themeColor="background1"/>
+          <w:sz w:val="36"/>
+          <w:szCs w:val="36"/>
+          <w:highlight w:val="black"/>
+        </w:rPr>
+        <w:t>"user.id",</w:t>
+      </w:r>
+      <w:r>
+        <w:rPr>
+          <w:rStyle w:val="n"/>
+          <w:color w:val="FFFFFF" w:themeColor="background1"/>
+          <w:sz w:val="36"/>
+          <w:szCs w:val="36"/>
+          <w:highlight w:val="black"/>
+        </w:rPr>
+        <w:br/>
+        <w:t xml:space="preserve">    </w:t>
+      </w:r>
+      <w:r>
+        <w:rPr>
+          <w:rStyle w:val="n"/>
+          <w:color w:val="FFFFFF" w:themeColor="background1"/>
+          <w:sz w:val="36"/>
+          <w:szCs w:val="36"/>
+          <w:highlight w:val="black"/>
+        </w:rPr>
+        <w:t>ondelete</w:t>
+      </w:r>
+      <w:r>
+        <w:rPr>
+          <w:rStyle w:val="n"/>
+          <w:color w:val="FFFFFF" w:themeColor="background1"/>
+          <w:sz w:val="36"/>
+          <w:szCs w:val="36"/>
+          <w:highlight w:val="black"/>
+        </w:rPr>
+        <w:t>=</w:t>
+      </w:r>
+      <w:r>
+        <w:rPr>
+          <w:rStyle w:val="n"/>
+          <w:color w:val="FFFFFF" w:themeColor="background1"/>
+          <w:sz w:val="36"/>
+          <w:szCs w:val="36"/>
+          <w:highlight w:val="black"/>
+        </w:rPr>
+        <w:t>"RESTRICT"</w:t>
+      </w:r>
+      <w:r>
+        <w:rPr>
+          <w:rStyle w:val="n"/>
+          <w:color w:val="FFFFFF" w:themeColor="background1"/>
+          <w:sz w:val="36"/>
+          <w:szCs w:val="36"/>
+          <w:highlight w:val="black"/>
+        </w:rPr>
+        <w:br/>
+        <w:t>)</w:t>
+      </w:r>
+    </w:p>
+    <w:p>
+      <w:r>
+        <w:pict>
+          <v:rect id="_x0000_i1056" style="width:0;height:1.5pt" o:hralign="center" o:hrstd="t" o:hr="t" fillcolor="#a0a0a0" stroked="f"/>
+        </w:pict>
+      </w:r>
+    </w:p>
+    <w:p>
+      <w:pPr>
+        <w:pStyle w:val="Heading2"/>
+      </w:pPr>
+      <w:r>
+        <w:t>Scenario:</w:t>
+      </w:r>
+    </w:p>
+    <w:p>
+      <w:pPr>
+        <w:numPr>
+          <w:ilvl w:val="0"/>
+          <w:numId w:val="19"/>
+        </w:numPr>
+        <w:spacing w:before="100" w:beforeAutospacing="1" w:after="100" w:afterAutospacing="1" w:line="240" w:lineRule="auto"/>
+      </w:pPr>
+      <w:r>
+        <w:t xml:space="preserve">User (id=1) </w:t>
+      </w:r>
+    </w:p>
+    <w:p>
+      <w:pPr>
+        <w:numPr>
+          <w:ilvl w:val="0"/>
+          <w:numId w:val="19"/>
+        </w:numPr>
+        <w:spacing w:before="100" w:beforeAutospacing="1" w:after="100" w:afterAutospacing="1" w:line="240" w:lineRule="auto"/>
+      </w:pPr>
+      <w:r>
+        <w:t xml:space="preserve">Profile (user_id=1) </w:t>
+      </w:r>
+    </w:p>
+    <w:p>
+      <w:pPr>
+        <w:pStyle w:val="Heading3"/>
+      </w:pPr>
+      <w:r>
+        <w:t>Action:</w:t>
+      </w:r>
+    </w:p>
+    <w:p>
+      <w:pPr>
+        <w:pStyle w:val="HTMLPreformatted"/>
+      </w:pPr>
+      <w:r>
+        <w:rPr>
+          <w:rStyle w:val="n"/>
+        </w:rPr>
+        <w:t>DELETE</w:t>
+      </w:r>
+      <w:r>
+        <w:t xml:space="preserve"> </w:t>
+      </w:r>
+      <w:r>
+        <w:rPr>
+          <w:rStyle w:val="n"/>
+        </w:rPr>
+        <w:t>FROM</w:t>
+      </w:r>
+      <w:r>
+        <w:t xml:space="preserve"> </w:t>
+      </w:r>
+      <w:r>
+        <w:rPr>
+          <w:rStyle w:val="n"/>
+        </w:rPr>
+        <w:t>user</w:t>
+      </w:r>
+      <w:r>
+        <w:t xml:space="preserve"> </w:t>
+      </w:r>
+      <w:r>
+        <w:rPr>
+          <w:rStyle w:val="n"/>
+        </w:rPr>
+        <w:t>WHERE</w:t>
+      </w:r>
+      <w:r>
+        <w:t xml:space="preserve"> id </w:t>
+      </w:r>
+      <w:r>
+        <w:rPr>
+          <w:rStyle w:val="n"/>
+        </w:rPr>
+        <w:t>=</w:t>
+      </w:r>
+      <w:r>
+        <w:t xml:space="preserve"> </w:t>
+      </w:r>
+      <w:r>
+        <w:rPr>
+          <w:rStyle w:val="q"/>
+        </w:rPr>
+        <w:t>1</w:t>
+      </w:r>
+      <w:r>
+        <w:t>;</w:t>
+      </w:r>
+    </w:p>
+    <w:p>
+      <w:pPr>
+        <w:pStyle w:val="Heading3"/>
+      </w:pPr>
+      <w:r>
+        <w:t>Result:</w:t>
+      </w:r>
+    </w:p>
+    <w:p>
+      <w:pPr>
+        <w:pStyle w:val="NormalWeb"/>
+      </w:pPr>
+      <w:r>
+        <w:rPr>
+          <w:rFonts w:ascii="Segoe UI Symbol" w:hAnsi="Segoe UI Symbol" w:cs="Segoe UI Symbol"/>
+        </w:rPr>
+        <w:t>❌</w:t>
+      </w:r>
+      <w:r>
+        <w:t xml:space="preserve"> ERROR — deletion blocked</w:t>
+      </w:r>
+    </w:p>
+    <w:p>
+      <w:r>
+        <w:pict>
+          <v:rect id="_x0000_i1057" style="width:0;height:1.5pt" o:hralign="center" o:hrstd="t" o:hr="t" fillcolor="#a0a0a0" stroked="f"/>
+        </w:pict>
+      </w:r>
+    </w:p>
+    <w:p>
+      <w:pPr>
+        <w:pStyle w:val="Heading2"/>
+      </w:pPr>
+      <w:r>
+        <w:rPr>
+          <w:rFonts w:ascii="Segoe UI Symbol" w:hAnsi="Segoe UI Symbol" w:cs="Segoe UI Symbol"/>
+        </w:rPr>
+        <w:t>⚙️</w:t>
+      </w:r>
+      <w:r>
+        <w:t xml:space="preserve"> Database Behavior</w:t>
+      </w:r>
+    </w:p>
+    <w:p>
+      <w:pPr>
+        <w:numPr>
+          <w:ilvl w:val="0"/>
+          <w:numId w:val="20"/>
+        </w:numPr>
+        <w:spacing w:before="100" w:beforeAutospacing="1" w:after="100" w:afterAutospacing="1" w:line="240" w:lineRule="auto"/>
+      </w:pPr>
+      <w:r>
+        <w:t xml:space="preserve">DB checks: </w:t>
+      </w:r>
+    </w:p>
+    <w:p>
+      <w:pPr>
+        <w:numPr>
+          <w:ilvl w:val="1"/>
+          <w:numId w:val="20"/>
+        </w:numPr>
+        <w:spacing w:before="100" w:beforeAutospacing="1" w:after="100" w:afterAutospacing="1" w:line="240" w:lineRule="auto"/>
+      </w:pPr>
+      <w:r>
+        <w:t xml:space="preserve">"Are there child rows?" </w:t>
+      </w:r>
+    </w:p>
+    <w:p>
+      <w:pPr>
+        <w:numPr>
+          <w:ilvl w:val="0"/>
+          <w:numId w:val="20"/>
+        </w:numPr>
+        <w:spacing w:before="100" w:beforeAutospacing="1" w:after="100" w:afterAutospacing="1" w:line="240" w:lineRule="auto"/>
+      </w:pPr>
+      <w:r>
+        <w:t xml:space="preserve">If YES → stop deletion </w:t>
+      </w:r>
+    </w:p>
+    <w:p>
+      <w:pPr>
+        <w:spacing w:after="0"/>
+      </w:pPr>
+      <w:r>
+        <w:pict>
+          <v:rect id="_x0000_i1058" style="width:0;height:1.5pt" o:hralign="center" o:hrstd="t" o:hr="t" fillcolor="#a0a0a0" stroked="f"/>
+        </w:pict>
+      </w:r>
+    </w:p>
+    <w:p>
+      <w:pPr>
+        <w:pStyle w:val="Heading2"/>
+      </w:pPr>
+      <w:r>
+        <w:rPr>
+          <w:rFonts w:ascii="Segoe UI Symbol" w:hAnsi="Segoe UI Symbol" w:cs="Segoe UI Symbol"/>
+        </w:rPr>
+        <w:t>✅</w:t>
+      </w:r>
+      <w:r>
+        <w:t xml:space="preserve"> When to Use</w:t>
+      </w:r>
+    </w:p>
+    <w:p>
+      <w:pPr>
+        <w:numPr>
+          <w:ilvl w:val="0"/>
+          <w:numId w:val="21"/>
+        </w:numPr>
+        <w:spacing w:before="100" w:beforeAutospacing="1" w:after="100" w:afterAutospacing="1" w:line="240" w:lineRule="auto"/>
+      </w:pPr>
+      <w:r>
+        <w:t xml:space="preserve">When data integrity is critical </w:t>
+      </w:r>
+    </w:p>
+    <w:p>
+      <w:pPr>
+        <w:pStyle w:val="Heading3"/>
+      </w:pPr>
+      <w:r>
+        <w:t>Real-world:</w:t>
+      </w:r>
+    </w:p>
+    <w:p>
+      <w:pPr>
+        <w:numPr>
+          <w:ilvl w:val="0"/>
+          <w:numId w:val="22"/>
+        </w:numPr>
+        <w:spacing w:before="100" w:beforeAutospacing="1" w:after="100" w:afterAutospacing="1" w:line="240" w:lineRule="auto"/>
+      </w:pPr>
+      <w:r>
+        <w:t xml:space="preserve">Bank account → Transactions </w:t>
+      </w:r>
+    </w:p>
+    <w:p>
+      <w:pPr>
+        <w:numPr>
+          <w:ilvl w:val="0"/>
+          <w:numId w:val="22"/>
+        </w:numPr>
+        <w:spacing w:before="100" w:beforeAutospacing="1" w:after="100" w:afterAutospacing="1" w:line="240" w:lineRule="auto"/>
+      </w:pPr>
+      <w:r>
+        <w:t xml:space="preserve">Product → Orders </w:t>
+      </w:r>
+    </w:p>
+    <w:p>
+      <w:pPr>
+        <w:numPr>
+          <w:ilvl w:val="0"/>
+          <w:numId w:val="22"/>
+        </w:numPr>
+        <w:spacing w:before="100" w:beforeAutospacing="1" w:after="100" w:afterAutospacing="1" w:line="240" w:lineRule="auto"/>
+      </w:pPr>
+      <w:r>
+        <w:t xml:space="preserve">User → Payments </w:t>
+      </w:r>
+    </w:p>
+    <w:p>
+      <w:pPr>
+        <w:pStyle w:val="NormalWeb"/>
+      </w:pPr>
+      <w:r>
+        <w:rPr>
+          <w:rFonts w:ascii="Segoe UI Symbol" w:hAnsi="Segoe UI Symbol" w:cs="Segoe UI Symbol"/>
+        </w:rPr>
+        <w:t>👉</w:t>
+      </w:r>
+      <w:r>
+        <w:t xml:space="preserve"> You </w:t>
+      </w:r>
+      <w:r>
+        <w:rPr>
+          <w:rStyle w:val="Strong"/>
+        </w:rPr>
+        <w:t>must not lose historical data</w:t>
+      </w:r>
+    </w:p>
+    <w:p>
+      <w:r>
+        <w:lastRenderedPageBreak/>
+        <w:pict>
+          <v:rect id="_x0000_i1059" style="width:0;height:1.5pt" o:hralign="center" o:hrstd="t" o:hr="t" fillcolor="#a0a0a0" stroked="f"/>
+        </w:pict>
+      </w:r>
+    </w:p>
+    <w:p>
+      <w:pPr>
+        <w:pStyle w:val="Heading2"/>
+      </w:pPr>
+      <w:r>
+        <w:rPr>
+          <w:rFonts w:ascii="Segoe UI Symbol" w:hAnsi="Segoe UI Symbol" w:cs="Segoe UI Symbol"/>
+        </w:rPr>
+        <w:t>⚠️</w:t>
+      </w:r>
+      <w:r>
+        <w:t xml:space="preserve"> Important</w:t>
+      </w:r>
+    </w:p>
+    <w:p>
+      <w:pPr>
+        <w:numPr>
+          <w:ilvl w:val="0"/>
+          <w:numId w:val="23"/>
+        </w:numPr>
+        <w:spacing w:before="100" w:beforeAutospacing="1" w:after="100" w:afterAutospacing="1" w:line="240" w:lineRule="auto"/>
+      </w:pPr>
+      <w:r>
+        <w:t xml:space="preserve">You must delete children manually first </w:t>
+      </w:r>
+    </w:p>
+    <w:p>
+      <w:pPr>
+        <w:numPr>
+          <w:ilvl w:val="0"/>
+          <w:numId w:val="23"/>
+        </w:numPr>
+        <w:spacing w:before="100" w:beforeAutospacing="1" w:after="100" w:afterAutospacing="1" w:line="240" w:lineRule="auto"/>
+      </w:pPr>
+      <w:r>
+        <w:t xml:space="preserve">Adds extra logic in backend </w:t>
+      </w:r>
+    </w:p>
+    <w:p>
+      <w:pPr>
+        <w:spacing w:after="0"/>
+      </w:pPr>
+      <w:r>
+        <w:pict>
+          <v:rect id="_x0000_i1060" style="width:0;height:1.5pt" o:hralign="center" o:hrstd="t" o:hr="t" fillcolor="#a0a0a0" stroked="f"/>
+        </w:pict>
+      </w:r>
+    </w:p>
+    <w:p>
+      <w:pPr>
+        <w:pStyle w:val="Heading1"/>
+        <w:rPr>
+          <w:rFonts w:ascii="Segoe UI Symbol" w:hAnsi="Segoe UI Symbol" w:cs="Segoe UI Symbol"/>
+          <w:highlight w:val="yellow"/>
+        </w:rPr>
+      </w:pPr>
+      <w:r>
+        <w:rPr>
+          <w:rFonts w:ascii="Segoe UI Symbol" w:hAnsi="Segoe UI Symbol" w:cs="Segoe UI Symbol"/>
+          <w:highlight w:val="yellow"/>
+        </w:rPr>
+        <w:t xml:space="preserve">🔥 4. </w:t>
+      </w:r>
+      <w:r>
+        <w:rPr>
+          <w:rFonts w:ascii="Segoe UI Symbol" w:hAnsi="Segoe UI Symbol" w:cs="Segoe UI Symbol"/>
+          <w:highlight w:val="yellow"/>
+        </w:rPr>
+        <w:t>cascade_delete=True</w:t>
+      </w:r>
+      <w:r>
+        <w:rPr>
+          <w:rFonts w:ascii="Segoe UI Symbol" w:hAnsi="Segoe UI Symbol" w:cs="Segoe UI Symbol"/>
+          <w:highlight w:val="yellow"/>
+        </w:rPr>
+        <w:t xml:space="preserve"> (ORM-Level Cascade)</w:t>
+      </w:r>
+    </w:p>
+    <w:p>
+      <w:pPr>
+        <w:pStyle w:val="Heading2"/>
+      </w:pPr>
+      <w:r>
+        <w:rPr>
+          <w:rFonts w:ascii="Segoe UI Symbol" w:hAnsi="Segoe UI Symbol" w:cs="Segoe UI Symbol"/>
+        </w:rPr>
+        <w:t>💡</w:t>
+      </w:r>
+      <w:r>
+        <w:t xml:space="preserve"> Core Idea</w:t>
+      </w:r>
+    </w:p>
+    <w:p>
+      <w:pPr>
+        <w:pStyle w:val="NormalWeb"/>
+      </w:pPr>
+      <w:r>
+        <w:t xml:space="preserve">When using </w:t>
+      </w:r>
+      <w:r>
+        <w:rPr>
+          <w:rStyle w:val="Strong"/>
+        </w:rPr>
+        <w:t>SQLModel / FastAPI session delete → related objects also deleted</w:t>
+      </w:r>
+    </w:p>
+    <w:p>
+      <w:r>
+        <w:pict>
+          <v:rect id="_x0000_i1061" style="width:0;height:1.5pt" o:hralign="center" o:hrstd="t" o:hr="t" fillcolor="#a0a0a0" stroked="f"/>
+        </w:pict>
+      </w:r>
+    </w:p>
+    <w:p>
+      <w:pPr>
+        <w:pStyle w:val="Heading2"/>
+      </w:pPr>
+      <w:r>
+        <w:t>🧠 Think Like This:</w:t>
+      </w:r>
+    </w:p>
+    <w:p>
+      <w:pPr>
+        <w:pStyle w:val="NormalWeb"/>
+      </w:pPr>
+      <w:r>
+        <w:t>"Python (ORM) handles deletion, not database"</w:t>
+      </w:r>
+    </w:p>
+    <w:p>
+      <w:r>
+        <w:pict>
+          <v:rect id="_x0000_i1062" style="width:0;height:1.5pt" o:hralign="center" o:hrstd="t" o:hr="t" fillcolor="#a0a0a0" stroked="f"/>
+        </w:pict>
+      </w:r>
+    </w:p>
+    <w:p>
+      <w:pPr>
+        <w:pStyle w:val="Heading2"/>
+      </w:pPr>
+      <w:r>
+        <w:rPr>
+          <w:rFonts w:ascii="Segoe UI Symbol" w:hAnsi="Segoe UI Symbol" w:cs="Segoe UI Symbol"/>
+        </w:rPr>
+        <w:t>📌</w:t>
+      </w:r>
+      <w:r>
+        <w:t xml:space="preserve"> Example</w:t>
+      </w:r>
+    </w:p>
+    <w:p>
+      <w:pPr>
+        <w:pStyle w:val="HTMLPreformatted"/>
+        <w:rPr>
+          <w:rStyle w:val="n"/>
+          <w:color w:val="FFFFFF" w:themeColor="background1"/>
+          <w:sz w:val="36"/>
+          <w:szCs w:val="36"/>
+          <w:highlight w:val="black"/>
+        </w:rPr>
+      </w:pPr>
+      <w:r>
+        <w:rPr>
+          <w:rStyle w:val="n"/>
+          <w:color w:val="FFFFFF" w:themeColor="background1"/>
+          <w:sz w:val="36"/>
+          <w:szCs w:val="36"/>
+          <w:highlight w:val="black"/>
+        </w:rPr>
+        <w:t xml:space="preserve">posts: List["Post"] </w:t>
+      </w:r>
+      <w:r>
+        <w:rPr>
+          <w:rStyle w:val="n"/>
+          <w:color w:val="FFFFFF" w:themeColor="background1"/>
+          <w:sz w:val="36"/>
+          <w:szCs w:val="36"/>
+          <w:highlight w:val="black"/>
+        </w:rPr>
+        <w:t>=</w:t>
+      </w:r>
+      <w:r>
+        <w:rPr>
+          <w:rStyle w:val="n"/>
+          <w:color w:val="FFFFFF" w:themeColor="background1"/>
+          <w:sz w:val="36"/>
+          <w:szCs w:val="36"/>
+          <w:highlight w:val="black"/>
+        </w:rPr>
+        <w:t xml:space="preserve"> Relationship(</w:t>
+      </w:r>
+      <w:r>
+        <w:rPr>
+          <w:rStyle w:val="n"/>
+          <w:color w:val="FFFFFF" w:themeColor="background1"/>
+          <w:sz w:val="36"/>
+          <w:szCs w:val="36"/>
+          <w:highlight w:val="black"/>
+        </w:rPr>
+        <w:br/>
+        <w:t xml:space="preserve">    back_populates</w:t>
+      </w:r>
+      <w:r>
+        <w:rPr>
+          <w:rStyle w:val="n"/>
+          <w:color w:val="FFFFFF" w:themeColor="background1"/>
+          <w:sz w:val="36"/>
+          <w:szCs w:val="36"/>
+          <w:highlight w:val="black"/>
+        </w:rPr>
+        <w:t>=</w:t>
+      </w:r>
+      <w:r>
+        <w:rPr>
+          <w:rStyle w:val="n"/>
+          <w:color w:val="FFFFFF" w:themeColor="background1"/>
+          <w:sz w:val="36"/>
+          <w:szCs w:val="36"/>
+          <w:highlight w:val="black"/>
+        </w:rPr>
+        <w:t>"user",</w:t>
+      </w:r>
+      <w:r>
+        <w:rPr>
+          <w:rStyle w:val="n"/>
+          <w:color w:val="FFFFFF" w:themeColor="background1"/>
+          <w:sz w:val="36"/>
+          <w:szCs w:val="36"/>
+          <w:highlight w:val="black"/>
+        </w:rPr>
+        <w:br/>
+        <w:t xml:space="preserve">    cascade_delete</w:t>
+      </w:r>
+      <w:r>
+        <w:rPr>
+          <w:rStyle w:val="n"/>
+          <w:color w:val="FFFFFF" w:themeColor="background1"/>
+          <w:sz w:val="36"/>
+          <w:szCs w:val="36"/>
+          <w:highlight w:val="black"/>
+        </w:rPr>
+        <w:t>=</w:t>
+      </w:r>
+      <w:r>
+        <w:rPr>
+          <w:rStyle w:val="n"/>
+          <w:color w:val="FFFFFF" w:themeColor="background1"/>
+          <w:sz w:val="36"/>
+          <w:szCs w:val="36"/>
+          <w:highlight w:val="black"/>
+        </w:rPr>
+        <w:t>True</w:t>
+      </w:r>
+      <w:r>
+        <w:rPr>
+          <w:rStyle w:val="n"/>
+          <w:color w:val="FFFFFF" w:themeColor="background1"/>
+          <w:sz w:val="36"/>
+          <w:szCs w:val="36"/>
+          <w:highlight w:val="black"/>
+        </w:rPr>
+        <w:br/>
+        <w:t>)</w:t>
+      </w:r>
+    </w:p>
+    <w:p>
+      <w:r>
+        <w:pict>
+          <v:rect id="_x0000_i1063" style="width:0;height:1.5pt" o:hralign="center" o:hrstd="t" o:hr="t" fillcolor="#a0a0a0" stroked="f"/>
+        </w:pict>
+      </w:r>
+    </w:p>
+    <w:p>
+      <w:pPr>
+        <w:pStyle w:val="Heading2"/>
+      </w:pPr>
+      <w:r>
+        <w:t>Scenario:</w:t>
+      </w:r>
+    </w:p>
+    <w:p>
+      <w:pPr>
+        <w:pStyle w:val="HTMLPreformatted"/>
+      </w:pPr>
+      <w:r>
+        <w:rPr>
+          <w:rStyle w:val="t"/>
+        </w:rPr>
+        <w:t>session</w:t>
+      </w:r>
+      <w:r>
+        <w:rPr>
+          <w:rStyle w:val="n"/>
+        </w:rPr>
+        <w:t>.</w:t>
+      </w:r>
+      <w:r>
+        <w:t>delete(</w:t>
+      </w:r>
+      <w:r>
+        <w:rPr>
+          <w:rStyle w:val="t"/>
+        </w:rPr>
+        <w:t>user</w:t>
+      </w:r>
+      <w:r>
+        <w:t>)</w:t>
+      </w:r>
+      <w:r>
+        <w:br/>
+      </w:r>
+      <w:r>
+        <w:rPr>
+          <w:rStyle w:val="t"/>
+        </w:rPr>
+        <w:t>session</w:t>
+      </w:r>
+      <w:r>
+        <w:rPr>
+          <w:rStyle w:val="n"/>
+        </w:rPr>
+        <w:t>.</w:t>
+      </w:r>
+      <w:r>
+        <w:t>commit()</w:t>
+      </w:r>
+    </w:p>
+    <w:p>
+      <w:pPr>
+        <w:pStyle w:val="Heading3"/>
+      </w:pPr>
+      <w:r>
+        <w:lastRenderedPageBreak/>
+        <w:t>Result:</w:t>
+      </w:r>
+    </w:p>
+    <w:p>
+      <w:pPr>
+        <w:numPr>
+          <w:ilvl w:val="0"/>
+          <w:numId w:val="24"/>
+        </w:numPr>
+        <w:spacing w:before="100" w:beforeAutospacing="1" w:after="100" w:afterAutospacing="1" w:line="240" w:lineRule="auto"/>
+      </w:pPr>
+      <w:r>
+        <w:t xml:space="preserve">User </w:t>
+      </w:r>
+      <w:r>
+        <w:rPr>
+          <w:rFonts w:ascii="Segoe UI Symbol" w:hAnsi="Segoe UI Symbol" w:cs="Segoe UI Symbol"/>
+        </w:rPr>
+        <w:t>❌</w:t>
+      </w:r>
+      <w:r>
+        <w:t xml:space="preserve"> deleted </w:t>
+      </w:r>
+    </w:p>
+    <w:p>
+      <w:pPr>
+        <w:numPr>
+          <w:ilvl w:val="0"/>
+          <w:numId w:val="24"/>
+        </w:numPr>
+        <w:spacing w:before="100" w:beforeAutospacing="1" w:after="100" w:afterAutospacing="1" w:line="240" w:lineRule="auto"/>
+      </w:pPr>
+      <w:r>
+        <w:t xml:space="preserve">Posts </w:t>
+      </w:r>
+      <w:r>
+        <w:rPr>
+          <w:rFonts w:ascii="Segoe UI Symbol" w:hAnsi="Segoe UI Symbol" w:cs="Segoe UI Symbol"/>
+        </w:rPr>
+        <w:t>❌</w:t>
+      </w:r>
+      <w:r>
+        <w:t xml:space="preserve"> deleted (by ORM) </w:t>
+      </w:r>
+    </w:p>
+    <w:p>
+      <w:pPr>
+        <w:spacing w:after="0"/>
+      </w:pPr>
+      <w:r>
+        <w:pict>
+          <v:rect id="_x0000_i1064" style="width:0;height:1.5pt" o:hralign="center" o:hrstd="t" o:hr="t" fillcolor="#a0a0a0" stroked="f"/>
+        </w:pict>
+      </w:r>
+    </w:p>
+    <w:p>
+      <w:pPr>
+        <w:pStyle w:val="Heading2"/>
+      </w:pPr>
+      <w:r>
+        <w:rPr>
+          <w:rFonts w:ascii="Segoe UI Symbol" w:hAnsi="Segoe UI Symbol" w:cs="Segoe UI Symbol"/>
+        </w:rPr>
+        <w:t>⚙️</w:t>
+      </w:r>
+      <w:r>
+        <w:t xml:space="preserve"> Important Difference</w:t>
+      </w:r>
+    </w:p>
+    <w:tbl>
+      <w:tblPr>
+        <w:tblW w:w="0" w:type="auto"/>
+        <w:tblCellSpacing w:w="15" w:type="dxa"/>
+        <w:tblCellMar>
+          <w:top w:w="15" w:type="dxa"/>
+          <w:left w:w="15" w:type="dxa"/>
+          <w:bottom w:w="15" w:type="dxa"/>
+          <w:right w:w="15" w:type="dxa"/>
+        </w:tblCellMar>
+        <w:tblLook w:val="04A0" w:firstRow="1" w:lastRow="0" w:firstColumn="1" w:lastColumn="0" w:noHBand="0" w:noVBand="1"/>
+      </w:tblPr>
+      <w:tblGrid>
+        <w:gridCol w:w="1461"/>
+        <w:gridCol w:w="1815"/>
+      </w:tblGrid>
+      <w:tr>
+        <w:trPr>
+          <w:tblHeader/>
+          <w:tblCellSpacing w:w="15" w:type="dxa"/>
+        </w:trPr>
+        <w:tc>
+          <w:tcPr>
+            <w:tcW w:w="0" w:type="auto"/>
+            <w:vAlign w:val="center"/>
+            <w:hideMark/>
+          </w:tcPr>
+          <w:p>
+            <w:pPr>
+              <w:jc w:val="center"/>
+              <w:rPr>
+                <w:b/>
+                <w:bCs/>
+              </w:rPr>
+            </w:pPr>
+            <w:r>
+              <w:rPr>
+                <w:b/>
+                <w:bCs/>
+              </w:rPr>
+              <w:t>Type</w:t>
+            </w:r>
+          </w:p>
+        </w:tc>
+        <w:tc>
+          <w:tcPr>
+            <w:tcW w:w="0" w:type="auto"/>
+            <w:vAlign w:val="center"/>
+            <w:hideMark/>
+          </w:tcPr>
+          <w:p>
+            <w:pPr>
+              <w:jc w:val="center"/>
+              <w:rPr>
+                <w:b/>
+                <w:bCs/>
+              </w:rPr>
+            </w:pPr>
+            <w:r>
+              <w:rPr>
+                <w:b/>
+                <w:bCs/>
+              </w:rPr>
+              <w:t>Who Handles</w:t>
+            </w:r>
+          </w:p>
+        </w:tc>
+      </w:tr>
+      <w:tr>
+        <w:trPr>
+          <w:tblCellSpacing w:w="15" w:type="dxa"/>
+        </w:trPr>
+        <w:tc>
+          <w:tcPr>
+            <w:tcW w:w="0" w:type="auto"/>
+            <w:vAlign w:val="center"/>
+            <w:hideMark/>
+          </w:tcPr>
+          <w:p>
+            <w:r>
+              <w:t>ondelete</w:t>
+            </w:r>
+          </w:p>
+        </w:tc>
+        <w:tc>
+          <w:tcPr>
+            <w:tcW w:w="0" w:type="auto"/>
+            <w:vAlign w:val="center"/>
+            <w:hideMark/>
+          </w:tcPr>
+          <w:p>
+            <w:r>
+              <w:t>Database</w:t>
+            </w:r>
+          </w:p>
+        </w:tc>
+      </w:tr>
+      <w:tr>
+        <w:trPr>
+          <w:tblCellSpacing w:w="15" w:type="dxa"/>
+        </w:trPr>
+        <w:tc>
+          <w:tcPr>
+            <w:tcW w:w="0" w:type="auto"/>
+            <w:vAlign w:val="center"/>
+            <w:hideMark/>
+          </w:tcPr>
+          <w:p>
+            <w:r>
+              <w:t>cascade_delete</w:t>
+            </w:r>
+          </w:p>
+        </w:tc>
+        <w:tc>
+          <w:tcPr>
+            <w:tcW w:w="0" w:type="auto"/>
+            <w:vAlign w:val="center"/>
+            <w:hideMark/>
+          </w:tcPr>
+          <w:p>
+            <w:r>
+              <w:t>SQLModel / Python</w:t>
+            </w:r>
+          </w:p>
+        </w:tc>
+      </w:tr>
+    </w:tbl>
+    <w:p>
+      <w:r>
+        <w:pict>
+          <v:rect id="_x0000_i1065" style="width:0;height:1.5pt" o:hralign="center" o:hrstd="t" o:hr="t" fillcolor="#a0a0a0" stroked="f"/>
+        </w:pict>
+      </w:r>
+    </w:p>
+    <w:p>
+      <w:pPr>
+        <w:pStyle w:val="Heading2"/>
+      </w:pPr>
+      <w:r>
+        <w:rPr>
+          <w:rFonts w:ascii="Segoe UI Symbol" w:hAnsi="Segoe UI Symbol" w:cs="Segoe UI Symbol"/>
+        </w:rPr>
+        <w:t>⚠️</w:t>
+      </w:r>
+      <w:r>
+        <w:t xml:space="preserve"> VERY IMPORTANT</w:t>
+      </w:r>
+    </w:p>
+    <w:p>
+      <w:pPr>
+        <w:pStyle w:val="NormalWeb"/>
+      </w:pPr>
+      <w:r>
+        <w:rPr>
+          <w:rFonts w:ascii="Segoe UI Symbol" w:hAnsi="Segoe UI Symbol" w:cs="Segoe UI Symbol"/>
+        </w:rPr>
+        <w:t>👉</w:t>
+      </w:r>
+      <w:r>
+        <w:t xml:space="preserve"> </w:t>
+      </w:r>
+      <w:r>
+        <w:rPr>
+          <w:rStyle w:val="HTMLCode"/>
+        </w:rPr>
+        <w:t>cascade_delete=True</w:t>
+      </w:r>
+      <w:r>
+        <w:t xml:space="preserve"> works ONLY when:</w:t>
+      </w:r>
+    </w:p>
+    <w:p>
+      <w:pPr>
+        <w:numPr>
+          <w:ilvl w:val="0"/>
+          <w:numId w:val="25"/>
+        </w:numPr>
+        <w:spacing w:before="100" w:beforeAutospacing="1" w:after="100" w:afterAutospacing="1" w:line="240" w:lineRule="auto"/>
+      </w:pPr>
+      <w:r>
+        <w:t>You delete via ORM (</w:t>
+      </w:r>
+      <w:r>
+        <w:rPr>
+          <w:rStyle w:val="HTMLCode"/>
+          <w:rFonts w:eastAsiaTheme="minorHAnsi"/>
+        </w:rPr>
+        <w:t>session.delete()</w:t>
+      </w:r>
+      <w:r>
+        <w:t xml:space="preserve">) </w:t>
+      </w:r>
+    </w:p>
+    <w:p>
+      <w:pPr>
+        <w:pStyle w:val="NormalWeb"/>
+      </w:pPr>
+      <w:r>
+        <w:rPr>
+          <w:rFonts w:ascii="Segoe UI Symbol" w:hAnsi="Segoe UI Symbol" w:cs="Segoe UI Symbol"/>
+        </w:rPr>
+        <w:t>❌</w:t>
+      </w:r>
+      <w:r>
+        <w:t xml:space="preserve"> If you run raw SQL:</w:t>
+      </w:r>
+    </w:p>
+    <w:p>
+      <w:pPr>
+        <w:pStyle w:val="HTMLPreformatted"/>
+      </w:pPr>
+      <w:r>
+        <w:rPr>
+          <w:rStyle w:val="n"/>
+        </w:rPr>
+        <w:t>DELETE</w:t>
+      </w:r>
+      <w:r>
+        <w:t xml:space="preserve"> </w:t>
+      </w:r>
+      <w:r>
+        <w:rPr>
+          <w:rStyle w:val="n"/>
+        </w:rPr>
+        <w:t>FROM</w:t>
+      </w:r>
+      <w:r>
+        <w:t xml:space="preserve"> </w:t>
+      </w:r>
+      <w:r>
+        <w:rPr>
+          <w:rStyle w:val="n"/>
+        </w:rPr>
+        <w:t>user</w:t>
+      </w:r>
+      <w:r>
+        <w:t>;</w:t>
+      </w:r>
+    </w:p>
+    <w:p>
+      <w:pPr>
+        <w:pStyle w:val="NormalWeb"/>
+      </w:pPr>
+      <w:r>
+        <w:rPr>
+          <w:rFonts w:ascii="Segoe UI Symbol" w:hAnsi="Segoe UI Symbol" w:cs="Segoe UI Symbol"/>
+        </w:rPr>
+        <w:t>👉</w:t>
+      </w:r>
+      <w:r>
+        <w:t xml:space="preserve"> ORM cascade will NOT run</w:t>
+      </w:r>
+    </w:p>
+    <w:p>
+      <w:r>
+        <w:pict>
+          <v:rect id="_x0000_i1066" style="width:0;height:1.5pt" o:hralign="center" o:hrstd="t" o:hr="t" fillcolor="#a0a0a0" stroked="f"/>
+        </w:pict>
+      </w:r>
+    </w:p>
+    <w:p>
+      <w:pPr>
+        <w:pStyle w:val="Heading1"/>
+        <w:rPr>
+          <w:rFonts w:ascii="Segoe UI Symbol" w:hAnsi="Segoe UI Symbol" w:cs="Segoe UI Symbol"/>
+          <w:highlight w:val="yellow"/>
+        </w:rPr>
+      </w:pPr>
+      <w:r>
+        <w:rPr>
+          <w:rFonts w:ascii="Segoe UI Symbol" w:hAnsi="Segoe UI Symbol" w:cs="Segoe UI Symbol"/>
+          <w:highlight w:val="yellow"/>
+        </w:rPr>
+        <w:t>🧠 FINAL COMPARISON (VERY IMPORTANT)</w:t>
+      </w:r>
+    </w:p>
+    <w:tbl>
+      <w:tblPr>
+        <w:tblW w:w="0" w:type="auto"/>
+        <w:tblCellSpacing w:w="15" w:type="dxa"/>
+        <w:tblBorders>
+          <w:top w:val="single" w:sz="4" w:space="0" w:color="auto"/>
+          <w:left w:val="single" w:sz="4" w:space="0" w:color="auto"/>
+          <w:bottom w:val="single" w:sz="4" w:space="0" w:color="auto"/>
+          <w:right w:val="single" w:sz="4" w:space="0" w:color="auto"/>
+          <w:insideH w:val="single" w:sz="4" w:space="0" w:color="auto"/>
+          <w:insideV w:val="single" w:sz="4" w:space="0" w:color="auto"/>
+        </w:tblBorders>
+        <w:tblCellMar>
+          <w:top w:w="15" w:type="dxa"/>
+          <w:left w:w="15" w:type="dxa"/>
+          <w:bottom w:w="15" w:type="dxa"/>
+          <w:right w:w="15" w:type="dxa"/>
+        </w:tblCellMar>
+        <w:tblLook w:val="04A0" w:firstRow="1" w:lastRow="0" w:firstColumn="1" w:lastColumn="0" w:noHBand="0" w:noVBand="1"/>
+      </w:tblPr>
+      <w:tblGrid>
+        <w:gridCol w:w="1421"/>
+        <w:gridCol w:w="930"/>
+        <w:gridCol w:w="925"/>
+        <w:gridCol w:w="932"/>
+        <w:gridCol w:w="1504"/>
+      </w:tblGrid>
+      <w:tr>
+        <w:trPr>
+          <w:tblHeader/>
+          <w:tblCellSpacing w:w="15" w:type="dxa"/>
+        </w:trPr>
+        <w:tc>
+          <w:tcPr>
+            <w:tcW w:w="0" w:type="auto"/>
+            <w:vAlign w:val="center"/>
+            <w:hideMark/>
+          </w:tcPr>
+          <w:p>
+            <w:pPr>
+              <w:jc w:val="center"/>
+              <w:rPr>
+                <w:b/>
+                <w:bCs/>
+              </w:rPr>
+            </w:pPr>
+            <w:r>
+              <w:rPr>
+                <w:b/>
+                <w:bCs/>
+              </w:rPr>
+              <w:t>Feature</w:t>
+            </w:r>
+          </w:p>
+        </w:tc>
+        <w:tc>
+          <w:tcPr>
+            <w:tcW w:w="0" w:type="auto"/>
+            <w:vAlign w:val="center"/>
+            <w:hideMark/>
+          </w:tcPr>
+          <w:p>
+            <w:pPr>
+              <w:jc w:val="center"/>
+              <w:rPr>
+                <w:b/>
+                <w:bCs/>
+              </w:rPr>
+            </w:pPr>
+            <w:r>
+              <w:rPr>
+                <w:b/>
+                <w:bCs/>
+              </w:rPr>
+              <w:t>CASCADE</w:t>
+            </w:r>
+          </w:p>
+        </w:tc>
+        <w:tc>
+          <w:tcPr>
+            <w:tcW w:w="0" w:type="auto"/>
+            <w:vAlign w:val="center"/>
+            <w:hideMark/>
+          </w:tcPr>
+          <w:p>
+            <w:pPr>
+              <w:jc w:val="center"/>
+              <w:rPr>
+                <w:b/>
+                <w:bCs/>
+              </w:rPr>
+            </w:pPr>
+            <w:r>
+              <w:rPr>
+                <w:b/>
+                <w:bCs/>
+              </w:rPr>
+              <w:t>SET NULL</w:t>
+            </w:r>
+          </w:p>
+        </w:tc>
+        <w:tc>
+          <w:tcPr>
+            <w:tcW w:w="0" w:type="auto"/>
+            <w:vAlign w:val="center"/>
+            <w:hideMark/>
+          </w:tcPr>
+          <w:p>
+            <w:pPr>
+              <w:jc w:val="center"/>
+              <w:rPr>
+                <w:b/>
+                <w:bCs/>
+              </w:rPr>
+            </w:pPr>
+            <w:r>
+              <w:rPr>
+                <w:b/>
+                <w:bCs/>
+              </w:rPr>
+              <w:t>RESTRICT</w:t>
+            </w:r>
+          </w:p>
+        </w:tc>
+        <w:tc>
+          <w:tcPr>
+            <w:tcW w:w="0" w:type="auto"/>
+            <w:vAlign w:val="center"/>
+            <w:hideMark/>
+          </w:tcPr>
+          <w:p>
+            <w:pPr>
+              <w:jc w:val="center"/>
+              <w:rPr>
+                <w:b/>
+                <w:bCs/>
+              </w:rPr>
+            </w:pPr>
+            <w:r>
+              <w:rPr>
+                <w:b/>
+                <w:bCs/>
+              </w:rPr>
+              <w:t>cascade_delete</w:t>
+            </w:r>
+          </w:p>
+        </w:tc>
+      </w:tr>
+      <w:tr>
+        <w:trPr>
+          <w:tblCellSpacing w:w="15" w:type="dxa"/>
+        </w:trPr>
+        <w:tc>
+          <w:tcPr>
+            <w:tcW w:w="0" w:type="auto"/>
+            <w:vAlign w:val="center"/>
+            <w:hideMark/>
+          </w:tcPr>
+          <w:p>
+            <w:r>
+              <w:t>Deletes child</w:t>
+            </w:r>
+          </w:p>
+        </w:tc>
+        <w:tc>
+          <w:tcPr>
+            <w:tcW w:w="0" w:type="auto"/>
+            <w:vAlign w:val="center"/>
+            <w:hideMark/>
+          </w:tcPr>
+          <w:p>
+            <w:r>
+              <w:rPr>
+                <w:rFonts w:ascii="Segoe UI Symbol" w:hAnsi="Segoe UI Symbol" w:cs="Segoe UI Symbol"/>
+              </w:rPr>
+              <w:t>✅</w:t>
+            </w:r>
+            <w:r>
+              <w:t xml:space="preserve"> Yes</w:t>
+            </w:r>
+          </w:p>
+        </w:tc>
+        <w:tc>
+          <w:tcPr>
+            <w:tcW w:w="0" w:type="auto"/>
+            <w:vAlign w:val="center"/>
+            <w:hideMark/>
+          </w:tcPr>
+          <w:p>
+            <w:r>
+              <w:rPr>
+                <w:rFonts w:ascii="Segoe UI Symbol" w:hAnsi="Segoe UI Symbol" w:cs="Segoe UI Symbol"/>
+              </w:rPr>
+              <w:t>❌</w:t>
+            </w:r>
+            <w:r>
+              <w:t xml:space="preserve"> No</w:t>
+            </w:r>
+          </w:p>
+        </w:tc>
+        <w:tc>
+          <w:tcPr>
+            <w:tcW w:w="0" w:type="auto"/>
+            <w:vAlign w:val="center"/>
+            <w:hideMark/>
+          </w:tcPr>
+          <w:p>
+            <w:r>
+              <w:rPr>
+                <w:rFonts w:ascii="Segoe UI Symbol" w:hAnsi="Segoe UI Symbol" w:cs="Segoe UI Symbol"/>
+              </w:rPr>
+              <w:t>❌</w:t>
+            </w:r>
+            <w:r>
+              <w:t xml:space="preserve"> No</w:t>
+            </w:r>
+          </w:p>
+        </w:tc>
+        <w:tc>
+          <w:tcPr>
+            <w:tcW w:w="0" w:type="auto"/>
+            <w:vAlign w:val="center"/>
+            <w:hideMark/>
+          </w:tcPr>
+          <w:p>
+            <w:r>
+              <w:rPr>
+                <w:rFonts w:ascii="Segoe UI Symbol" w:hAnsi="Segoe UI Symbol" w:cs="Segoe UI Symbol"/>
+              </w:rPr>
+              <w:t>✅</w:t>
+            </w:r>
+            <w:r>
+              <w:t xml:space="preserve"> Yes</w:t>
+            </w:r>
+          </w:p>
+        </w:tc>
+      </w:tr>
+      <w:tr>
+        <w:trPr>
+          <w:tblCellSpacing w:w="15" w:type="dxa"/>
+        </w:trPr>
+        <w:tc>
+          <w:tcPr>
+            <w:tcW w:w="0" w:type="auto"/>
+            <w:vAlign w:val="center"/>
+            <w:hideMark/>
+          </w:tcPr>
+          <w:p>
+            <w:r>
+              <w:t>Keeps child</w:t>
+            </w:r>
+          </w:p>
+        </w:tc>
+        <w:tc>
+          <w:tcPr>
+            <w:tcW w:w="0" w:type="auto"/>
+            <w:vAlign w:val="center"/>
+            <w:hideMark/>
+          </w:tcPr>
+          <w:p>
+            <w:r>
+              <w:rPr>
+                <w:rFonts w:ascii="Segoe UI Symbol" w:hAnsi="Segoe UI Symbol" w:cs="Segoe UI Symbol"/>
+              </w:rPr>
+              <w:t>❌</w:t>
+            </w:r>
+            <w:r>
+              <w:t xml:space="preserve"> No</w:t>
+            </w:r>
+          </w:p>
+        </w:tc>
+        <w:tc>
+          <w:tcPr>
+            <w:tcW w:w="0" w:type="auto"/>
+            <w:vAlign w:val="center"/>
+            <w:hideMark/>
+          </w:tcPr>
+          <w:p>
+            <w:r>
+              <w:rPr>
+                <w:rFonts w:ascii="Segoe UI Symbol" w:hAnsi="Segoe UI Symbol" w:cs="Segoe UI Symbol"/>
+              </w:rPr>
+              <w:t>✅</w:t>
+            </w:r>
+            <w:r>
+              <w:t xml:space="preserve"> Yes</w:t>
+            </w:r>
+          </w:p>
+        </w:tc>
+        <w:tc>
+          <w:tcPr>
+            <w:tcW w:w="0" w:type="auto"/>
+            <w:vAlign w:val="center"/>
+            <w:hideMark/>
+          </w:tcPr>
+          <w:p>
+            <w:r>
+              <w:rPr>
+                <w:rFonts w:ascii="Segoe UI Symbol" w:hAnsi="Segoe UI Symbol" w:cs="Segoe UI Symbol"/>
+              </w:rPr>
+              <w:t>✅</w:t>
+            </w:r>
+            <w:r>
+              <w:t xml:space="preserve"> Yes</w:t>
+            </w:r>
+          </w:p>
+        </w:tc>
+        <w:tc>
+          <w:tcPr>
+            <w:tcW w:w="0" w:type="auto"/>
+            <w:vAlign w:val="center"/>
+            <w:hideMark/>
+          </w:tcPr>
+          <w:p>
+            <w:r>
+              <w:rPr>
+                <w:rFonts w:ascii="Segoe UI Symbol" w:hAnsi="Segoe UI Symbol" w:cs="Segoe UI Symbol"/>
+              </w:rPr>
+              <w:t>❌</w:t>
+            </w:r>
+            <w:r>
+              <w:t xml:space="preserve"> No</w:t>
+            </w:r>
+          </w:p>
+        </w:tc>
+      </w:tr>
+      <w:tr>
+        <w:trPr>
+          <w:tblCellSpacing w:w="15" w:type="dxa"/>
+        </w:trPr>
+        <w:tc>
+          <w:tcPr>
+            <w:tcW w:w="0" w:type="auto"/>
+            <w:vAlign w:val="center"/>
+            <w:hideMark/>
+          </w:tcPr>
+          <w:p>
+            <w:r>
+              <w:t>Prevent delete</w:t>
+            </w:r>
+          </w:p>
+        </w:tc>
+        <w:tc>
+          <w:tcPr>
+            <w:tcW w:w="0" w:type="auto"/>
+            <w:vAlign w:val="center"/>
+            <w:hideMark/>
+          </w:tcPr>
+          <w:p>
+            <w:r>
+              <w:rPr>
+                <w:rFonts w:ascii="Segoe UI Symbol" w:hAnsi="Segoe UI Symbol" w:cs="Segoe UI Symbol"/>
+              </w:rPr>
+              <w:t>❌</w:t>
+            </w:r>
+            <w:r>
+              <w:t xml:space="preserve"> No</w:t>
+            </w:r>
+          </w:p>
+        </w:tc>
+        <w:tc>
+          <w:tcPr>
+            <w:tcW w:w="0" w:type="auto"/>
+            <w:vAlign w:val="center"/>
+            <w:hideMark/>
+          </w:tcPr>
+          <w:p>
+            <w:r>
+              <w:rPr>
+                <w:rFonts w:ascii="Segoe UI Symbol" w:hAnsi="Segoe UI Symbol" w:cs="Segoe UI Symbol"/>
+              </w:rPr>
+              <w:t>❌</w:t>
+            </w:r>
+            <w:r>
+              <w:t xml:space="preserve"> No</w:t>
+            </w:r>
+          </w:p>
+        </w:tc>
+        <w:tc>
+          <w:tcPr>
+            <w:tcW w:w="0" w:type="auto"/>
+            <w:vAlign w:val="center"/>
+            <w:hideMark/>
+          </w:tcPr>
+          <w:p>
+            <w:r>
+              <w:rPr>
+                <w:rFonts w:ascii="Segoe UI Symbol" w:hAnsi="Segoe UI Symbol" w:cs="Segoe UI Symbol"/>
+              </w:rPr>
+              <w:t>✅</w:t>
+            </w:r>
+            <w:r>
+              <w:t xml:space="preserve"> Yes</w:t>
+            </w:r>
+          </w:p>
+        </w:tc>
+        <w:tc>
+          <w:tcPr>
+            <w:tcW w:w="0" w:type="auto"/>
+            <w:vAlign w:val="center"/>
+            <w:hideMark/>
+          </w:tcPr>
+          <w:p>
+            <w:r>
+              <w:rPr>
+                <w:rFonts w:ascii="Segoe UI Symbol" w:hAnsi="Segoe UI Symbol" w:cs="Segoe UI Symbol"/>
+              </w:rPr>
+              <w:t>❌</w:t>
+            </w:r>
+            <w:r>
+              <w:t xml:space="preserve"> No</w:t>
+            </w:r>
+          </w:p>
+        </w:tc>
+      </w:tr>
+      <w:tr>
+        <w:trPr>
+          <w:tblCellSpacing w:w="15" w:type="dxa"/>
+        </w:trPr>
+        <w:tc>
+          <w:tcPr>
+            <w:tcW w:w="0" w:type="auto"/>
+            <w:vAlign w:val="center"/>
+            <w:hideMark/>
+          </w:tcPr>
+          <w:p>
+            <w:r>
+              <w:t>Level</w:t>
+            </w:r>
+          </w:p>
+        </w:tc>
+        <w:tc>
+          <w:tcPr>
+            <w:tcW w:w="0" w:type="auto"/>
+            <w:vAlign w:val="center"/>
+            <w:hideMark/>
+          </w:tcPr>
+          <w:p>
+            <w:r>
+              <w:t>DB</w:t>
+            </w:r>
+          </w:p>
+        </w:tc>
+        <w:tc>
+          <w:tcPr>
+            <w:tcW w:w="0" w:type="auto"/>
+            <w:vAlign w:val="center"/>
+            <w:hideMark/>
+          </w:tcPr>
+          <w:p>
+            <w:r>
+              <w:t>DB</w:t>
+            </w:r>
+          </w:p>
+        </w:tc>
+        <w:tc>
+          <w:tcPr>
+            <w:tcW w:w="0" w:type="auto"/>
+            <w:vAlign w:val="center"/>
+            <w:hideMark/>
+          </w:tcPr>
+          <w:p>
+            <w:r>
+              <w:t>DB</w:t>
+            </w:r>
+          </w:p>
+        </w:tc>
+        <w:tc>
+          <w:tcPr>
+            <w:tcW w:w="0" w:type="auto"/>
+            <w:vAlign w:val="center"/>
+            <w:hideMark/>
+          </w:tcPr>
+          <w:p>
+            <w:r>
+              <w:t>ORM</w:t>
+            </w:r>
+          </w:p>
+        </w:tc>
+      </w:tr>
+      <w:tr>
+        <w:trPr>
+          <w:tblCellSpacing w:w="15" w:type="dxa"/>
+        </w:trPr>
+        <w:tc>
+          <w:tcPr>
+            <w:tcW w:w="0" w:type="auto"/>
+            <w:vAlign w:val="center"/>
+            <w:hideMark/>
+          </w:tcPr>
+          <w:p>
+            <w:r>
+              <w:lastRenderedPageBreak/>
+              <w:t>Needs nullable</w:t>
+            </w:r>
+          </w:p>
+        </w:tc>
+        <w:tc>
+          <w:tcPr>
+            <w:tcW w:w="0" w:type="auto"/>
+            <w:vAlign w:val="center"/>
+            <w:hideMark/>
+          </w:tcPr>
+          <w:p>
+            <w:r>
+              <w:rPr>
+                <w:rFonts w:ascii="Segoe UI Symbol" w:hAnsi="Segoe UI Symbol" w:cs="Segoe UI Symbol"/>
+              </w:rPr>
+              <w:t>❌</w:t>
+            </w:r>
+            <w:r>
+              <w:t xml:space="preserve"> No</w:t>
+            </w:r>
+          </w:p>
+        </w:tc>
+        <w:tc>
+          <w:tcPr>
+            <w:tcW w:w="0" w:type="auto"/>
+            <w:vAlign w:val="center"/>
+            <w:hideMark/>
+          </w:tcPr>
+          <w:p>
+            <w:r>
+              <w:rPr>
+                <w:rFonts w:ascii="Segoe UI Symbol" w:hAnsi="Segoe UI Symbol" w:cs="Segoe UI Symbol"/>
+              </w:rPr>
+              <w:t>✅</w:t>
+            </w:r>
+            <w:r>
+              <w:t xml:space="preserve"> Yes</w:t>
+            </w:r>
+          </w:p>
+        </w:tc>
+        <w:tc>
+          <w:tcPr>
+            <w:tcW w:w="0" w:type="auto"/>
+            <w:vAlign w:val="center"/>
+            <w:hideMark/>
+          </w:tcPr>
+          <w:p>
+            <w:r>
+              <w:rPr>
+                <w:rFonts w:ascii="Segoe UI Symbol" w:hAnsi="Segoe UI Symbol" w:cs="Segoe UI Symbol"/>
+              </w:rPr>
+              <w:t>❌</w:t>
+            </w:r>
+            <w:r>
+              <w:t xml:space="preserve"> No</w:t>
+            </w:r>
+          </w:p>
+        </w:tc>
+        <w:tc>
+          <w:tcPr>
+            <w:tcW w:w="0" w:type="auto"/>
+            <w:vAlign w:val="center"/>
+            <w:hideMark/>
+          </w:tcPr>
+          <w:p>
+            <w:r>
+              <w:rPr>
+                <w:rFonts w:ascii="Segoe UI Symbol" w:hAnsi="Segoe UI Symbol" w:cs="Segoe UI Symbol"/>
+              </w:rPr>
+              <w:t>❌</w:t>
+            </w:r>
+            <w:r>
+              <w:t xml:space="preserve"> No</w:t>
+            </w:r>
+          </w:p>
+        </w:tc>
+      </w:tr>
+    </w:tbl>
+    <w:p>
+      <w:r>
+        <w:pict>
+          <v:rect id="_x0000_i1067" style="width:0;height:1.5pt" o:hralign="center" o:hrstd="t" o:hr="t" fillcolor="#a0a0a0" stroked="f"/>
+        </w:pict>
+      </w:r>
+    </w:p>
+    <w:p>
+      <w:pPr>
+        <w:pStyle w:val="Heading1"/>
+      </w:pPr>
+      <w:r>
+        <w:rPr>
+          <w:rFonts w:ascii="Segoe UI Symbol" w:hAnsi="Segoe UI Symbol" w:cs="Segoe UI Symbol"/>
+        </w:rPr>
+        <w:t>🔥</w:t>
+      </w:r>
+      <w:r>
+        <w:t xml:space="preserve"> BEST PRACTICE (Production Insight)</w:t>
+      </w:r>
+    </w:p>
+    <w:p>
+      <w:pPr>
+        <w:pStyle w:val="NormalWeb"/>
+      </w:pPr>
+      <w:r>
+        <w:rPr>
+          <w:rFonts w:ascii="Segoe UI Symbol" w:hAnsi="Segoe UI Symbol" w:cs="Segoe UI Symbol"/>
+        </w:rPr>
+        <w:t>👉</w:t>
+      </w:r>
+      <w:r>
+        <w:t xml:space="preserve"> Always prefer:</w:t>
+      </w:r>
+      <w:r>
+        <w:br/>
+      </w:r>
+      <w:r>
+        <w:rPr>
+          <w:rFonts w:ascii="Segoe UI Symbol" w:hAnsi="Segoe UI Symbol" w:cs="Segoe UI Symbol"/>
+        </w:rPr>
+        <w:t>✅</w:t>
+      </w:r>
+      <w:r>
+        <w:t xml:space="preserve"> </w:t>
+      </w:r>
+      <w:r>
+        <w:rPr>
+          <w:rStyle w:val="HTMLCode"/>
+        </w:rPr>
+        <w:t>ondelete</w:t>
+      </w:r>
+      <w:r>
+        <w:t xml:space="preserve"> (DB-level) → more reliable</w:t>
+      </w:r>
+      <w:r>
+        <w:br/>
+      </w:r>
+      <w:r>
+        <w:rPr>
+          <w:rFonts w:ascii="Segoe UI Symbol" w:hAnsi="Segoe UI Symbol" w:cs="Segoe UI Symbol"/>
+        </w:rPr>
+        <w:t>👉</w:t>
+      </w:r>
+      <w:r>
+        <w:t xml:space="preserve"> Because:</w:t>
+      </w:r>
+    </w:p>
+    <w:p>
+      <w:pPr>
+        <w:numPr>
+          <w:ilvl w:val="0"/>
+          <w:numId w:val="26"/>
+        </w:numPr>
+        <w:spacing w:before="100" w:beforeAutospacing="1" w:after="100" w:afterAutospacing="1" w:line="240" w:lineRule="auto"/>
+      </w:pPr>
+      <w:r>
+        <w:t xml:space="preserve">Works with any tool (FastAPI, raw SQL, admin panel) </w:t>
+      </w:r>
+    </w:p>
+    <w:p>
+      <w:pPr>
+        <w:numPr>
+          <w:ilvl w:val="0"/>
+          <w:numId w:val="26"/>
+        </w:numPr>
+        <w:spacing w:before="100" w:beforeAutospacing="1" w:after="100" w:afterAutospacing="1" w:line="240" w:lineRule="auto"/>
+      </w:pPr>
+      <w:r>
+        <w:t xml:space="preserve">More secure </w:t>
+      </w:r>
+    </w:p>
+    <w:p>
+      <w:pPr>
+        <w:pStyle w:val="NormalWeb"/>
+      </w:pPr>
+      <w:r>
+        <w:rPr>
+          <w:rFonts w:ascii="Segoe UI Symbol" w:hAnsi="Segoe UI Symbol" w:cs="Segoe UI Symbol"/>
+        </w:rPr>
+        <w:t>👉</w:t>
+      </w:r>
+      <w:r>
+        <w:t xml:space="preserve"> Use </w:t>
+      </w:r>
+      <w:r>
+        <w:rPr>
+          <w:rStyle w:val="HTMLCode"/>
+        </w:rPr>
+        <w:t>cascade_delete=True</w:t>
+      </w:r>
+      <w:r>
+        <w:t xml:space="preserve"> as </w:t>
+      </w:r>
+      <w:r>
+        <w:rPr>
+          <w:rStyle w:val="Strong"/>
+        </w:rPr>
+        <w:t>extra safety layer</w:t>
+      </w:r>
+      <w:r>
+        <w:t>, not replacement</w:t>
+      </w:r>
+    </w:p>
+    <w:p>
+      <w:r>
+        <w:pict>
+          <v:rect id="_x0000_i1068" style="width:0;height:1.5pt" o:hralign="center" o:hrstd="t" o:hr="t" fillcolor="#a0a0a0" stroked="f"/>
+        </w:pict>
+      </w:r>
+    </w:p>
+    <w:p>
+      <w:pPr>
+        <w:pStyle w:val="Heading1"/>
+      </w:pPr>
+      <w:r>
+        <w:rPr>
+          <w:rFonts w:ascii="Segoe UI Symbol" w:hAnsi="Segoe UI Symbol" w:cs="Segoe UI Symbol"/>
+        </w:rPr>
+        <w:t>🚀</w:t>
+      </w:r>
+      <w:r>
+        <w:t xml:space="preserve"> REAL-WORLD STRATEGY</w:t>
+      </w:r>
+    </w:p>
+    <w:p>
+      <w:pPr>
+        <w:pStyle w:val="Heading3"/>
+      </w:pPr>
+      <w:r>
+        <w:rPr>
+          <w:rFonts w:ascii="Segoe UI Symbol" w:hAnsi="Segoe UI Symbol" w:cs="Segoe UI Symbol"/>
+        </w:rPr>
+        <w:t>🔹</w:t>
+      </w:r>
+      <w:r>
+        <w:t xml:space="preserve"> Strong Dependency</w:t>
+      </w:r>
+    </w:p>
+    <w:p>
+      <w:pPr>
+        <w:pStyle w:val="NormalWeb"/>
+      </w:pPr>
+      <w:r>
+        <w:t xml:space="preserve">→ Use </w:t>
+      </w:r>
+      <w:r>
+        <w:rPr>
+          <w:rStyle w:val="HTMLCode"/>
+        </w:rPr>
+        <w:t>CASCADE</w:t>
+      </w:r>
+    </w:p>
+    <w:p>
+      <w:pPr>
+        <w:pStyle w:val="Heading3"/>
+      </w:pPr>
+      <w:r>
+        <w:rPr>
+          <w:rFonts w:ascii="Segoe UI Symbol" w:hAnsi="Segoe UI Symbol" w:cs="Segoe UI Symbol"/>
+        </w:rPr>
+        <w:t>🔹</w:t>
+      </w:r>
+      <w:r>
+        <w:t xml:space="preserve"> Optional Relationship</w:t>
+      </w:r>
+    </w:p>
+    <w:p>
+      <w:pPr>
+        <w:pStyle w:val="NormalWeb"/>
+      </w:pPr>
+      <w:r>
+        <w:t xml:space="preserve">→ Use </w:t>
+      </w:r>
+      <w:r>
+        <w:rPr>
+          <w:rStyle w:val="HTMLCode"/>
+        </w:rPr>
+        <w:t>SET NULL</w:t>
+      </w:r>
+    </w:p>
+    <w:p>
+      <w:pPr>
+        <w:pStyle w:val="Heading3"/>
+      </w:pPr>
+      <w:r>
+        <w:rPr>
+          <w:rFonts w:ascii="Segoe UI Symbol" w:hAnsi="Segoe UI Symbol" w:cs="Segoe UI Symbol"/>
+        </w:rPr>
+        <w:t>🔹</w:t>
+      </w:r>
+      <w:r>
+        <w:t xml:space="preserve"> Critical Data Protection</w:t>
+      </w:r>
+    </w:p>
+    <w:p>
+      <w:pPr>
+        <w:pStyle w:val="NormalWeb"/>
+      </w:pPr>
+      <w:r>
+        <w:t xml:space="preserve">→ Use </w:t>
+      </w:r>
+      <w:r>
+        <w:rPr>
+          <w:rStyle w:val="HTMLCode"/>
+        </w:rPr>
+        <w:t>RESTRICT</w:t>
+      </w:r>
+    </w:p>
+    <w:p>
+      <w:pPr>
+        <w:pStyle w:val="Heading1"/>
+      </w:pPr>
+      <w:r>
+        <w:pict>
+          <v:rect id="_x0000_i1069" style="width:0;height:1.5pt" o:hralign="center" o:hrstd="t" o:hr="t" fillcolor="#a0a0a0" stroked="f"/>
+        </w:pict>
+      </w:r>
+    </w:p>
+    <w:p>
+      <w:pPr>
+        <w:pStyle w:val="Heading1"/>
+      </w:pPr>
+      <w:r>
+        <w:rPr>
+          <w:rFonts w:ascii="Segoe UI Symbol" w:hAnsi="Segoe UI Symbol" w:cs="Segoe UI Symbol"/>
+        </w:rPr>
+        <w:t>⚡</w:t>
+      </w:r>
+      <w:r>
+        <w:t xml:space="preserve"> FINAL MINDSET (Important)</w:t>
+      </w:r>
+    </w:p>
+    <w:p>
+      <w:pPr>
+        <w:pStyle w:val="NormalWeb"/>
+      </w:pPr>
+      <w:r>
+        <w:t>Before choosing, ask:</w:t>
+      </w:r>
+    </w:p>
+    <w:p>
+      <w:pPr>
+        <w:numPr>
+          <w:ilvl w:val="0"/>
+          <w:numId w:val="27"/>
+        </w:numPr>
+        <w:spacing w:before="100" w:beforeAutospacing="1" w:after="100" w:afterAutospacing="1" w:line="240" w:lineRule="auto"/>
+      </w:pPr>
+      <w:r>
+        <w:rPr>
+          <w:rFonts w:ascii="Segoe UI Symbol" w:hAnsi="Segoe UI Symbol" w:cs="Segoe UI Symbol"/>
+        </w:rPr>
+        <w:t>❓</w:t>
+      </w:r>
+      <w:r>
+        <w:t xml:space="preserve"> Can child exist without parent? </w:t>
+      </w:r>
+    </w:p>
+    <w:p>
+      <w:pPr>
+        <w:numPr>
+          <w:ilvl w:val="0"/>
+          <w:numId w:val="27"/>
+        </w:numPr>
+        <w:spacing w:before="100" w:beforeAutospacing="1" w:after="100" w:afterAutospacing="1" w:line="240" w:lineRule="auto"/>
+      </w:pPr>
+      <w:r>
+        <w:rPr>
+          <w:rFonts w:ascii="Segoe UI Symbol" w:hAnsi="Segoe UI Symbol" w:cs="Segoe UI Symbol"/>
+        </w:rPr>
+        <w:lastRenderedPageBreak/>
+        <w:t>❓</w:t>
+      </w:r>
+      <w:r>
+        <w:t xml:space="preserve"> Should deletion remove everything? </w:t>
+      </w:r>
+    </w:p>
+    <w:p>
+      <w:pPr>
+        <w:numPr>
+          <w:ilvl w:val="0"/>
+          <w:numId w:val="27"/>
+        </w:numPr>
+        <w:spacing w:before="100" w:beforeAutospacing="1" w:after="100" w:afterAutospacing="1" w:line="240" w:lineRule="auto"/>
+      </w:pPr>
+      <w:r>
+        <w:rPr>
+          <w:rFonts w:ascii="Segoe UI Symbol" w:hAnsi="Segoe UI Symbol" w:cs="Segoe UI Symbol"/>
+        </w:rPr>
+        <w:t>❓</w:t>
+      </w:r>
+      <w:r>
+        <w:t xml:space="preserve"> Is data critical?</w:t>
+      </w:r>
+    </w:p>
+    <w:p/>
     <w:bookmarkEnd w:id="0"/>
     <w:p/>
     <w:sectPr>
@@ -8350,6 +11757,453 @@
     </w:lvl>
   </w:abstractNum>
   <w:abstractNum w:abstractNumId="1" w15:restartNumberingAfterBreak="0">
+    <w:nsid w:val="04D9350E"/>
+    <w:multiLevelType w:val="multilevel"/>
+    <w:tmpl w:val="0F663EE8"/>
+    <w:lvl w:ilvl="0">
+      <w:start w:val="1"/>
+      <w:numFmt w:val="bullet"/>
+      <w:lvlText w:val=""/>
+      <w:lvlJc w:val="left"/>
+      <w:pPr>
+        <w:tabs>
+          <w:tab w:val="num" w:pos="720"/>
+        </w:tabs>
+        <w:ind w:left="720" w:hanging="360"/>
+      </w:pPr>
+      <w:rPr>
+        <w:rFonts w:ascii="Symbol" w:hAnsi="Symbol" w:hint="default"/>
+        <w:sz w:val="20"/>
+      </w:rPr>
+    </w:lvl>
+    <w:lvl w:ilvl="1" w:tentative="1">
+      <w:start w:val="1"/>
+      <w:numFmt w:val="bullet"/>
+      <w:lvlText w:val="o"/>
+      <w:lvlJc w:val="left"/>
+      <w:pPr>
+        <w:tabs>
+          <w:tab w:val="num" w:pos="1440"/>
+        </w:tabs>
+        <w:ind w:left="1440" w:hanging="360"/>
+      </w:pPr>
+      <w:rPr>
+        <w:rFonts w:ascii="Courier New" w:hAnsi="Courier New" w:hint="default"/>
+        <w:sz w:val="20"/>
+      </w:rPr>
+    </w:lvl>
+    <w:lvl w:ilvl="2" w:tentative="1">
+      <w:start w:val="1"/>
+      <w:numFmt w:val="bullet"/>
+      <w:lvlText w:val=""/>
+      <w:lvlJc w:val="left"/>
+      <w:pPr>
+        <w:tabs>
+          <w:tab w:val="num" w:pos="2160"/>
+        </w:tabs>
+        <w:ind w:left="2160" w:hanging="360"/>
+      </w:pPr>
+      <w:rPr>
+        <w:rFonts w:ascii="Wingdings" w:hAnsi="Wingdings" w:hint="default"/>
+        <w:sz w:val="20"/>
+      </w:rPr>
+    </w:lvl>
+    <w:lvl w:ilvl="3" w:tentative="1">
+      <w:start w:val="1"/>
+      <w:numFmt w:val="bullet"/>
+      <w:lvlText w:val=""/>
+      <w:lvlJc w:val="left"/>
+      <w:pPr>
+        <w:tabs>
+          <w:tab w:val="num" w:pos="2880"/>
+        </w:tabs>
+        <w:ind w:left="2880" w:hanging="360"/>
+      </w:pPr>
+      <w:rPr>
+        <w:rFonts w:ascii="Wingdings" w:hAnsi="Wingdings" w:hint="default"/>
+        <w:sz w:val="20"/>
+      </w:rPr>
+    </w:lvl>
+    <w:lvl w:ilvl="4" w:tentative="1">
+      <w:start w:val="1"/>
+      <w:numFmt w:val="bullet"/>
+      <w:lvlText w:val=""/>
+      <w:lvlJc w:val="left"/>
+      <w:pPr>
+        <w:tabs>
+          <w:tab w:val="num" w:pos="3600"/>
+        </w:tabs>
+        <w:ind w:left="3600" w:hanging="360"/>
+      </w:pPr>
+      <w:rPr>
+        <w:rFonts w:ascii="Wingdings" w:hAnsi="Wingdings" w:hint="default"/>
+        <w:sz w:val="20"/>
+      </w:rPr>
+    </w:lvl>
+    <w:lvl w:ilvl="5" w:tentative="1">
+      <w:start w:val="1"/>
+      <w:numFmt w:val="bullet"/>
+      <w:lvlText w:val=""/>
+      <w:lvlJc w:val="left"/>
+      <w:pPr>
+        <w:tabs>
+          <w:tab w:val="num" w:pos="4320"/>
+        </w:tabs>
+        <w:ind w:left="4320" w:hanging="360"/>
+      </w:pPr>
+      <w:rPr>
+        <w:rFonts w:ascii="Wingdings" w:hAnsi="Wingdings" w:hint="default"/>
+        <w:sz w:val="20"/>
+      </w:rPr>
+    </w:lvl>
+    <w:lvl w:ilvl="6" w:tentative="1">
+      <w:start w:val="1"/>
+      <w:numFmt w:val="bullet"/>
+      <w:lvlText w:val=""/>
+      <w:lvlJc w:val="left"/>
+      <w:pPr>
+        <w:tabs>
+          <w:tab w:val="num" w:pos="5040"/>
+        </w:tabs>
+        <w:ind w:left="5040" w:hanging="360"/>
+      </w:pPr>
+      <w:rPr>
+        <w:rFonts w:ascii="Wingdings" w:hAnsi="Wingdings" w:hint="default"/>
+        <w:sz w:val="20"/>
+      </w:rPr>
+    </w:lvl>
+    <w:lvl w:ilvl="7" w:tentative="1">
+      <w:start w:val="1"/>
+      <w:numFmt w:val="bullet"/>
+      <w:lvlText w:val=""/>
+      <w:lvlJc w:val="left"/>
+      <w:pPr>
+        <w:tabs>
+          <w:tab w:val="num" w:pos="5760"/>
+        </w:tabs>
+        <w:ind w:left="5760" w:hanging="360"/>
+      </w:pPr>
+      <w:rPr>
+        <w:rFonts w:ascii="Wingdings" w:hAnsi="Wingdings" w:hint="default"/>
+        <w:sz w:val="20"/>
+      </w:rPr>
+    </w:lvl>
+    <w:lvl w:ilvl="8" w:tentative="1">
+      <w:start w:val="1"/>
+      <w:numFmt w:val="bullet"/>
+      <w:lvlText w:val=""/>
+      <w:lvlJc w:val="left"/>
+      <w:pPr>
+        <w:tabs>
+          <w:tab w:val="num" w:pos="6480"/>
+        </w:tabs>
+        <w:ind w:left="6480" w:hanging="360"/>
+      </w:pPr>
+      <w:rPr>
+        <w:rFonts w:ascii="Wingdings" w:hAnsi="Wingdings" w:hint="default"/>
+        <w:sz w:val="20"/>
+      </w:rPr>
+    </w:lvl>
+  </w:abstractNum>
+  <w:abstractNum w:abstractNumId="2" w15:restartNumberingAfterBreak="0">
+    <w:nsid w:val="05732F0A"/>
+    <w:multiLevelType w:val="multilevel"/>
+    <w:tmpl w:val="A56E03AE"/>
+    <w:lvl w:ilvl="0">
+      <w:start w:val="1"/>
+      <w:numFmt w:val="bullet"/>
+      <w:lvlText w:val=""/>
+      <w:lvlJc w:val="left"/>
+      <w:pPr>
+        <w:tabs>
+          <w:tab w:val="num" w:pos="720"/>
+        </w:tabs>
+        <w:ind w:left="720" w:hanging="360"/>
+      </w:pPr>
+      <w:rPr>
+        <w:rFonts w:ascii="Symbol" w:hAnsi="Symbol" w:hint="default"/>
+        <w:sz w:val="20"/>
+      </w:rPr>
+    </w:lvl>
+    <w:lvl w:ilvl="1" w:tentative="1">
+      <w:start w:val="1"/>
+      <w:numFmt w:val="bullet"/>
+      <w:lvlText w:val="o"/>
+      <w:lvlJc w:val="left"/>
+      <w:pPr>
+        <w:tabs>
+          <w:tab w:val="num" w:pos="1440"/>
+        </w:tabs>
+        <w:ind w:left="1440" w:hanging="360"/>
+      </w:pPr>
+      <w:rPr>
+        <w:rFonts w:ascii="Courier New" w:hAnsi="Courier New" w:hint="default"/>
+        <w:sz w:val="20"/>
+      </w:rPr>
+    </w:lvl>
+    <w:lvl w:ilvl="2" w:tentative="1">
+      <w:start w:val="1"/>
+      <w:numFmt w:val="bullet"/>
+      <w:lvlText w:val=""/>
+      <w:lvlJc w:val="left"/>
+      <w:pPr>
+        <w:tabs>
+          <w:tab w:val="num" w:pos="2160"/>
+        </w:tabs>
+        <w:ind w:left="2160" w:hanging="360"/>
+      </w:pPr>
+      <w:rPr>
+        <w:rFonts w:ascii="Wingdings" w:hAnsi="Wingdings" w:hint="default"/>
+        <w:sz w:val="20"/>
+      </w:rPr>
+    </w:lvl>
+    <w:lvl w:ilvl="3" w:tentative="1">
+      <w:start w:val="1"/>
+      <w:numFmt w:val="bullet"/>
+      <w:lvlText w:val=""/>
+      <w:lvlJc w:val="left"/>
+      <w:pPr>
+        <w:tabs>
+          <w:tab w:val="num" w:pos="2880"/>
+        </w:tabs>
+        <w:ind w:left="2880" w:hanging="360"/>
+      </w:pPr>
+      <w:rPr>
+        <w:rFonts w:ascii="Wingdings" w:hAnsi="Wingdings" w:hint="default"/>
+        <w:sz w:val="20"/>
+      </w:rPr>
+    </w:lvl>
+    <w:lvl w:ilvl="4" w:tentative="1">
+      <w:start w:val="1"/>
+      <w:numFmt w:val="bullet"/>
+      <w:lvlText w:val=""/>
+      <w:lvlJc w:val="left"/>
+      <w:pPr>
+        <w:tabs>
+          <w:tab w:val="num" w:pos="3600"/>
+        </w:tabs>
+        <w:ind w:left="3600" w:hanging="360"/>
+      </w:pPr>
+      <w:rPr>
+        <w:rFonts w:ascii="Wingdings" w:hAnsi="Wingdings" w:hint="default"/>
+        <w:sz w:val="20"/>
+      </w:rPr>
+    </w:lvl>
+    <w:lvl w:ilvl="5" w:tentative="1">
+      <w:start w:val="1"/>
+      <w:numFmt w:val="bullet"/>
+      <w:lvlText w:val=""/>
+      <w:lvlJc w:val="left"/>
+      <w:pPr>
+        <w:tabs>
+          <w:tab w:val="num" w:pos="4320"/>
+        </w:tabs>
+        <w:ind w:left="4320" w:hanging="360"/>
+      </w:pPr>
+      <w:rPr>
+        <w:rFonts w:ascii="Wingdings" w:hAnsi="Wingdings" w:hint="default"/>
+        <w:sz w:val="20"/>
+      </w:rPr>
+    </w:lvl>
+    <w:lvl w:ilvl="6" w:tentative="1">
+      <w:start w:val="1"/>
+      <w:numFmt w:val="bullet"/>
+      <w:lvlText w:val=""/>
+      <w:lvlJc w:val="left"/>
+      <w:pPr>
+        <w:tabs>
+          <w:tab w:val="num" w:pos="5040"/>
+        </w:tabs>
+        <w:ind w:left="5040" w:hanging="360"/>
+      </w:pPr>
+      <w:rPr>
+        <w:rFonts w:ascii="Wingdings" w:hAnsi="Wingdings" w:hint="default"/>
+        <w:sz w:val="20"/>
+      </w:rPr>
+    </w:lvl>
+    <w:lvl w:ilvl="7" w:tentative="1">
+      <w:start w:val="1"/>
+      <w:numFmt w:val="bullet"/>
+      <w:lvlText w:val=""/>
+      <w:lvlJc w:val="left"/>
+      <w:pPr>
+        <w:tabs>
+          <w:tab w:val="num" w:pos="5760"/>
+        </w:tabs>
+        <w:ind w:left="5760" w:hanging="360"/>
+      </w:pPr>
+      <w:rPr>
+        <w:rFonts w:ascii="Wingdings" w:hAnsi="Wingdings" w:hint="default"/>
+        <w:sz w:val="20"/>
+      </w:rPr>
+    </w:lvl>
+    <w:lvl w:ilvl="8" w:tentative="1">
+      <w:start w:val="1"/>
+      <w:numFmt w:val="bullet"/>
+      <w:lvlText w:val=""/>
+      <w:lvlJc w:val="left"/>
+      <w:pPr>
+        <w:tabs>
+          <w:tab w:val="num" w:pos="6480"/>
+        </w:tabs>
+        <w:ind w:left="6480" w:hanging="360"/>
+      </w:pPr>
+      <w:rPr>
+        <w:rFonts w:ascii="Wingdings" w:hAnsi="Wingdings" w:hint="default"/>
+        <w:sz w:val="20"/>
+      </w:rPr>
+    </w:lvl>
+  </w:abstractNum>
+  <w:abstractNum w:abstractNumId="3" w15:restartNumberingAfterBreak="0">
+    <w:nsid w:val="070B4E72"/>
+    <w:multiLevelType w:val="multilevel"/>
+    <w:tmpl w:val="7C5A0A6C"/>
+    <w:lvl w:ilvl="0">
+      <w:start w:val="1"/>
+      <w:numFmt w:val="bullet"/>
+      <w:lvlText w:val=""/>
+      <w:lvlJc w:val="left"/>
+      <w:pPr>
+        <w:tabs>
+          <w:tab w:val="num" w:pos="720"/>
+        </w:tabs>
+        <w:ind w:left="720" w:hanging="360"/>
+      </w:pPr>
+      <w:rPr>
+        <w:rFonts w:ascii="Symbol" w:hAnsi="Symbol" w:hint="default"/>
+        <w:sz w:val="20"/>
+      </w:rPr>
+    </w:lvl>
+    <w:lvl w:ilvl="1" w:tentative="1">
+      <w:start w:val="1"/>
+      <w:numFmt w:val="bullet"/>
+      <w:lvlText w:val="o"/>
+      <w:lvlJc w:val="left"/>
+      <w:pPr>
+        <w:tabs>
+          <w:tab w:val="num" w:pos="1440"/>
+        </w:tabs>
+        <w:ind w:left="1440" w:hanging="360"/>
+      </w:pPr>
+      <w:rPr>
+        <w:rFonts w:ascii="Courier New" w:hAnsi="Courier New" w:hint="default"/>
+        <w:sz w:val="20"/>
+      </w:rPr>
+    </w:lvl>
+    <w:lvl w:ilvl="2" w:tentative="1">
+      <w:start w:val="1"/>
+      <w:numFmt w:val="bullet"/>
+      <w:lvlText w:val=""/>
+      <w:lvlJc w:val="left"/>
+      <w:pPr>
+        <w:tabs>
+          <w:tab w:val="num" w:pos="2160"/>
+        </w:tabs>
+        <w:ind w:left="2160" w:hanging="360"/>
+      </w:pPr>
+      <w:rPr>
+        <w:rFonts w:ascii="Wingdings" w:hAnsi="Wingdings" w:hint="default"/>
+        <w:sz w:val="20"/>
+      </w:rPr>
+    </w:lvl>
+    <w:lvl w:ilvl="3" w:tentative="1">
+      <w:start w:val="1"/>
+      <w:numFmt w:val="bullet"/>
+      <w:lvlText w:val=""/>
+      <w:lvlJc w:val="left"/>
+      <w:pPr>
+        <w:tabs>
+          <w:tab w:val="num" w:pos="2880"/>
+        </w:tabs>
+        <w:ind w:left="2880" w:hanging="360"/>
+      </w:pPr>
+      <w:rPr>
+        <w:rFonts w:ascii="Wingdings" w:hAnsi="Wingdings" w:hint="default"/>
+        <w:sz w:val="20"/>
+      </w:rPr>
+    </w:lvl>
+    <w:lvl w:ilvl="4" w:tentative="1">
+      <w:start w:val="1"/>
+      <w:numFmt w:val="bullet"/>
+      <w:lvlText w:val=""/>
+      <w:lvlJc w:val="left"/>
+      <w:pPr>
+        <w:tabs>
+          <w:tab w:val="num" w:pos="3600"/>
+        </w:tabs>
+        <w:ind w:left="3600" w:hanging="360"/>
+      </w:pPr>
+      <w:rPr>
+        <w:rFonts w:ascii="Wingdings" w:hAnsi="Wingdings" w:hint="default"/>
+        <w:sz w:val="20"/>
+      </w:rPr>
+    </w:lvl>
+    <w:lvl w:ilvl="5" w:tentative="1">
+      <w:start w:val="1"/>
+      <w:numFmt w:val="bullet"/>
+      <w:lvlText w:val=""/>
+      <w:lvlJc w:val="left"/>
+      <w:pPr>
+        <w:tabs>
+          <w:tab w:val="num" w:pos="4320"/>
+        </w:tabs>
+        <w:ind w:left="4320" w:hanging="360"/>
+      </w:pPr>
+      <w:rPr>
+        <w:rFonts w:ascii="Wingdings" w:hAnsi="Wingdings" w:hint="default"/>
+        <w:sz w:val="20"/>
+      </w:rPr>
+    </w:lvl>
+    <w:lvl w:ilvl="6" w:tentative="1">
+      <w:start w:val="1"/>
+      <w:numFmt w:val="bullet"/>
+      <w:lvlText w:val=""/>
+      <w:lvlJc w:val="left"/>
+      <w:pPr>
+        <w:tabs>
+          <w:tab w:val="num" w:pos="5040"/>
+        </w:tabs>
+        <w:ind w:left="5040" w:hanging="360"/>
+      </w:pPr>
+      <w:rPr>
+        <w:rFonts w:ascii="Wingdings" w:hAnsi="Wingdings" w:hint="default"/>
+        <w:sz w:val="20"/>
+      </w:rPr>
+    </w:lvl>
+    <w:lvl w:ilvl="7" w:tentative="1">
+      <w:start w:val="1"/>
+      <w:numFmt w:val="bullet"/>
+      <w:lvlText w:val=""/>
+      <w:lvlJc w:val="left"/>
+      <w:pPr>
+        <w:tabs>
+          <w:tab w:val="num" w:pos="5760"/>
+        </w:tabs>
+        <w:ind w:left="5760" w:hanging="360"/>
+      </w:pPr>
+      <w:rPr>
+        <w:rFonts w:ascii="Wingdings" w:hAnsi="Wingdings" w:hint="default"/>
+        <w:sz w:val="20"/>
+      </w:rPr>
+    </w:lvl>
+    <w:lvl w:ilvl="8" w:tentative="1">
+      <w:start w:val="1"/>
+      <w:numFmt w:val="bullet"/>
+      <w:lvlText w:val=""/>
+      <w:lvlJc w:val="left"/>
+      <w:pPr>
+        <w:tabs>
+          <w:tab w:val="num" w:pos="6480"/>
+        </w:tabs>
+        <w:ind w:left="6480" w:hanging="360"/>
+      </w:pPr>
+      <w:rPr>
+        <w:rFonts w:ascii="Wingdings" w:hAnsi="Wingdings" w:hint="default"/>
+        <w:sz w:val="20"/>
+      </w:rPr>
+    </w:lvl>
+  </w:abstractNum>
+  <w:abstractNum w:abstractNumId="4" w15:restartNumberingAfterBreak="0">
     <w:nsid w:val="0978795E"/>
     <w:multiLevelType w:val="multilevel"/>
     <w:tmpl w:val="AD32CD78"/>
@@ -8498,7 +12352,156 @@
       </w:rPr>
     </w:lvl>
   </w:abstractNum>
-  <w:abstractNum w:abstractNumId="2" w15:restartNumberingAfterBreak="0">
+  <w:abstractNum w:abstractNumId="5" w15:restartNumberingAfterBreak="0">
+    <w:nsid w:val="0C124CD8"/>
+    <w:multiLevelType w:val="multilevel"/>
+    <w:tmpl w:val="63A2D276"/>
+    <w:lvl w:ilvl="0">
+      <w:start w:val="1"/>
+      <w:numFmt w:val="bullet"/>
+      <w:lvlText w:val=""/>
+      <w:lvlJc w:val="left"/>
+      <w:pPr>
+        <w:tabs>
+          <w:tab w:val="num" w:pos="720"/>
+        </w:tabs>
+        <w:ind w:left="720" w:hanging="360"/>
+      </w:pPr>
+      <w:rPr>
+        <w:rFonts w:ascii="Symbol" w:hAnsi="Symbol" w:hint="default"/>
+        <w:sz w:val="20"/>
+      </w:rPr>
+    </w:lvl>
+    <w:lvl w:ilvl="1" w:tentative="1">
+      <w:start w:val="1"/>
+      <w:numFmt w:val="bullet"/>
+      <w:lvlText w:val="o"/>
+      <w:lvlJc w:val="left"/>
+      <w:pPr>
+        <w:tabs>
+          <w:tab w:val="num" w:pos="1440"/>
+        </w:tabs>
+        <w:ind w:left="1440" w:hanging="360"/>
+      </w:pPr>
+      <w:rPr>
+        <w:rFonts w:ascii="Courier New" w:hAnsi="Courier New" w:hint="default"/>
+        <w:sz w:val="20"/>
+      </w:rPr>
+    </w:lvl>
+    <w:lvl w:ilvl="2" w:tentative="1">
+      <w:start w:val="1"/>
+      <w:numFmt w:val="bullet"/>
+      <w:lvlText w:val=""/>
+      <w:lvlJc w:val="left"/>
+      <w:pPr>
+        <w:tabs>
+          <w:tab w:val="num" w:pos="2160"/>
+        </w:tabs>
+        <w:ind w:left="2160" w:hanging="360"/>
+      </w:pPr>
+      <w:rPr>
+        <w:rFonts w:ascii="Wingdings" w:hAnsi="Wingdings" w:hint="default"/>
+        <w:sz w:val="20"/>
+      </w:rPr>
+    </w:lvl>
+    <w:lvl w:ilvl="3" w:tentative="1">
+      <w:start w:val="1"/>
+      <w:numFmt w:val="bullet"/>
+      <w:lvlText w:val=""/>
+      <w:lvlJc w:val="left"/>
+      <w:pPr>
+        <w:tabs>
+          <w:tab w:val="num" w:pos="2880"/>
+        </w:tabs>
+        <w:ind w:left="2880" w:hanging="360"/>
+      </w:pPr>
+      <w:rPr>
+        <w:rFonts w:ascii="Wingdings" w:hAnsi="Wingdings" w:hint="default"/>
+        <w:sz w:val="20"/>
+      </w:rPr>
+    </w:lvl>
+    <w:lvl w:ilvl="4" w:tentative="1">
+      <w:start w:val="1"/>
+      <w:numFmt w:val="bullet"/>
+      <w:lvlText w:val=""/>
+      <w:lvlJc w:val="left"/>
+      <w:pPr>
+        <w:tabs>
+          <w:tab w:val="num" w:pos="3600"/>
+        </w:tabs>
+        <w:ind w:left="3600" w:hanging="360"/>
+      </w:pPr>
+      <w:rPr>
+        <w:rFonts w:ascii="Wingdings" w:hAnsi="Wingdings" w:hint="default"/>
+        <w:sz w:val="20"/>
+      </w:rPr>
+    </w:lvl>
+    <w:lvl w:ilvl="5" w:tentative="1">
+      <w:start w:val="1"/>
+      <w:numFmt w:val="bullet"/>
+      <w:lvlText w:val=""/>
+      <w:lvlJc w:val="left"/>
+      <w:pPr>
+        <w:tabs>
+          <w:tab w:val="num" w:pos="4320"/>
+        </w:tabs>
+        <w:ind w:left="4320" w:hanging="360"/>
+      </w:pPr>
+      <w:rPr>
+        <w:rFonts w:ascii="Wingdings" w:hAnsi="Wingdings" w:hint="default"/>
+        <w:sz w:val="20"/>
+      </w:rPr>
+    </w:lvl>
+    <w:lvl w:ilvl="6" w:tentative="1">
+      <w:start w:val="1"/>
+      <w:numFmt w:val="bullet"/>
+      <w:lvlText w:val=""/>
+      <w:lvlJc w:val="left"/>
+      <w:pPr>
+        <w:tabs>
+          <w:tab w:val="num" w:pos="5040"/>
+        </w:tabs>
+        <w:ind w:left="5040" w:hanging="360"/>
+      </w:pPr>
+      <w:rPr>
+        <w:rFonts w:ascii="Wingdings" w:hAnsi="Wingdings" w:hint="default"/>
+        <w:sz w:val="20"/>
+      </w:rPr>
+    </w:lvl>
+    <w:lvl w:ilvl="7" w:tentative="1">
+      <w:start w:val="1"/>
+      <w:numFmt w:val="bullet"/>
+      <w:lvlText w:val=""/>
+      <w:lvlJc w:val="left"/>
+      <w:pPr>
+        <w:tabs>
+          <w:tab w:val="num" w:pos="5760"/>
+        </w:tabs>
+        <w:ind w:left="5760" w:hanging="360"/>
+      </w:pPr>
+      <w:rPr>
+        <w:rFonts w:ascii="Wingdings" w:hAnsi="Wingdings" w:hint="default"/>
+        <w:sz w:val="20"/>
+      </w:rPr>
+    </w:lvl>
+    <w:lvl w:ilvl="8" w:tentative="1">
+      <w:start w:val="1"/>
+      <w:numFmt w:val="bullet"/>
+      <w:lvlText w:val=""/>
+      <w:lvlJc w:val="left"/>
+      <w:pPr>
+        <w:tabs>
+          <w:tab w:val="num" w:pos="6480"/>
+        </w:tabs>
+        <w:ind w:left="6480" w:hanging="360"/>
+      </w:pPr>
+      <w:rPr>
+        <w:rFonts w:ascii="Wingdings" w:hAnsi="Wingdings" w:hint="default"/>
+        <w:sz w:val="20"/>
+      </w:rPr>
+    </w:lvl>
+  </w:abstractNum>
+  <w:abstractNum w:abstractNumId="6" w15:restartNumberingAfterBreak="0">
     <w:nsid w:val="10A07F83"/>
     <w:multiLevelType w:val="multilevel"/>
     <w:tmpl w:val="197E3A26"/>
@@ -8647,7 +12650,454 @@
       </w:rPr>
     </w:lvl>
   </w:abstractNum>
-  <w:abstractNum w:abstractNumId="3" w15:restartNumberingAfterBreak="0">
+  <w:abstractNum w:abstractNumId="7" w15:restartNumberingAfterBreak="0">
+    <w:nsid w:val="15714F7B"/>
+    <w:multiLevelType w:val="multilevel"/>
+    <w:tmpl w:val="E8A23B4E"/>
+    <w:lvl w:ilvl="0">
+      <w:start w:val="1"/>
+      <w:numFmt w:val="bullet"/>
+      <w:lvlText w:val=""/>
+      <w:lvlJc w:val="left"/>
+      <w:pPr>
+        <w:tabs>
+          <w:tab w:val="num" w:pos="720"/>
+        </w:tabs>
+        <w:ind w:left="720" w:hanging="360"/>
+      </w:pPr>
+      <w:rPr>
+        <w:rFonts w:ascii="Symbol" w:hAnsi="Symbol" w:hint="default"/>
+        <w:sz w:val="20"/>
+      </w:rPr>
+    </w:lvl>
+    <w:lvl w:ilvl="1" w:tentative="1">
+      <w:start w:val="1"/>
+      <w:numFmt w:val="bullet"/>
+      <w:lvlText w:val="o"/>
+      <w:lvlJc w:val="left"/>
+      <w:pPr>
+        <w:tabs>
+          <w:tab w:val="num" w:pos="1440"/>
+        </w:tabs>
+        <w:ind w:left="1440" w:hanging="360"/>
+      </w:pPr>
+      <w:rPr>
+        <w:rFonts w:ascii="Courier New" w:hAnsi="Courier New" w:hint="default"/>
+        <w:sz w:val="20"/>
+      </w:rPr>
+    </w:lvl>
+    <w:lvl w:ilvl="2" w:tentative="1">
+      <w:start w:val="1"/>
+      <w:numFmt w:val="bullet"/>
+      <w:lvlText w:val=""/>
+      <w:lvlJc w:val="left"/>
+      <w:pPr>
+        <w:tabs>
+          <w:tab w:val="num" w:pos="2160"/>
+        </w:tabs>
+        <w:ind w:left="2160" w:hanging="360"/>
+      </w:pPr>
+      <w:rPr>
+        <w:rFonts w:ascii="Wingdings" w:hAnsi="Wingdings" w:hint="default"/>
+        <w:sz w:val="20"/>
+      </w:rPr>
+    </w:lvl>
+    <w:lvl w:ilvl="3" w:tentative="1">
+      <w:start w:val="1"/>
+      <w:numFmt w:val="bullet"/>
+      <w:lvlText w:val=""/>
+      <w:lvlJc w:val="left"/>
+      <w:pPr>
+        <w:tabs>
+          <w:tab w:val="num" w:pos="2880"/>
+        </w:tabs>
+        <w:ind w:left="2880" w:hanging="360"/>
+      </w:pPr>
+      <w:rPr>
+        <w:rFonts w:ascii="Wingdings" w:hAnsi="Wingdings" w:hint="default"/>
+        <w:sz w:val="20"/>
+      </w:rPr>
+    </w:lvl>
+    <w:lvl w:ilvl="4" w:tentative="1">
+      <w:start w:val="1"/>
+      <w:numFmt w:val="bullet"/>
+      <w:lvlText w:val=""/>
+      <w:lvlJc w:val="left"/>
+      <w:pPr>
+        <w:tabs>
+          <w:tab w:val="num" w:pos="3600"/>
+        </w:tabs>
+        <w:ind w:left="3600" w:hanging="360"/>
+      </w:pPr>
+      <w:rPr>
+        <w:rFonts w:ascii="Wingdings" w:hAnsi="Wingdings" w:hint="default"/>
+        <w:sz w:val="20"/>
+      </w:rPr>
+    </w:lvl>
+    <w:lvl w:ilvl="5" w:tentative="1">
+      <w:start w:val="1"/>
+      <w:numFmt w:val="bullet"/>
+      <w:lvlText w:val=""/>
+      <w:lvlJc w:val="left"/>
+      <w:pPr>
+        <w:tabs>
+          <w:tab w:val="num" w:pos="4320"/>
+        </w:tabs>
+        <w:ind w:left="4320" w:hanging="360"/>
+      </w:pPr>
+      <w:rPr>
+        <w:rFonts w:ascii="Wingdings" w:hAnsi="Wingdings" w:hint="default"/>
+        <w:sz w:val="20"/>
+      </w:rPr>
+    </w:lvl>
+    <w:lvl w:ilvl="6" w:tentative="1">
+      <w:start w:val="1"/>
+      <w:numFmt w:val="bullet"/>
+      <w:lvlText w:val=""/>
+      <w:lvlJc w:val="left"/>
+      <w:pPr>
+        <w:tabs>
+          <w:tab w:val="num" w:pos="5040"/>
+        </w:tabs>
+        <w:ind w:left="5040" w:hanging="360"/>
+      </w:pPr>
+      <w:rPr>
+        <w:rFonts w:ascii="Wingdings" w:hAnsi="Wingdings" w:hint="default"/>
+        <w:sz w:val="20"/>
+      </w:rPr>
+    </w:lvl>
+    <w:lvl w:ilvl="7" w:tentative="1">
+      <w:start w:val="1"/>
+      <w:numFmt w:val="bullet"/>
+      <w:lvlText w:val=""/>
+      <w:lvlJc w:val="left"/>
+      <w:pPr>
+        <w:tabs>
+          <w:tab w:val="num" w:pos="5760"/>
+        </w:tabs>
+        <w:ind w:left="5760" w:hanging="360"/>
+      </w:pPr>
+      <w:rPr>
+        <w:rFonts w:ascii="Wingdings" w:hAnsi="Wingdings" w:hint="default"/>
+        <w:sz w:val="20"/>
+      </w:rPr>
+    </w:lvl>
+    <w:lvl w:ilvl="8" w:tentative="1">
+      <w:start w:val="1"/>
+      <w:numFmt w:val="bullet"/>
+      <w:lvlText w:val=""/>
+      <w:lvlJc w:val="left"/>
+      <w:pPr>
+        <w:tabs>
+          <w:tab w:val="num" w:pos="6480"/>
+        </w:tabs>
+        <w:ind w:left="6480" w:hanging="360"/>
+      </w:pPr>
+      <w:rPr>
+        <w:rFonts w:ascii="Wingdings" w:hAnsi="Wingdings" w:hint="default"/>
+        <w:sz w:val="20"/>
+      </w:rPr>
+    </w:lvl>
+  </w:abstractNum>
+  <w:abstractNum w:abstractNumId="8" w15:restartNumberingAfterBreak="0">
+    <w:nsid w:val="20CF5C0F"/>
+    <w:multiLevelType w:val="multilevel"/>
+    <w:tmpl w:val="F39C694E"/>
+    <w:lvl w:ilvl="0">
+      <w:start w:val="1"/>
+      <w:numFmt w:val="bullet"/>
+      <w:lvlText w:val=""/>
+      <w:lvlJc w:val="left"/>
+      <w:pPr>
+        <w:tabs>
+          <w:tab w:val="num" w:pos="720"/>
+        </w:tabs>
+        <w:ind w:left="720" w:hanging="360"/>
+      </w:pPr>
+      <w:rPr>
+        <w:rFonts w:ascii="Symbol" w:hAnsi="Symbol" w:hint="default"/>
+        <w:sz w:val="20"/>
+      </w:rPr>
+    </w:lvl>
+    <w:lvl w:ilvl="1" w:tentative="1">
+      <w:start w:val="1"/>
+      <w:numFmt w:val="bullet"/>
+      <w:lvlText w:val="o"/>
+      <w:lvlJc w:val="left"/>
+      <w:pPr>
+        <w:tabs>
+          <w:tab w:val="num" w:pos="1440"/>
+        </w:tabs>
+        <w:ind w:left="1440" w:hanging="360"/>
+      </w:pPr>
+      <w:rPr>
+        <w:rFonts w:ascii="Courier New" w:hAnsi="Courier New" w:hint="default"/>
+        <w:sz w:val="20"/>
+      </w:rPr>
+    </w:lvl>
+    <w:lvl w:ilvl="2" w:tentative="1">
+      <w:start w:val="1"/>
+      <w:numFmt w:val="bullet"/>
+      <w:lvlText w:val=""/>
+      <w:lvlJc w:val="left"/>
+      <w:pPr>
+        <w:tabs>
+          <w:tab w:val="num" w:pos="2160"/>
+        </w:tabs>
+        <w:ind w:left="2160" w:hanging="360"/>
+      </w:pPr>
+      <w:rPr>
+        <w:rFonts w:ascii="Wingdings" w:hAnsi="Wingdings" w:hint="default"/>
+        <w:sz w:val="20"/>
+      </w:rPr>
+    </w:lvl>
+    <w:lvl w:ilvl="3" w:tentative="1">
+      <w:start w:val="1"/>
+      <w:numFmt w:val="bullet"/>
+      <w:lvlText w:val=""/>
+      <w:lvlJc w:val="left"/>
+      <w:pPr>
+        <w:tabs>
+          <w:tab w:val="num" w:pos="2880"/>
+        </w:tabs>
+        <w:ind w:left="2880" w:hanging="360"/>
+      </w:pPr>
+      <w:rPr>
+        <w:rFonts w:ascii="Wingdings" w:hAnsi="Wingdings" w:hint="default"/>
+        <w:sz w:val="20"/>
+      </w:rPr>
+    </w:lvl>
+    <w:lvl w:ilvl="4" w:tentative="1">
+      <w:start w:val="1"/>
+      <w:numFmt w:val="bullet"/>
+      <w:lvlText w:val=""/>
+      <w:lvlJc w:val="left"/>
+      <w:pPr>
+        <w:tabs>
+          <w:tab w:val="num" w:pos="3600"/>
+        </w:tabs>
+        <w:ind w:left="3600" w:hanging="360"/>
+      </w:pPr>
+      <w:rPr>
+        <w:rFonts w:ascii="Wingdings" w:hAnsi="Wingdings" w:hint="default"/>
+        <w:sz w:val="20"/>
+      </w:rPr>
+    </w:lvl>
+    <w:lvl w:ilvl="5" w:tentative="1">
+      <w:start w:val="1"/>
+      <w:numFmt w:val="bullet"/>
+      <w:lvlText w:val=""/>
+      <w:lvlJc w:val="left"/>
+      <w:pPr>
+        <w:tabs>
+          <w:tab w:val="num" w:pos="4320"/>
+        </w:tabs>
+        <w:ind w:left="4320" w:hanging="360"/>
+      </w:pPr>
+      <w:rPr>
+        <w:rFonts w:ascii="Wingdings" w:hAnsi="Wingdings" w:hint="default"/>
+        <w:sz w:val="20"/>
+      </w:rPr>
+    </w:lvl>
+    <w:lvl w:ilvl="6" w:tentative="1">
+      <w:start w:val="1"/>
+      <w:numFmt w:val="bullet"/>
+      <w:lvlText w:val=""/>
+      <w:lvlJc w:val="left"/>
+      <w:pPr>
+        <w:tabs>
+          <w:tab w:val="num" w:pos="5040"/>
+        </w:tabs>
+        <w:ind w:left="5040" w:hanging="360"/>
+      </w:pPr>
+      <w:rPr>
+        <w:rFonts w:ascii="Wingdings" w:hAnsi="Wingdings" w:hint="default"/>
+        <w:sz w:val="20"/>
+      </w:rPr>
+    </w:lvl>
+    <w:lvl w:ilvl="7" w:tentative="1">
+      <w:start w:val="1"/>
+      <w:numFmt w:val="bullet"/>
+      <w:lvlText w:val=""/>
+      <w:lvlJc w:val="left"/>
+      <w:pPr>
+        <w:tabs>
+          <w:tab w:val="num" w:pos="5760"/>
+        </w:tabs>
+        <w:ind w:left="5760" w:hanging="360"/>
+      </w:pPr>
+      <w:rPr>
+        <w:rFonts w:ascii="Wingdings" w:hAnsi="Wingdings" w:hint="default"/>
+        <w:sz w:val="20"/>
+      </w:rPr>
+    </w:lvl>
+    <w:lvl w:ilvl="8" w:tentative="1">
+      <w:start w:val="1"/>
+      <w:numFmt w:val="bullet"/>
+      <w:lvlText w:val=""/>
+      <w:lvlJc w:val="left"/>
+      <w:pPr>
+        <w:tabs>
+          <w:tab w:val="num" w:pos="6480"/>
+        </w:tabs>
+        <w:ind w:left="6480" w:hanging="360"/>
+      </w:pPr>
+      <w:rPr>
+        <w:rFonts w:ascii="Wingdings" w:hAnsi="Wingdings" w:hint="default"/>
+        <w:sz w:val="20"/>
+      </w:rPr>
+    </w:lvl>
+  </w:abstractNum>
+  <w:abstractNum w:abstractNumId="9" w15:restartNumberingAfterBreak="0">
+    <w:nsid w:val="253C1946"/>
+    <w:multiLevelType w:val="multilevel"/>
+    <w:tmpl w:val="8B247FB4"/>
+    <w:lvl w:ilvl="0">
+      <w:start w:val="1"/>
+      <w:numFmt w:val="bullet"/>
+      <w:lvlText w:val=""/>
+      <w:lvlJc w:val="left"/>
+      <w:pPr>
+        <w:tabs>
+          <w:tab w:val="num" w:pos="720"/>
+        </w:tabs>
+        <w:ind w:left="720" w:hanging="360"/>
+      </w:pPr>
+      <w:rPr>
+        <w:rFonts w:ascii="Symbol" w:hAnsi="Symbol" w:hint="default"/>
+        <w:sz w:val="20"/>
+      </w:rPr>
+    </w:lvl>
+    <w:lvl w:ilvl="1" w:tentative="1">
+      <w:start w:val="1"/>
+      <w:numFmt w:val="bullet"/>
+      <w:lvlText w:val="o"/>
+      <w:lvlJc w:val="left"/>
+      <w:pPr>
+        <w:tabs>
+          <w:tab w:val="num" w:pos="1440"/>
+        </w:tabs>
+        <w:ind w:left="1440" w:hanging="360"/>
+      </w:pPr>
+      <w:rPr>
+        <w:rFonts w:ascii="Courier New" w:hAnsi="Courier New" w:hint="default"/>
+        <w:sz w:val="20"/>
+      </w:rPr>
+    </w:lvl>
+    <w:lvl w:ilvl="2" w:tentative="1">
+      <w:start w:val="1"/>
+      <w:numFmt w:val="bullet"/>
+      <w:lvlText w:val=""/>
+      <w:lvlJc w:val="left"/>
+      <w:pPr>
+        <w:tabs>
+          <w:tab w:val="num" w:pos="2160"/>
+        </w:tabs>
+        <w:ind w:left="2160" w:hanging="360"/>
+      </w:pPr>
+      <w:rPr>
+        <w:rFonts w:ascii="Wingdings" w:hAnsi="Wingdings" w:hint="default"/>
+        <w:sz w:val="20"/>
+      </w:rPr>
+    </w:lvl>
+    <w:lvl w:ilvl="3" w:tentative="1">
+      <w:start w:val="1"/>
+      <w:numFmt w:val="bullet"/>
+      <w:lvlText w:val=""/>
+      <w:lvlJc w:val="left"/>
+      <w:pPr>
+        <w:tabs>
+          <w:tab w:val="num" w:pos="2880"/>
+        </w:tabs>
+        <w:ind w:left="2880" w:hanging="360"/>
+      </w:pPr>
+      <w:rPr>
+        <w:rFonts w:ascii="Wingdings" w:hAnsi="Wingdings" w:hint="default"/>
+        <w:sz w:val="20"/>
+      </w:rPr>
+    </w:lvl>
+    <w:lvl w:ilvl="4" w:tentative="1">
+      <w:start w:val="1"/>
+      <w:numFmt w:val="bullet"/>
+      <w:lvlText w:val=""/>
+      <w:lvlJc w:val="left"/>
+      <w:pPr>
+        <w:tabs>
+          <w:tab w:val="num" w:pos="3600"/>
+        </w:tabs>
+        <w:ind w:left="3600" w:hanging="360"/>
+      </w:pPr>
+      <w:rPr>
+        <w:rFonts w:ascii="Wingdings" w:hAnsi="Wingdings" w:hint="default"/>
+        <w:sz w:val="20"/>
+      </w:rPr>
+    </w:lvl>
+    <w:lvl w:ilvl="5" w:tentative="1">
+      <w:start w:val="1"/>
+      <w:numFmt w:val="bullet"/>
+      <w:lvlText w:val=""/>
+      <w:lvlJc w:val="left"/>
+      <w:pPr>
+        <w:tabs>
+          <w:tab w:val="num" w:pos="4320"/>
+        </w:tabs>
+        <w:ind w:left="4320" w:hanging="360"/>
+      </w:pPr>
+      <w:rPr>
+        <w:rFonts w:ascii="Wingdings" w:hAnsi="Wingdings" w:hint="default"/>
+        <w:sz w:val="20"/>
+      </w:rPr>
+    </w:lvl>
+    <w:lvl w:ilvl="6" w:tentative="1">
+      <w:start w:val="1"/>
+      <w:numFmt w:val="bullet"/>
+      <w:lvlText w:val=""/>
+      <w:lvlJc w:val="left"/>
+      <w:pPr>
+        <w:tabs>
+          <w:tab w:val="num" w:pos="5040"/>
+        </w:tabs>
+        <w:ind w:left="5040" w:hanging="360"/>
+      </w:pPr>
+      <w:rPr>
+        <w:rFonts w:ascii="Wingdings" w:hAnsi="Wingdings" w:hint="default"/>
+        <w:sz w:val="20"/>
+      </w:rPr>
+    </w:lvl>
+    <w:lvl w:ilvl="7" w:tentative="1">
+      <w:start w:val="1"/>
+      <w:numFmt w:val="bullet"/>
+      <w:lvlText w:val=""/>
+      <w:lvlJc w:val="left"/>
+      <w:pPr>
+        <w:tabs>
+          <w:tab w:val="num" w:pos="5760"/>
+        </w:tabs>
+        <w:ind w:left="5760" w:hanging="360"/>
+      </w:pPr>
+      <w:rPr>
+        <w:rFonts w:ascii="Wingdings" w:hAnsi="Wingdings" w:hint="default"/>
+        <w:sz w:val="20"/>
+      </w:rPr>
+    </w:lvl>
+    <w:lvl w:ilvl="8" w:tentative="1">
+      <w:start w:val="1"/>
+      <w:numFmt w:val="bullet"/>
+      <w:lvlText w:val=""/>
+      <w:lvlJc w:val="left"/>
+      <w:pPr>
+        <w:tabs>
+          <w:tab w:val="num" w:pos="6480"/>
+        </w:tabs>
+        <w:ind w:left="6480" w:hanging="360"/>
+      </w:pPr>
+      <w:rPr>
+        <w:rFonts w:ascii="Wingdings" w:hAnsi="Wingdings" w:hint="default"/>
+        <w:sz w:val="20"/>
+      </w:rPr>
+    </w:lvl>
+  </w:abstractNum>
+  <w:abstractNum w:abstractNumId="10" w15:restartNumberingAfterBreak="0">
     <w:nsid w:val="26025B26"/>
     <w:multiLevelType w:val="multilevel"/>
     <w:tmpl w:val="F01E3B0E"/>
@@ -8796,7 +13246,7 @@
       </w:rPr>
     </w:lvl>
   </w:abstractNum>
-  <w:abstractNum w:abstractNumId="4" w15:restartNumberingAfterBreak="0">
+  <w:abstractNum w:abstractNumId="11" w15:restartNumberingAfterBreak="0">
     <w:nsid w:val="27F651E6"/>
     <w:multiLevelType w:val="multilevel"/>
     <w:tmpl w:val="472E3C28"/>
@@ -8909,7 +13359,1461 @@
       </w:pPr>
     </w:lvl>
   </w:abstractNum>
-  <w:abstractNum w:abstractNumId="5" w15:restartNumberingAfterBreak="0">
+  <w:abstractNum w:abstractNumId="12" w15:restartNumberingAfterBreak="0">
+    <w:nsid w:val="28DB21DF"/>
+    <w:multiLevelType w:val="multilevel"/>
+    <w:tmpl w:val="5A96C0F4"/>
+    <w:lvl w:ilvl="0">
+      <w:start w:val="1"/>
+      <w:numFmt w:val="bullet"/>
+      <w:lvlText w:val=""/>
+      <w:lvlJc w:val="left"/>
+      <w:pPr>
+        <w:tabs>
+          <w:tab w:val="num" w:pos="720"/>
+        </w:tabs>
+        <w:ind w:left="720" w:hanging="360"/>
+      </w:pPr>
+      <w:rPr>
+        <w:rFonts w:ascii="Symbol" w:hAnsi="Symbol" w:hint="default"/>
+        <w:sz w:val="20"/>
+      </w:rPr>
+    </w:lvl>
+    <w:lvl w:ilvl="1" w:tentative="1">
+      <w:start w:val="1"/>
+      <w:numFmt w:val="bullet"/>
+      <w:lvlText w:val="o"/>
+      <w:lvlJc w:val="left"/>
+      <w:pPr>
+        <w:tabs>
+          <w:tab w:val="num" w:pos="1440"/>
+        </w:tabs>
+        <w:ind w:left="1440" w:hanging="360"/>
+      </w:pPr>
+      <w:rPr>
+        <w:rFonts w:ascii="Courier New" w:hAnsi="Courier New" w:hint="default"/>
+        <w:sz w:val="20"/>
+      </w:rPr>
+    </w:lvl>
+    <w:lvl w:ilvl="2" w:tentative="1">
+      <w:start w:val="1"/>
+      <w:numFmt w:val="bullet"/>
+      <w:lvlText w:val=""/>
+      <w:lvlJc w:val="left"/>
+      <w:pPr>
+        <w:tabs>
+          <w:tab w:val="num" w:pos="2160"/>
+        </w:tabs>
+        <w:ind w:left="2160" w:hanging="360"/>
+      </w:pPr>
+      <w:rPr>
+        <w:rFonts w:ascii="Wingdings" w:hAnsi="Wingdings" w:hint="default"/>
+        <w:sz w:val="20"/>
+      </w:rPr>
+    </w:lvl>
+    <w:lvl w:ilvl="3" w:tentative="1">
+      <w:start w:val="1"/>
+      <w:numFmt w:val="bullet"/>
+      <w:lvlText w:val=""/>
+      <w:lvlJc w:val="left"/>
+      <w:pPr>
+        <w:tabs>
+          <w:tab w:val="num" w:pos="2880"/>
+        </w:tabs>
+        <w:ind w:left="2880" w:hanging="360"/>
+      </w:pPr>
+      <w:rPr>
+        <w:rFonts w:ascii="Wingdings" w:hAnsi="Wingdings" w:hint="default"/>
+        <w:sz w:val="20"/>
+      </w:rPr>
+    </w:lvl>
+    <w:lvl w:ilvl="4" w:tentative="1">
+      <w:start w:val="1"/>
+      <w:numFmt w:val="bullet"/>
+      <w:lvlText w:val=""/>
+      <w:lvlJc w:val="left"/>
+      <w:pPr>
+        <w:tabs>
+          <w:tab w:val="num" w:pos="3600"/>
+        </w:tabs>
+        <w:ind w:left="3600" w:hanging="360"/>
+      </w:pPr>
+      <w:rPr>
+        <w:rFonts w:ascii="Wingdings" w:hAnsi="Wingdings" w:hint="default"/>
+        <w:sz w:val="20"/>
+      </w:rPr>
+    </w:lvl>
+    <w:lvl w:ilvl="5" w:tentative="1">
+      <w:start w:val="1"/>
+      <w:numFmt w:val="bullet"/>
+      <w:lvlText w:val=""/>
+      <w:lvlJc w:val="left"/>
+      <w:pPr>
+        <w:tabs>
+          <w:tab w:val="num" w:pos="4320"/>
+        </w:tabs>
+        <w:ind w:left="4320" w:hanging="360"/>
+      </w:pPr>
+      <w:rPr>
+        <w:rFonts w:ascii="Wingdings" w:hAnsi="Wingdings" w:hint="default"/>
+        <w:sz w:val="20"/>
+      </w:rPr>
+    </w:lvl>
+    <w:lvl w:ilvl="6" w:tentative="1">
+      <w:start w:val="1"/>
+      <w:numFmt w:val="bullet"/>
+      <w:lvlText w:val=""/>
+      <w:lvlJc w:val="left"/>
+      <w:pPr>
+        <w:tabs>
+          <w:tab w:val="num" w:pos="5040"/>
+        </w:tabs>
+        <w:ind w:left="5040" w:hanging="360"/>
+      </w:pPr>
+      <w:rPr>
+        <w:rFonts w:ascii="Wingdings" w:hAnsi="Wingdings" w:hint="default"/>
+        <w:sz w:val="20"/>
+      </w:rPr>
+    </w:lvl>
+    <w:lvl w:ilvl="7" w:tentative="1">
+      <w:start w:val="1"/>
+      <w:numFmt w:val="bullet"/>
+      <w:lvlText w:val=""/>
+      <w:lvlJc w:val="left"/>
+      <w:pPr>
+        <w:tabs>
+          <w:tab w:val="num" w:pos="5760"/>
+        </w:tabs>
+        <w:ind w:left="5760" w:hanging="360"/>
+      </w:pPr>
+      <w:rPr>
+        <w:rFonts w:ascii="Wingdings" w:hAnsi="Wingdings" w:hint="default"/>
+        <w:sz w:val="20"/>
+      </w:rPr>
+    </w:lvl>
+    <w:lvl w:ilvl="8" w:tentative="1">
+      <w:start w:val="1"/>
+      <w:numFmt w:val="bullet"/>
+      <w:lvlText w:val=""/>
+      <w:lvlJc w:val="left"/>
+      <w:pPr>
+        <w:tabs>
+          <w:tab w:val="num" w:pos="6480"/>
+        </w:tabs>
+        <w:ind w:left="6480" w:hanging="360"/>
+      </w:pPr>
+      <w:rPr>
+        <w:rFonts w:ascii="Wingdings" w:hAnsi="Wingdings" w:hint="default"/>
+        <w:sz w:val="20"/>
+      </w:rPr>
+    </w:lvl>
+  </w:abstractNum>
+  <w:abstractNum w:abstractNumId="13" w15:restartNumberingAfterBreak="0">
+    <w:nsid w:val="2B5D5C81"/>
+    <w:multiLevelType w:val="multilevel"/>
+    <w:tmpl w:val="0A0241E6"/>
+    <w:lvl w:ilvl="0">
+      <w:start w:val="1"/>
+      <w:numFmt w:val="bullet"/>
+      <w:lvlText w:val=""/>
+      <w:lvlJc w:val="left"/>
+      <w:pPr>
+        <w:tabs>
+          <w:tab w:val="num" w:pos="720"/>
+        </w:tabs>
+        <w:ind w:left="720" w:hanging="360"/>
+      </w:pPr>
+      <w:rPr>
+        <w:rFonts w:ascii="Symbol" w:hAnsi="Symbol" w:hint="default"/>
+        <w:sz w:val="20"/>
+      </w:rPr>
+    </w:lvl>
+    <w:lvl w:ilvl="1">
+      <w:start w:val="1"/>
+      <w:numFmt w:val="bullet"/>
+      <w:lvlText w:val="o"/>
+      <w:lvlJc w:val="left"/>
+      <w:pPr>
+        <w:tabs>
+          <w:tab w:val="num" w:pos="1440"/>
+        </w:tabs>
+        <w:ind w:left="1440" w:hanging="360"/>
+      </w:pPr>
+      <w:rPr>
+        <w:rFonts w:ascii="Courier New" w:hAnsi="Courier New" w:hint="default"/>
+        <w:sz w:val="20"/>
+      </w:rPr>
+    </w:lvl>
+    <w:lvl w:ilvl="2" w:tentative="1">
+      <w:start w:val="1"/>
+      <w:numFmt w:val="bullet"/>
+      <w:lvlText w:val=""/>
+      <w:lvlJc w:val="left"/>
+      <w:pPr>
+        <w:tabs>
+          <w:tab w:val="num" w:pos="2160"/>
+        </w:tabs>
+        <w:ind w:left="2160" w:hanging="360"/>
+      </w:pPr>
+      <w:rPr>
+        <w:rFonts w:ascii="Wingdings" w:hAnsi="Wingdings" w:hint="default"/>
+        <w:sz w:val="20"/>
+      </w:rPr>
+    </w:lvl>
+    <w:lvl w:ilvl="3" w:tentative="1">
+      <w:start w:val="1"/>
+      <w:numFmt w:val="bullet"/>
+      <w:lvlText w:val=""/>
+      <w:lvlJc w:val="left"/>
+      <w:pPr>
+        <w:tabs>
+          <w:tab w:val="num" w:pos="2880"/>
+        </w:tabs>
+        <w:ind w:left="2880" w:hanging="360"/>
+      </w:pPr>
+      <w:rPr>
+        <w:rFonts w:ascii="Wingdings" w:hAnsi="Wingdings" w:hint="default"/>
+        <w:sz w:val="20"/>
+      </w:rPr>
+    </w:lvl>
+    <w:lvl w:ilvl="4" w:tentative="1">
+      <w:start w:val="1"/>
+      <w:numFmt w:val="bullet"/>
+      <w:lvlText w:val=""/>
+      <w:lvlJc w:val="left"/>
+      <w:pPr>
+        <w:tabs>
+          <w:tab w:val="num" w:pos="3600"/>
+        </w:tabs>
+        <w:ind w:left="3600" w:hanging="360"/>
+      </w:pPr>
+      <w:rPr>
+        <w:rFonts w:ascii="Wingdings" w:hAnsi="Wingdings" w:hint="default"/>
+        <w:sz w:val="20"/>
+      </w:rPr>
+    </w:lvl>
+    <w:lvl w:ilvl="5" w:tentative="1">
+      <w:start w:val="1"/>
+      <w:numFmt w:val="bullet"/>
+      <w:lvlText w:val=""/>
+      <w:lvlJc w:val="left"/>
+      <w:pPr>
+        <w:tabs>
+          <w:tab w:val="num" w:pos="4320"/>
+        </w:tabs>
+        <w:ind w:left="4320" w:hanging="360"/>
+      </w:pPr>
+      <w:rPr>
+        <w:rFonts w:ascii="Wingdings" w:hAnsi="Wingdings" w:hint="default"/>
+        <w:sz w:val="20"/>
+      </w:rPr>
+    </w:lvl>
+    <w:lvl w:ilvl="6" w:tentative="1">
+      <w:start w:val="1"/>
+      <w:numFmt w:val="bullet"/>
+      <w:lvlText w:val=""/>
+      <w:lvlJc w:val="left"/>
+      <w:pPr>
+        <w:tabs>
+          <w:tab w:val="num" w:pos="5040"/>
+        </w:tabs>
+        <w:ind w:left="5040" w:hanging="360"/>
+      </w:pPr>
+      <w:rPr>
+        <w:rFonts w:ascii="Wingdings" w:hAnsi="Wingdings" w:hint="default"/>
+        <w:sz w:val="20"/>
+      </w:rPr>
+    </w:lvl>
+    <w:lvl w:ilvl="7" w:tentative="1">
+      <w:start w:val="1"/>
+      <w:numFmt w:val="bullet"/>
+      <w:lvlText w:val=""/>
+      <w:lvlJc w:val="left"/>
+      <w:pPr>
+        <w:tabs>
+          <w:tab w:val="num" w:pos="5760"/>
+        </w:tabs>
+        <w:ind w:left="5760" w:hanging="360"/>
+      </w:pPr>
+      <w:rPr>
+        <w:rFonts w:ascii="Wingdings" w:hAnsi="Wingdings" w:hint="default"/>
+        <w:sz w:val="20"/>
+      </w:rPr>
+    </w:lvl>
+    <w:lvl w:ilvl="8" w:tentative="1">
+      <w:start w:val="1"/>
+      <w:numFmt w:val="bullet"/>
+      <w:lvlText w:val=""/>
+      <w:lvlJc w:val="left"/>
+      <w:pPr>
+        <w:tabs>
+          <w:tab w:val="num" w:pos="6480"/>
+        </w:tabs>
+        <w:ind w:left="6480" w:hanging="360"/>
+      </w:pPr>
+      <w:rPr>
+        <w:rFonts w:ascii="Wingdings" w:hAnsi="Wingdings" w:hint="default"/>
+        <w:sz w:val="20"/>
+      </w:rPr>
+    </w:lvl>
+  </w:abstractNum>
+  <w:abstractNum w:abstractNumId="14" w15:restartNumberingAfterBreak="0">
+    <w:nsid w:val="325648DB"/>
+    <w:multiLevelType w:val="multilevel"/>
+    <w:tmpl w:val="9918BFD0"/>
+    <w:lvl w:ilvl="0">
+      <w:start w:val="1"/>
+      <w:numFmt w:val="bullet"/>
+      <w:lvlText w:val=""/>
+      <w:lvlJc w:val="left"/>
+      <w:pPr>
+        <w:tabs>
+          <w:tab w:val="num" w:pos="720"/>
+        </w:tabs>
+        <w:ind w:left="720" w:hanging="360"/>
+      </w:pPr>
+      <w:rPr>
+        <w:rFonts w:ascii="Symbol" w:hAnsi="Symbol" w:hint="default"/>
+        <w:sz w:val="20"/>
+      </w:rPr>
+    </w:lvl>
+    <w:lvl w:ilvl="1" w:tentative="1">
+      <w:start w:val="1"/>
+      <w:numFmt w:val="bullet"/>
+      <w:lvlText w:val="o"/>
+      <w:lvlJc w:val="left"/>
+      <w:pPr>
+        <w:tabs>
+          <w:tab w:val="num" w:pos="1440"/>
+        </w:tabs>
+        <w:ind w:left="1440" w:hanging="360"/>
+      </w:pPr>
+      <w:rPr>
+        <w:rFonts w:ascii="Courier New" w:hAnsi="Courier New" w:hint="default"/>
+        <w:sz w:val="20"/>
+      </w:rPr>
+    </w:lvl>
+    <w:lvl w:ilvl="2" w:tentative="1">
+      <w:start w:val="1"/>
+      <w:numFmt w:val="bullet"/>
+      <w:lvlText w:val=""/>
+      <w:lvlJc w:val="left"/>
+      <w:pPr>
+        <w:tabs>
+          <w:tab w:val="num" w:pos="2160"/>
+        </w:tabs>
+        <w:ind w:left="2160" w:hanging="360"/>
+      </w:pPr>
+      <w:rPr>
+        <w:rFonts w:ascii="Wingdings" w:hAnsi="Wingdings" w:hint="default"/>
+        <w:sz w:val="20"/>
+      </w:rPr>
+    </w:lvl>
+    <w:lvl w:ilvl="3" w:tentative="1">
+      <w:start w:val="1"/>
+      <w:numFmt w:val="bullet"/>
+      <w:lvlText w:val=""/>
+      <w:lvlJc w:val="left"/>
+      <w:pPr>
+        <w:tabs>
+          <w:tab w:val="num" w:pos="2880"/>
+        </w:tabs>
+        <w:ind w:left="2880" w:hanging="360"/>
+      </w:pPr>
+      <w:rPr>
+        <w:rFonts w:ascii="Wingdings" w:hAnsi="Wingdings" w:hint="default"/>
+        <w:sz w:val="20"/>
+      </w:rPr>
+    </w:lvl>
+    <w:lvl w:ilvl="4" w:tentative="1">
+      <w:start w:val="1"/>
+      <w:numFmt w:val="bullet"/>
+      <w:lvlText w:val=""/>
+      <w:lvlJc w:val="left"/>
+      <w:pPr>
+        <w:tabs>
+          <w:tab w:val="num" w:pos="3600"/>
+        </w:tabs>
+        <w:ind w:left="3600" w:hanging="360"/>
+      </w:pPr>
+      <w:rPr>
+        <w:rFonts w:ascii="Wingdings" w:hAnsi="Wingdings" w:hint="default"/>
+        <w:sz w:val="20"/>
+      </w:rPr>
+    </w:lvl>
+    <w:lvl w:ilvl="5" w:tentative="1">
+      <w:start w:val="1"/>
+      <w:numFmt w:val="bullet"/>
+      <w:lvlText w:val=""/>
+      <w:lvlJc w:val="left"/>
+      <w:pPr>
+        <w:tabs>
+          <w:tab w:val="num" w:pos="4320"/>
+        </w:tabs>
+        <w:ind w:left="4320" w:hanging="360"/>
+      </w:pPr>
+      <w:rPr>
+        <w:rFonts w:ascii="Wingdings" w:hAnsi="Wingdings" w:hint="default"/>
+        <w:sz w:val="20"/>
+      </w:rPr>
+    </w:lvl>
+    <w:lvl w:ilvl="6" w:tentative="1">
+      <w:start w:val="1"/>
+      <w:numFmt w:val="bullet"/>
+      <w:lvlText w:val=""/>
+      <w:lvlJc w:val="left"/>
+      <w:pPr>
+        <w:tabs>
+          <w:tab w:val="num" w:pos="5040"/>
+        </w:tabs>
+        <w:ind w:left="5040" w:hanging="360"/>
+      </w:pPr>
+      <w:rPr>
+        <w:rFonts w:ascii="Wingdings" w:hAnsi="Wingdings" w:hint="default"/>
+        <w:sz w:val="20"/>
+      </w:rPr>
+    </w:lvl>
+    <w:lvl w:ilvl="7" w:tentative="1">
+      <w:start w:val="1"/>
+      <w:numFmt w:val="bullet"/>
+      <w:lvlText w:val=""/>
+      <w:lvlJc w:val="left"/>
+      <w:pPr>
+        <w:tabs>
+          <w:tab w:val="num" w:pos="5760"/>
+        </w:tabs>
+        <w:ind w:left="5760" w:hanging="360"/>
+      </w:pPr>
+      <w:rPr>
+        <w:rFonts w:ascii="Wingdings" w:hAnsi="Wingdings" w:hint="default"/>
+        <w:sz w:val="20"/>
+      </w:rPr>
+    </w:lvl>
+    <w:lvl w:ilvl="8" w:tentative="1">
+      <w:start w:val="1"/>
+      <w:numFmt w:val="bullet"/>
+      <w:lvlText w:val=""/>
+      <w:lvlJc w:val="left"/>
+      <w:pPr>
+        <w:tabs>
+          <w:tab w:val="num" w:pos="6480"/>
+        </w:tabs>
+        <w:ind w:left="6480" w:hanging="360"/>
+      </w:pPr>
+      <w:rPr>
+        <w:rFonts w:ascii="Wingdings" w:hAnsi="Wingdings" w:hint="default"/>
+        <w:sz w:val="20"/>
+      </w:rPr>
+    </w:lvl>
+  </w:abstractNum>
+  <w:abstractNum w:abstractNumId="15" w15:restartNumberingAfterBreak="0">
+    <w:nsid w:val="351824F8"/>
+    <w:multiLevelType w:val="multilevel"/>
+    <w:tmpl w:val="E5022752"/>
+    <w:lvl w:ilvl="0">
+      <w:start w:val="1"/>
+      <w:numFmt w:val="bullet"/>
+      <w:lvlText w:val=""/>
+      <w:lvlJc w:val="left"/>
+      <w:pPr>
+        <w:tabs>
+          <w:tab w:val="num" w:pos="720"/>
+        </w:tabs>
+        <w:ind w:left="720" w:hanging="360"/>
+      </w:pPr>
+      <w:rPr>
+        <w:rFonts w:ascii="Symbol" w:hAnsi="Symbol" w:hint="default"/>
+        <w:sz w:val="20"/>
+      </w:rPr>
+    </w:lvl>
+    <w:lvl w:ilvl="1" w:tentative="1">
+      <w:start w:val="1"/>
+      <w:numFmt w:val="bullet"/>
+      <w:lvlText w:val="o"/>
+      <w:lvlJc w:val="left"/>
+      <w:pPr>
+        <w:tabs>
+          <w:tab w:val="num" w:pos="1440"/>
+        </w:tabs>
+        <w:ind w:left="1440" w:hanging="360"/>
+      </w:pPr>
+      <w:rPr>
+        <w:rFonts w:ascii="Courier New" w:hAnsi="Courier New" w:hint="default"/>
+        <w:sz w:val="20"/>
+      </w:rPr>
+    </w:lvl>
+    <w:lvl w:ilvl="2" w:tentative="1">
+      <w:start w:val="1"/>
+      <w:numFmt w:val="bullet"/>
+      <w:lvlText w:val=""/>
+      <w:lvlJc w:val="left"/>
+      <w:pPr>
+        <w:tabs>
+          <w:tab w:val="num" w:pos="2160"/>
+        </w:tabs>
+        <w:ind w:left="2160" w:hanging="360"/>
+      </w:pPr>
+      <w:rPr>
+        <w:rFonts w:ascii="Wingdings" w:hAnsi="Wingdings" w:hint="default"/>
+        <w:sz w:val="20"/>
+      </w:rPr>
+    </w:lvl>
+    <w:lvl w:ilvl="3" w:tentative="1">
+      <w:start w:val="1"/>
+      <w:numFmt w:val="bullet"/>
+      <w:lvlText w:val=""/>
+      <w:lvlJc w:val="left"/>
+      <w:pPr>
+        <w:tabs>
+          <w:tab w:val="num" w:pos="2880"/>
+        </w:tabs>
+        <w:ind w:left="2880" w:hanging="360"/>
+      </w:pPr>
+      <w:rPr>
+        <w:rFonts w:ascii="Wingdings" w:hAnsi="Wingdings" w:hint="default"/>
+        <w:sz w:val="20"/>
+      </w:rPr>
+    </w:lvl>
+    <w:lvl w:ilvl="4" w:tentative="1">
+      <w:start w:val="1"/>
+      <w:numFmt w:val="bullet"/>
+      <w:lvlText w:val=""/>
+      <w:lvlJc w:val="left"/>
+      <w:pPr>
+        <w:tabs>
+          <w:tab w:val="num" w:pos="3600"/>
+        </w:tabs>
+        <w:ind w:left="3600" w:hanging="360"/>
+      </w:pPr>
+      <w:rPr>
+        <w:rFonts w:ascii="Wingdings" w:hAnsi="Wingdings" w:hint="default"/>
+        <w:sz w:val="20"/>
+      </w:rPr>
+    </w:lvl>
+    <w:lvl w:ilvl="5" w:tentative="1">
+      <w:start w:val="1"/>
+      <w:numFmt w:val="bullet"/>
+      <w:lvlText w:val=""/>
+      <w:lvlJc w:val="left"/>
+      <w:pPr>
+        <w:tabs>
+          <w:tab w:val="num" w:pos="4320"/>
+        </w:tabs>
+        <w:ind w:left="4320" w:hanging="360"/>
+      </w:pPr>
+      <w:rPr>
+        <w:rFonts w:ascii="Wingdings" w:hAnsi="Wingdings" w:hint="default"/>
+        <w:sz w:val="20"/>
+      </w:rPr>
+    </w:lvl>
+    <w:lvl w:ilvl="6" w:tentative="1">
+      <w:start w:val="1"/>
+      <w:numFmt w:val="bullet"/>
+      <w:lvlText w:val=""/>
+      <w:lvlJc w:val="left"/>
+      <w:pPr>
+        <w:tabs>
+          <w:tab w:val="num" w:pos="5040"/>
+        </w:tabs>
+        <w:ind w:left="5040" w:hanging="360"/>
+      </w:pPr>
+      <w:rPr>
+        <w:rFonts w:ascii="Wingdings" w:hAnsi="Wingdings" w:hint="default"/>
+        <w:sz w:val="20"/>
+      </w:rPr>
+    </w:lvl>
+    <w:lvl w:ilvl="7" w:tentative="1">
+      <w:start w:val="1"/>
+      <w:numFmt w:val="bullet"/>
+      <w:lvlText w:val=""/>
+      <w:lvlJc w:val="left"/>
+      <w:pPr>
+        <w:tabs>
+          <w:tab w:val="num" w:pos="5760"/>
+        </w:tabs>
+        <w:ind w:left="5760" w:hanging="360"/>
+      </w:pPr>
+      <w:rPr>
+        <w:rFonts w:ascii="Wingdings" w:hAnsi="Wingdings" w:hint="default"/>
+        <w:sz w:val="20"/>
+      </w:rPr>
+    </w:lvl>
+    <w:lvl w:ilvl="8" w:tentative="1">
+      <w:start w:val="1"/>
+      <w:numFmt w:val="bullet"/>
+      <w:lvlText w:val=""/>
+      <w:lvlJc w:val="left"/>
+      <w:pPr>
+        <w:tabs>
+          <w:tab w:val="num" w:pos="6480"/>
+        </w:tabs>
+        <w:ind w:left="6480" w:hanging="360"/>
+      </w:pPr>
+      <w:rPr>
+        <w:rFonts w:ascii="Wingdings" w:hAnsi="Wingdings" w:hint="default"/>
+        <w:sz w:val="20"/>
+      </w:rPr>
+    </w:lvl>
+  </w:abstractNum>
+  <w:abstractNum w:abstractNumId="16" w15:restartNumberingAfterBreak="0">
+    <w:nsid w:val="35B93408"/>
+    <w:multiLevelType w:val="multilevel"/>
+    <w:tmpl w:val="AE769B0E"/>
+    <w:lvl w:ilvl="0">
+      <w:start w:val="1"/>
+      <w:numFmt w:val="decimal"/>
+      <w:lvlText w:val="%1."/>
+      <w:lvlJc w:val="left"/>
+      <w:pPr>
+        <w:tabs>
+          <w:tab w:val="num" w:pos="720"/>
+        </w:tabs>
+        <w:ind w:left="720" w:hanging="360"/>
+      </w:pPr>
+    </w:lvl>
+    <w:lvl w:ilvl="1" w:tentative="1">
+      <w:start w:val="1"/>
+      <w:numFmt w:val="decimal"/>
+      <w:lvlText w:val="%2."/>
+      <w:lvlJc w:val="left"/>
+      <w:pPr>
+        <w:tabs>
+          <w:tab w:val="num" w:pos="1440"/>
+        </w:tabs>
+        <w:ind w:left="1440" w:hanging="360"/>
+      </w:pPr>
+    </w:lvl>
+    <w:lvl w:ilvl="2" w:tentative="1">
+      <w:start w:val="1"/>
+      <w:numFmt w:val="decimal"/>
+      <w:lvlText w:val="%3."/>
+      <w:lvlJc w:val="left"/>
+      <w:pPr>
+        <w:tabs>
+          <w:tab w:val="num" w:pos="2160"/>
+        </w:tabs>
+        <w:ind w:left="2160" w:hanging="360"/>
+      </w:pPr>
+    </w:lvl>
+    <w:lvl w:ilvl="3" w:tentative="1">
+      <w:start w:val="1"/>
+      <w:numFmt w:val="decimal"/>
+      <w:lvlText w:val="%4."/>
+      <w:lvlJc w:val="left"/>
+      <w:pPr>
+        <w:tabs>
+          <w:tab w:val="num" w:pos="2880"/>
+        </w:tabs>
+        <w:ind w:left="2880" w:hanging="360"/>
+      </w:pPr>
+    </w:lvl>
+    <w:lvl w:ilvl="4" w:tentative="1">
+      <w:start w:val="1"/>
+      <w:numFmt w:val="decimal"/>
+      <w:lvlText w:val="%5."/>
+      <w:lvlJc w:val="left"/>
+      <w:pPr>
+        <w:tabs>
+          <w:tab w:val="num" w:pos="3600"/>
+        </w:tabs>
+        <w:ind w:left="3600" w:hanging="360"/>
+      </w:pPr>
+    </w:lvl>
+    <w:lvl w:ilvl="5" w:tentative="1">
+      <w:start w:val="1"/>
+      <w:numFmt w:val="decimal"/>
+      <w:lvlText w:val="%6."/>
+      <w:lvlJc w:val="left"/>
+      <w:pPr>
+        <w:tabs>
+          <w:tab w:val="num" w:pos="4320"/>
+        </w:tabs>
+        <w:ind w:left="4320" w:hanging="360"/>
+      </w:pPr>
+    </w:lvl>
+    <w:lvl w:ilvl="6" w:tentative="1">
+      <w:start w:val="1"/>
+      <w:numFmt w:val="decimal"/>
+      <w:lvlText w:val="%7."/>
+      <w:lvlJc w:val="left"/>
+      <w:pPr>
+        <w:tabs>
+          <w:tab w:val="num" w:pos="5040"/>
+        </w:tabs>
+        <w:ind w:left="5040" w:hanging="360"/>
+      </w:pPr>
+    </w:lvl>
+    <w:lvl w:ilvl="7" w:tentative="1">
+      <w:start w:val="1"/>
+      <w:numFmt w:val="decimal"/>
+      <w:lvlText w:val="%8."/>
+      <w:lvlJc w:val="left"/>
+      <w:pPr>
+        <w:tabs>
+          <w:tab w:val="num" w:pos="5760"/>
+        </w:tabs>
+        <w:ind w:left="5760" w:hanging="360"/>
+      </w:pPr>
+    </w:lvl>
+    <w:lvl w:ilvl="8" w:tentative="1">
+      <w:start w:val="1"/>
+      <w:numFmt w:val="decimal"/>
+      <w:lvlText w:val="%9."/>
+      <w:lvlJc w:val="left"/>
+      <w:pPr>
+        <w:tabs>
+          <w:tab w:val="num" w:pos="6480"/>
+        </w:tabs>
+        <w:ind w:left="6480" w:hanging="360"/>
+      </w:pPr>
+    </w:lvl>
+  </w:abstractNum>
+  <w:abstractNum w:abstractNumId="17" w15:restartNumberingAfterBreak="0">
+    <w:nsid w:val="3DE83900"/>
+    <w:multiLevelType w:val="multilevel"/>
+    <w:tmpl w:val="E5C67C1E"/>
+    <w:lvl w:ilvl="0">
+      <w:start w:val="1"/>
+      <w:numFmt w:val="bullet"/>
+      <w:lvlText w:val=""/>
+      <w:lvlJc w:val="left"/>
+      <w:pPr>
+        <w:tabs>
+          <w:tab w:val="num" w:pos="720"/>
+        </w:tabs>
+        <w:ind w:left="720" w:hanging="360"/>
+      </w:pPr>
+      <w:rPr>
+        <w:rFonts w:ascii="Symbol" w:hAnsi="Symbol" w:hint="default"/>
+        <w:sz w:val="20"/>
+      </w:rPr>
+    </w:lvl>
+    <w:lvl w:ilvl="1" w:tentative="1">
+      <w:start w:val="1"/>
+      <w:numFmt w:val="bullet"/>
+      <w:lvlText w:val="o"/>
+      <w:lvlJc w:val="left"/>
+      <w:pPr>
+        <w:tabs>
+          <w:tab w:val="num" w:pos="1440"/>
+        </w:tabs>
+        <w:ind w:left="1440" w:hanging="360"/>
+      </w:pPr>
+      <w:rPr>
+        <w:rFonts w:ascii="Courier New" w:hAnsi="Courier New" w:hint="default"/>
+        <w:sz w:val="20"/>
+      </w:rPr>
+    </w:lvl>
+    <w:lvl w:ilvl="2" w:tentative="1">
+      <w:start w:val="1"/>
+      <w:numFmt w:val="bullet"/>
+      <w:lvlText w:val=""/>
+      <w:lvlJc w:val="left"/>
+      <w:pPr>
+        <w:tabs>
+          <w:tab w:val="num" w:pos="2160"/>
+        </w:tabs>
+        <w:ind w:left="2160" w:hanging="360"/>
+      </w:pPr>
+      <w:rPr>
+        <w:rFonts w:ascii="Wingdings" w:hAnsi="Wingdings" w:hint="default"/>
+        <w:sz w:val="20"/>
+      </w:rPr>
+    </w:lvl>
+    <w:lvl w:ilvl="3" w:tentative="1">
+      <w:start w:val="1"/>
+      <w:numFmt w:val="bullet"/>
+      <w:lvlText w:val=""/>
+      <w:lvlJc w:val="left"/>
+      <w:pPr>
+        <w:tabs>
+          <w:tab w:val="num" w:pos="2880"/>
+        </w:tabs>
+        <w:ind w:left="2880" w:hanging="360"/>
+      </w:pPr>
+      <w:rPr>
+        <w:rFonts w:ascii="Wingdings" w:hAnsi="Wingdings" w:hint="default"/>
+        <w:sz w:val="20"/>
+      </w:rPr>
+    </w:lvl>
+    <w:lvl w:ilvl="4" w:tentative="1">
+      <w:start w:val="1"/>
+      <w:numFmt w:val="bullet"/>
+      <w:lvlText w:val=""/>
+      <w:lvlJc w:val="left"/>
+      <w:pPr>
+        <w:tabs>
+          <w:tab w:val="num" w:pos="3600"/>
+        </w:tabs>
+        <w:ind w:left="3600" w:hanging="360"/>
+      </w:pPr>
+      <w:rPr>
+        <w:rFonts w:ascii="Wingdings" w:hAnsi="Wingdings" w:hint="default"/>
+        <w:sz w:val="20"/>
+      </w:rPr>
+    </w:lvl>
+    <w:lvl w:ilvl="5" w:tentative="1">
+      <w:start w:val="1"/>
+      <w:numFmt w:val="bullet"/>
+      <w:lvlText w:val=""/>
+      <w:lvlJc w:val="left"/>
+      <w:pPr>
+        <w:tabs>
+          <w:tab w:val="num" w:pos="4320"/>
+        </w:tabs>
+        <w:ind w:left="4320" w:hanging="360"/>
+      </w:pPr>
+      <w:rPr>
+        <w:rFonts w:ascii="Wingdings" w:hAnsi="Wingdings" w:hint="default"/>
+        <w:sz w:val="20"/>
+      </w:rPr>
+    </w:lvl>
+    <w:lvl w:ilvl="6" w:tentative="1">
+      <w:start w:val="1"/>
+      <w:numFmt w:val="bullet"/>
+      <w:lvlText w:val=""/>
+      <w:lvlJc w:val="left"/>
+      <w:pPr>
+        <w:tabs>
+          <w:tab w:val="num" w:pos="5040"/>
+        </w:tabs>
+        <w:ind w:left="5040" w:hanging="360"/>
+      </w:pPr>
+      <w:rPr>
+        <w:rFonts w:ascii="Wingdings" w:hAnsi="Wingdings" w:hint="default"/>
+        <w:sz w:val="20"/>
+      </w:rPr>
+    </w:lvl>
+    <w:lvl w:ilvl="7" w:tentative="1">
+      <w:start w:val="1"/>
+      <w:numFmt w:val="bullet"/>
+      <w:lvlText w:val=""/>
+      <w:lvlJc w:val="left"/>
+      <w:pPr>
+        <w:tabs>
+          <w:tab w:val="num" w:pos="5760"/>
+        </w:tabs>
+        <w:ind w:left="5760" w:hanging="360"/>
+      </w:pPr>
+      <w:rPr>
+        <w:rFonts w:ascii="Wingdings" w:hAnsi="Wingdings" w:hint="default"/>
+        <w:sz w:val="20"/>
+      </w:rPr>
+    </w:lvl>
+    <w:lvl w:ilvl="8" w:tentative="1">
+      <w:start w:val="1"/>
+      <w:numFmt w:val="bullet"/>
+      <w:lvlText w:val=""/>
+      <w:lvlJc w:val="left"/>
+      <w:pPr>
+        <w:tabs>
+          <w:tab w:val="num" w:pos="6480"/>
+        </w:tabs>
+        <w:ind w:left="6480" w:hanging="360"/>
+      </w:pPr>
+      <w:rPr>
+        <w:rFonts w:ascii="Wingdings" w:hAnsi="Wingdings" w:hint="default"/>
+        <w:sz w:val="20"/>
+      </w:rPr>
+    </w:lvl>
+  </w:abstractNum>
+  <w:abstractNum w:abstractNumId="18" w15:restartNumberingAfterBreak="0">
+    <w:nsid w:val="4BBD5115"/>
+    <w:multiLevelType w:val="multilevel"/>
+    <w:tmpl w:val="C36A3502"/>
+    <w:lvl w:ilvl="0">
+      <w:start w:val="1"/>
+      <w:numFmt w:val="bullet"/>
+      <w:lvlText w:val=""/>
+      <w:lvlJc w:val="left"/>
+      <w:pPr>
+        <w:tabs>
+          <w:tab w:val="num" w:pos="720"/>
+        </w:tabs>
+        <w:ind w:left="720" w:hanging="360"/>
+      </w:pPr>
+      <w:rPr>
+        <w:rFonts w:ascii="Symbol" w:hAnsi="Symbol" w:hint="default"/>
+        <w:sz w:val="20"/>
+      </w:rPr>
+    </w:lvl>
+    <w:lvl w:ilvl="1" w:tentative="1">
+      <w:start w:val="1"/>
+      <w:numFmt w:val="bullet"/>
+      <w:lvlText w:val="o"/>
+      <w:lvlJc w:val="left"/>
+      <w:pPr>
+        <w:tabs>
+          <w:tab w:val="num" w:pos="1440"/>
+        </w:tabs>
+        <w:ind w:left="1440" w:hanging="360"/>
+      </w:pPr>
+      <w:rPr>
+        <w:rFonts w:ascii="Courier New" w:hAnsi="Courier New" w:hint="default"/>
+        <w:sz w:val="20"/>
+      </w:rPr>
+    </w:lvl>
+    <w:lvl w:ilvl="2" w:tentative="1">
+      <w:start w:val="1"/>
+      <w:numFmt w:val="bullet"/>
+      <w:lvlText w:val=""/>
+      <w:lvlJc w:val="left"/>
+      <w:pPr>
+        <w:tabs>
+          <w:tab w:val="num" w:pos="2160"/>
+        </w:tabs>
+        <w:ind w:left="2160" w:hanging="360"/>
+      </w:pPr>
+      <w:rPr>
+        <w:rFonts w:ascii="Wingdings" w:hAnsi="Wingdings" w:hint="default"/>
+        <w:sz w:val="20"/>
+      </w:rPr>
+    </w:lvl>
+    <w:lvl w:ilvl="3" w:tentative="1">
+      <w:start w:val="1"/>
+      <w:numFmt w:val="bullet"/>
+      <w:lvlText w:val=""/>
+      <w:lvlJc w:val="left"/>
+      <w:pPr>
+        <w:tabs>
+          <w:tab w:val="num" w:pos="2880"/>
+        </w:tabs>
+        <w:ind w:left="2880" w:hanging="360"/>
+      </w:pPr>
+      <w:rPr>
+        <w:rFonts w:ascii="Wingdings" w:hAnsi="Wingdings" w:hint="default"/>
+        <w:sz w:val="20"/>
+      </w:rPr>
+    </w:lvl>
+    <w:lvl w:ilvl="4" w:tentative="1">
+      <w:start w:val="1"/>
+      <w:numFmt w:val="bullet"/>
+      <w:lvlText w:val=""/>
+      <w:lvlJc w:val="left"/>
+      <w:pPr>
+        <w:tabs>
+          <w:tab w:val="num" w:pos="3600"/>
+        </w:tabs>
+        <w:ind w:left="3600" w:hanging="360"/>
+      </w:pPr>
+      <w:rPr>
+        <w:rFonts w:ascii="Wingdings" w:hAnsi="Wingdings" w:hint="default"/>
+        <w:sz w:val="20"/>
+      </w:rPr>
+    </w:lvl>
+    <w:lvl w:ilvl="5" w:tentative="1">
+      <w:start w:val="1"/>
+      <w:numFmt w:val="bullet"/>
+      <w:lvlText w:val=""/>
+      <w:lvlJc w:val="left"/>
+      <w:pPr>
+        <w:tabs>
+          <w:tab w:val="num" w:pos="4320"/>
+        </w:tabs>
+        <w:ind w:left="4320" w:hanging="360"/>
+      </w:pPr>
+      <w:rPr>
+        <w:rFonts w:ascii="Wingdings" w:hAnsi="Wingdings" w:hint="default"/>
+        <w:sz w:val="20"/>
+      </w:rPr>
+    </w:lvl>
+    <w:lvl w:ilvl="6" w:tentative="1">
+      <w:start w:val="1"/>
+      <w:numFmt w:val="bullet"/>
+      <w:lvlText w:val=""/>
+      <w:lvlJc w:val="left"/>
+      <w:pPr>
+        <w:tabs>
+          <w:tab w:val="num" w:pos="5040"/>
+        </w:tabs>
+        <w:ind w:left="5040" w:hanging="360"/>
+      </w:pPr>
+      <w:rPr>
+        <w:rFonts w:ascii="Wingdings" w:hAnsi="Wingdings" w:hint="default"/>
+        <w:sz w:val="20"/>
+      </w:rPr>
+    </w:lvl>
+    <w:lvl w:ilvl="7" w:tentative="1">
+      <w:start w:val="1"/>
+      <w:numFmt w:val="bullet"/>
+      <w:lvlText w:val=""/>
+      <w:lvlJc w:val="left"/>
+      <w:pPr>
+        <w:tabs>
+          <w:tab w:val="num" w:pos="5760"/>
+        </w:tabs>
+        <w:ind w:left="5760" w:hanging="360"/>
+      </w:pPr>
+      <w:rPr>
+        <w:rFonts w:ascii="Wingdings" w:hAnsi="Wingdings" w:hint="default"/>
+        <w:sz w:val="20"/>
+      </w:rPr>
+    </w:lvl>
+    <w:lvl w:ilvl="8" w:tentative="1">
+      <w:start w:val="1"/>
+      <w:numFmt w:val="bullet"/>
+      <w:lvlText w:val=""/>
+      <w:lvlJc w:val="left"/>
+      <w:pPr>
+        <w:tabs>
+          <w:tab w:val="num" w:pos="6480"/>
+        </w:tabs>
+        <w:ind w:left="6480" w:hanging="360"/>
+      </w:pPr>
+      <w:rPr>
+        <w:rFonts w:ascii="Wingdings" w:hAnsi="Wingdings" w:hint="default"/>
+        <w:sz w:val="20"/>
+      </w:rPr>
+    </w:lvl>
+  </w:abstractNum>
+  <w:abstractNum w:abstractNumId="19" w15:restartNumberingAfterBreak="0">
+    <w:nsid w:val="51B41F0D"/>
+    <w:multiLevelType w:val="multilevel"/>
+    <w:tmpl w:val="E61AEEAC"/>
+    <w:lvl w:ilvl="0">
+      <w:start w:val="1"/>
+      <w:numFmt w:val="bullet"/>
+      <w:lvlText w:val=""/>
+      <w:lvlJc w:val="left"/>
+      <w:pPr>
+        <w:tabs>
+          <w:tab w:val="num" w:pos="720"/>
+        </w:tabs>
+        <w:ind w:left="720" w:hanging="360"/>
+      </w:pPr>
+      <w:rPr>
+        <w:rFonts w:ascii="Symbol" w:hAnsi="Symbol" w:hint="default"/>
+        <w:sz w:val="20"/>
+      </w:rPr>
+    </w:lvl>
+    <w:lvl w:ilvl="1" w:tentative="1">
+      <w:start w:val="1"/>
+      <w:numFmt w:val="bullet"/>
+      <w:lvlText w:val="o"/>
+      <w:lvlJc w:val="left"/>
+      <w:pPr>
+        <w:tabs>
+          <w:tab w:val="num" w:pos="1440"/>
+        </w:tabs>
+        <w:ind w:left="1440" w:hanging="360"/>
+      </w:pPr>
+      <w:rPr>
+        <w:rFonts w:ascii="Courier New" w:hAnsi="Courier New" w:hint="default"/>
+        <w:sz w:val="20"/>
+      </w:rPr>
+    </w:lvl>
+    <w:lvl w:ilvl="2" w:tentative="1">
+      <w:start w:val="1"/>
+      <w:numFmt w:val="bullet"/>
+      <w:lvlText w:val=""/>
+      <w:lvlJc w:val="left"/>
+      <w:pPr>
+        <w:tabs>
+          <w:tab w:val="num" w:pos="2160"/>
+        </w:tabs>
+        <w:ind w:left="2160" w:hanging="360"/>
+      </w:pPr>
+      <w:rPr>
+        <w:rFonts w:ascii="Wingdings" w:hAnsi="Wingdings" w:hint="default"/>
+        <w:sz w:val="20"/>
+      </w:rPr>
+    </w:lvl>
+    <w:lvl w:ilvl="3" w:tentative="1">
+      <w:start w:val="1"/>
+      <w:numFmt w:val="bullet"/>
+      <w:lvlText w:val=""/>
+      <w:lvlJc w:val="left"/>
+      <w:pPr>
+        <w:tabs>
+          <w:tab w:val="num" w:pos="2880"/>
+        </w:tabs>
+        <w:ind w:left="2880" w:hanging="360"/>
+      </w:pPr>
+      <w:rPr>
+        <w:rFonts w:ascii="Wingdings" w:hAnsi="Wingdings" w:hint="default"/>
+        <w:sz w:val="20"/>
+      </w:rPr>
+    </w:lvl>
+    <w:lvl w:ilvl="4" w:tentative="1">
+      <w:start w:val="1"/>
+      <w:numFmt w:val="bullet"/>
+      <w:lvlText w:val=""/>
+      <w:lvlJc w:val="left"/>
+      <w:pPr>
+        <w:tabs>
+          <w:tab w:val="num" w:pos="3600"/>
+        </w:tabs>
+        <w:ind w:left="3600" w:hanging="360"/>
+      </w:pPr>
+      <w:rPr>
+        <w:rFonts w:ascii="Wingdings" w:hAnsi="Wingdings" w:hint="default"/>
+        <w:sz w:val="20"/>
+      </w:rPr>
+    </w:lvl>
+    <w:lvl w:ilvl="5" w:tentative="1">
+      <w:start w:val="1"/>
+      <w:numFmt w:val="bullet"/>
+      <w:lvlText w:val=""/>
+      <w:lvlJc w:val="left"/>
+      <w:pPr>
+        <w:tabs>
+          <w:tab w:val="num" w:pos="4320"/>
+        </w:tabs>
+        <w:ind w:left="4320" w:hanging="360"/>
+      </w:pPr>
+      <w:rPr>
+        <w:rFonts w:ascii="Wingdings" w:hAnsi="Wingdings" w:hint="default"/>
+        <w:sz w:val="20"/>
+      </w:rPr>
+    </w:lvl>
+    <w:lvl w:ilvl="6" w:tentative="1">
+      <w:start w:val="1"/>
+      <w:numFmt w:val="bullet"/>
+      <w:lvlText w:val=""/>
+      <w:lvlJc w:val="left"/>
+      <w:pPr>
+        <w:tabs>
+          <w:tab w:val="num" w:pos="5040"/>
+        </w:tabs>
+        <w:ind w:left="5040" w:hanging="360"/>
+      </w:pPr>
+      <w:rPr>
+        <w:rFonts w:ascii="Wingdings" w:hAnsi="Wingdings" w:hint="default"/>
+        <w:sz w:val="20"/>
+      </w:rPr>
+    </w:lvl>
+    <w:lvl w:ilvl="7" w:tentative="1">
+      <w:start w:val="1"/>
+      <w:numFmt w:val="bullet"/>
+      <w:lvlText w:val=""/>
+      <w:lvlJc w:val="left"/>
+      <w:pPr>
+        <w:tabs>
+          <w:tab w:val="num" w:pos="5760"/>
+        </w:tabs>
+        <w:ind w:left="5760" w:hanging="360"/>
+      </w:pPr>
+      <w:rPr>
+        <w:rFonts w:ascii="Wingdings" w:hAnsi="Wingdings" w:hint="default"/>
+        <w:sz w:val="20"/>
+      </w:rPr>
+    </w:lvl>
+    <w:lvl w:ilvl="8" w:tentative="1">
+      <w:start w:val="1"/>
+      <w:numFmt w:val="bullet"/>
+      <w:lvlText w:val=""/>
+      <w:lvlJc w:val="left"/>
+      <w:pPr>
+        <w:tabs>
+          <w:tab w:val="num" w:pos="6480"/>
+        </w:tabs>
+        <w:ind w:left="6480" w:hanging="360"/>
+      </w:pPr>
+      <w:rPr>
+        <w:rFonts w:ascii="Wingdings" w:hAnsi="Wingdings" w:hint="default"/>
+        <w:sz w:val="20"/>
+      </w:rPr>
+    </w:lvl>
+  </w:abstractNum>
+  <w:abstractNum w:abstractNumId="20" w15:restartNumberingAfterBreak="0">
+    <w:nsid w:val="53E419C6"/>
+    <w:multiLevelType w:val="multilevel"/>
+    <w:tmpl w:val="053415F8"/>
+    <w:lvl w:ilvl="0">
+      <w:start w:val="1"/>
+      <w:numFmt w:val="bullet"/>
+      <w:lvlText w:val=""/>
+      <w:lvlJc w:val="left"/>
+      <w:pPr>
+        <w:tabs>
+          <w:tab w:val="num" w:pos="720"/>
+        </w:tabs>
+        <w:ind w:left="720" w:hanging="360"/>
+      </w:pPr>
+      <w:rPr>
+        <w:rFonts w:ascii="Symbol" w:hAnsi="Symbol" w:hint="default"/>
+        <w:sz w:val="20"/>
+      </w:rPr>
+    </w:lvl>
+    <w:lvl w:ilvl="1" w:tentative="1">
+      <w:start w:val="1"/>
+      <w:numFmt w:val="bullet"/>
+      <w:lvlText w:val="o"/>
+      <w:lvlJc w:val="left"/>
+      <w:pPr>
+        <w:tabs>
+          <w:tab w:val="num" w:pos="1440"/>
+        </w:tabs>
+        <w:ind w:left="1440" w:hanging="360"/>
+      </w:pPr>
+      <w:rPr>
+        <w:rFonts w:ascii="Courier New" w:hAnsi="Courier New" w:hint="default"/>
+        <w:sz w:val="20"/>
+      </w:rPr>
+    </w:lvl>
+    <w:lvl w:ilvl="2" w:tentative="1">
+      <w:start w:val="1"/>
+      <w:numFmt w:val="bullet"/>
+      <w:lvlText w:val=""/>
+      <w:lvlJc w:val="left"/>
+      <w:pPr>
+        <w:tabs>
+          <w:tab w:val="num" w:pos="2160"/>
+        </w:tabs>
+        <w:ind w:left="2160" w:hanging="360"/>
+      </w:pPr>
+      <w:rPr>
+        <w:rFonts w:ascii="Wingdings" w:hAnsi="Wingdings" w:hint="default"/>
+        <w:sz w:val="20"/>
+      </w:rPr>
+    </w:lvl>
+    <w:lvl w:ilvl="3" w:tentative="1">
+      <w:start w:val="1"/>
+      <w:numFmt w:val="bullet"/>
+      <w:lvlText w:val=""/>
+      <w:lvlJc w:val="left"/>
+      <w:pPr>
+        <w:tabs>
+          <w:tab w:val="num" w:pos="2880"/>
+        </w:tabs>
+        <w:ind w:left="2880" w:hanging="360"/>
+      </w:pPr>
+      <w:rPr>
+        <w:rFonts w:ascii="Wingdings" w:hAnsi="Wingdings" w:hint="default"/>
+        <w:sz w:val="20"/>
+      </w:rPr>
+    </w:lvl>
+    <w:lvl w:ilvl="4" w:tentative="1">
+      <w:start w:val="1"/>
+      <w:numFmt w:val="bullet"/>
+      <w:lvlText w:val=""/>
+      <w:lvlJc w:val="left"/>
+      <w:pPr>
+        <w:tabs>
+          <w:tab w:val="num" w:pos="3600"/>
+        </w:tabs>
+        <w:ind w:left="3600" w:hanging="360"/>
+      </w:pPr>
+      <w:rPr>
+        <w:rFonts w:ascii="Wingdings" w:hAnsi="Wingdings" w:hint="default"/>
+        <w:sz w:val="20"/>
+      </w:rPr>
+    </w:lvl>
+    <w:lvl w:ilvl="5" w:tentative="1">
+      <w:start w:val="1"/>
+      <w:numFmt w:val="bullet"/>
+      <w:lvlText w:val=""/>
+      <w:lvlJc w:val="left"/>
+      <w:pPr>
+        <w:tabs>
+          <w:tab w:val="num" w:pos="4320"/>
+        </w:tabs>
+        <w:ind w:left="4320" w:hanging="360"/>
+      </w:pPr>
+      <w:rPr>
+        <w:rFonts w:ascii="Wingdings" w:hAnsi="Wingdings" w:hint="default"/>
+        <w:sz w:val="20"/>
+      </w:rPr>
+    </w:lvl>
+    <w:lvl w:ilvl="6" w:tentative="1">
+      <w:start w:val="1"/>
+      <w:numFmt w:val="bullet"/>
+      <w:lvlText w:val=""/>
+      <w:lvlJc w:val="left"/>
+      <w:pPr>
+        <w:tabs>
+          <w:tab w:val="num" w:pos="5040"/>
+        </w:tabs>
+        <w:ind w:left="5040" w:hanging="360"/>
+      </w:pPr>
+      <w:rPr>
+        <w:rFonts w:ascii="Wingdings" w:hAnsi="Wingdings" w:hint="default"/>
+        <w:sz w:val="20"/>
+      </w:rPr>
+    </w:lvl>
+    <w:lvl w:ilvl="7" w:tentative="1">
+      <w:start w:val="1"/>
+      <w:numFmt w:val="bullet"/>
+      <w:lvlText w:val=""/>
+      <w:lvlJc w:val="left"/>
+      <w:pPr>
+        <w:tabs>
+          <w:tab w:val="num" w:pos="5760"/>
+        </w:tabs>
+        <w:ind w:left="5760" w:hanging="360"/>
+      </w:pPr>
+      <w:rPr>
+        <w:rFonts w:ascii="Wingdings" w:hAnsi="Wingdings" w:hint="default"/>
+        <w:sz w:val="20"/>
+      </w:rPr>
+    </w:lvl>
+    <w:lvl w:ilvl="8" w:tentative="1">
+      <w:start w:val="1"/>
+      <w:numFmt w:val="bullet"/>
+      <w:lvlText w:val=""/>
+      <w:lvlJc w:val="left"/>
+      <w:pPr>
+        <w:tabs>
+          <w:tab w:val="num" w:pos="6480"/>
+        </w:tabs>
+        <w:ind w:left="6480" w:hanging="360"/>
+      </w:pPr>
+      <w:rPr>
+        <w:rFonts w:ascii="Wingdings" w:hAnsi="Wingdings" w:hint="default"/>
+        <w:sz w:val="20"/>
+      </w:rPr>
+    </w:lvl>
+  </w:abstractNum>
+  <w:abstractNum w:abstractNumId="21" w15:restartNumberingAfterBreak="0">
+    <w:nsid w:val="5C491A2B"/>
+    <w:multiLevelType w:val="multilevel"/>
+    <w:tmpl w:val="2DB27FA0"/>
+    <w:lvl w:ilvl="0">
+      <w:start w:val="1"/>
+      <w:numFmt w:val="bullet"/>
+      <w:lvlText w:val=""/>
+      <w:lvlJc w:val="left"/>
+      <w:pPr>
+        <w:tabs>
+          <w:tab w:val="num" w:pos="720"/>
+        </w:tabs>
+        <w:ind w:left="720" w:hanging="360"/>
+      </w:pPr>
+      <w:rPr>
+        <w:rFonts w:ascii="Symbol" w:hAnsi="Symbol" w:hint="default"/>
+        <w:sz w:val="20"/>
+      </w:rPr>
+    </w:lvl>
+    <w:lvl w:ilvl="1" w:tentative="1">
+      <w:start w:val="1"/>
+      <w:numFmt w:val="bullet"/>
+      <w:lvlText w:val="o"/>
+      <w:lvlJc w:val="left"/>
+      <w:pPr>
+        <w:tabs>
+          <w:tab w:val="num" w:pos="1440"/>
+        </w:tabs>
+        <w:ind w:left="1440" w:hanging="360"/>
+      </w:pPr>
+      <w:rPr>
+        <w:rFonts w:ascii="Courier New" w:hAnsi="Courier New" w:hint="default"/>
+        <w:sz w:val="20"/>
+      </w:rPr>
+    </w:lvl>
+    <w:lvl w:ilvl="2" w:tentative="1">
+      <w:start w:val="1"/>
+      <w:numFmt w:val="bullet"/>
+      <w:lvlText w:val=""/>
+      <w:lvlJc w:val="left"/>
+      <w:pPr>
+        <w:tabs>
+          <w:tab w:val="num" w:pos="2160"/>
+        </w:tabs>
+        <w:ind w:left="2160" w:hanging="360"/>
+      </w:pPr>
+      <w:rPr>
+        <w:rFonts w:ascii="Wingdings" w:hAnsi="Wingdings" w:hint="default"/>
+        <w:sz w:val="20"/>
+      </w:rPr>
+    </w:lvl>
+    <w:lvl w:ilvl="3" w:tentative="1">
+      <w:start w:val="1"/>
+      <w:numFmt w:val="bullet"/>
+      <w:lvlText w:val=""/>
+      <w:lvlJc w:val="left"/>
+      <w:pPr>
+        <w:tabs>
+          <w:tab w:val="num" w:pos="2880"/>
+        </w:tabs>
+        <w:ind w:left="2880" w:hanging="360"/>
+      </w:pPr>
+      <w:rPr>
+        <w:rFonts w:ascii="Wingdings" w:hAnsi="Wingdings" w:hint="default"/>
+        <w:sz w:val="20"/>
+      </w:rPr>
+    </w:lvl>
+    <w:lvl w:ilvl="4" w:tentative="1">
+      <w:start w:val="1"/>
+      <w:numFmt w:val="bullet"/>
+      <w:lvlText w:val=""/>
+      <w:lvlJc w:val="left"/>
+      <w:pPr>
+        <w:tabs>
+          <w:tab w:val="num" w:pos="3600"/>
+        </w:tabs>
+        <w:ind w:left="3600" w:hanging="360"/>
+      </w:pPr>
+      <w:rPr>
+        <w:rFonts w:ascii="Wingdings" w:hAnsi="Wingdings" w:hint="default"/>
+        <w:sz w:val="20"/>
+      </w:rPr>
+    </w:lvl>
+    <w:lvl w:ilvl="5" w:tentative="1">
+      <w:start w:val="1"/>
+      <w:numFmt w:val="bullet"/>
+      <w:lvlText w:val=""/>
+      <w:lvlJc w:val="left"/>
+      <w:pPr>
+        <w:tabs>
+          <w:tab w:val="num" w:pos="4320"/>
+        </w:tabs>
+        <w:ind w:left="4320" w:hanging="360"/>
+      </w:pPr>
+      <w:rPr>
+        <w:rFonts w:ascii="Wingdings" w:hAnsi="Wingdings" w:hint="default"/>
+        <w:sz w:val="20"/>
+      </w:rPr>
+    </w:lvl>
+    <w:lvl w:ilvl="6" w:tentative="1">
+      <w:start w:val="1"/>
+      <w:numFmt w:val="bullet"/>
+      <w:lvlText w:val=""/>
+      <w:lvlJc w:val="left"/>
+      <w:pPr>
+        <w:tabs>
+          <w:tab w:val="num" w:pos="5040"/>
+        </w:tabs>
+        <w:ind w:left="5040" w:hanging="360"/>
+      </w:pPr>
+      <w:rPr>
+        <w:rFonts w:ascii="Wingdings" w:hAnsi="Wingdings" w:hint="default"/>
+        <w:sz w:val="20"/>
+      </w:rPr>
+    </w:lvl>
+    <w:lvl w:ilvl="7" w:tentative="1">
+      <w:start w:val="1"/>
+      <w:numFmt w:val="bullet"/>
+      <w:lvlText w:val=""/>
+      <w:lvlJc w:val="left"/>
+      <w:pPr>
+        <w:tabs>
+          <w:tab w:val="num" w:pos="5760"/>
+        </w:tabs>
+        <w:ind w:left="5760" w:hanging="360"/>
+      </w:pPr>
+      <w:rPr>
+        <w:rFonts w:ascii="Wingdings" w:hAnsi="Wingdings" w:hint="default"/>
+        <w:sz w:val="20"/>
+      </w:rPr>
+    </w:lvl>
+    <w:lvl w:ilvl="8" w:tentative="1">
+      <w:start w:val="1"/>
+      <w:numFmt w:val="bullet"/>
+      <w:lvlText w:val=""/>
+      <w:lvlJc w:val="left"/>
+      <w:pPr>
+        <w:tabs>
+          <w:tab w:val="num" w:pos="6480"/>
+        </w:tabs>
+        <w:ind w:left="6480" w:hanging="360"/>
+      </w:pPr>
+      <w:rPr>
+        <w:rFonts w:ascii="Wingdings" w:hAnsi="Wingdings" w:hint="default"/>
+        <w:sz w:val="20"/>
+      </w:rPr>
+    </w:lvl>
+  </w:abstractNum>
+  <w:abstractNum w:abstractNumId="22" w15:restartNumberingAfterBreak="0">
     <w:nsid w:val="60777977"/>
     <w:multiLevelType w:val="multilevel"/>
     <w:tmpl w:val="2F4E23DC"/>
@@ -9058,7 +14962,156 @@
       </w:rPr>
     </w:lvl>
   </w:abstractNum>
-  <w:abstractNum w:abstractNumId="6" w15:restartNumberingAfterBreak="0">
+  <w:abstractNum w:abstractNumId="23" w15:restartNumberingAfterBreak="0">
+    <w:nsid w:val="68746ADC"/>
+    <w:multiLevelType w:val="multilevel"/>
+    <w:tmpl w:val="98821794"/>
+    <w:lvl w:ilvl="0">
+      <w:start w:val="1"/>
+      <w:numFmt w:val="bullet"/>
+      <w:lvlText w:val=""/>
+      <w:lvlJc w:val="left"/>
+      <w:pPr>
+        <w:tabs>
+          <w:tab w:val="num" w:pos="720"/>
+        </w:tabs>
+        <w:ind w:left="720" w:hanging="360"/>
+      </w:pPr>
+      <w:rPr>
+        <w:rFonts w:ascii="Symbol" w:hAnsi="Symbol" w:hint="default"/>
+        <w:sz w:val="20"/>
+      </w:rPr>
+    </w:lvl>
+    <w:lvl w:ilvl="1" w:tentative="1">
+      <w:start w:val="1"/>
+      <w:numFmt w:val="bullet"/>
+      <w:lvlText w:val="o"/>
+      <w:lvlJc w:val="left"/>
+      <w:pPr>
+        <w:tabs>
+          <w:tab w:val="num" w:pos="1440"/>
+        </w:tabs>
+        <w:ind w:left="1440" w:hanging="360"/>
+      </w:pPr>
+      <w:rPr>
+        <w:rFonts w:ascii="Courier New" w:hAnsi="Courier New" w:hint="default"/>
+        <w:sz w:val="20"/>
+      </w:rPr>
+    </w:lvl>
+    <w:lvl w:ilvl="2" w:tentative="1">
+      <w:start w:val="1"/>
+      <w:numFmt w:val="bullet"/>
+      <w:lvlText w:val=""/>
+      <w:lvlJc w:val="left"/>
+      <w:pPr>
+        <w:tabs>
+          <w:tab w:val="num" w:pos="2160"/>
+        </w:tabs>
+        <w:ind w:left="2160" w:hanging="360"/>
+      </w:pPr>
+      <w:rPr>
+        <w:rFonts w:ascii="Wingdings" w:hAnsi="Wingdings" w:hint="default"/>
+        <w:sz w:val="20"/>
+      </w:rPr>
+    </w:lvl>
+    <w:lvl w:ilvl="3" w:tentative="1">
+      <w:start w:val="1"/>
+      <w:numFmt w:val="bullet"/>
+      <w:lvlText w:val=""/>
+      <w:lvlJc w:val="left"/>
+      <w:pPr>
+        <w:tabs>
+          <w:tab w:val="num" w:pos="2880"/>
+        </w:tabs>
+        <w:ind w:left="2880" w:hanging="360"/>
+      </w:pPr>
+      <w:rPr>
+        <w:rFonts w:ascii="Wingdings" w:hAnsi="Wingdings" w:hint="default"/>
+        <w:sz w:val="20"/>
+      </w:rPr>
+    </w:lvl>
+    <w:lvl w:ilvl="4" w:tentative="1">
+      <w:start w:val="1"/>
+      <w:numFmt w:val="bullet"/>
+      <w:lvlText w:val=""/>
+      <w:lvlJc w:val="left"/>
+      <w:pPr>
+        <w:tabs>
+          <w:tab w:val="num" w:pos="3600"/>
+        </w:tabs>
+        <w:ind w:left="3600" w:hanging="360"/>
+      </w:pPr>
+      <w:rPr>
+        <w:rFonts w:ascii="Wingdings" w:hAnsi="Wingdings" w:hint="default"/>
+        <w:sz w:val="20"/>
+      </w:rPr>
+    </w:lvl>
+    <w:lvl w:ilvl="5" w:tentative="1">
+      <w:start w:val="1"/>
+      <w:numFmt w:val="bullet"/>
+      <w:lvlText w:val=""/>
+      <w:lvlJc w:val="left"/>
+      <w:pPr>
+        <w:tabs>
+          <w:tab w:val="num" w:pos="4320"/>
+        </w:tabs>
+        <w:ind w:left="4320" w:hanging="360"/>
+      </w:pPr>
+      <w:rPr>
+        <w:rFonts w:ascii="Wingdings" w:hAnsi="Wingdings" w:hint="default"/>
+        <w:sz w:val="20"/>
+      </w:rPr>
+    </w:lvl>
+    <w:lvl w:ilvl="6" w:tentative="1">
+      <w:start w:val="1"/>
+      <w:numFmt w:val="bullet"/>
+      <w:lvlText w:val=""/>
+      <w:lvlJc w:val="left"/>
+      <w:pPr>
+        <w:tabs>
+          <w:tab w:val="num" w:pos="5040"/>
+        </w:tabs>
+        <w:ind w:left="5040" w:hanging="360"/>
+      </w:pPr>
+      <w:rPr>
+        <w:rFonts w:ascii="Wingdings" w:hAnsi="Wingdings" w:hint="default"/>
+        <w:sz w:val="20"/>
+      </w:rPr>
+    </w:lvl>
+    <w:lvl w:ilvl="7" w:tentative="1">
+      <w:start w:val="1"/>
+      <w:numFmt w:val="bullet"/>
+      <w:lvlText w:val=""/>
+      <w:lvlJc w:val="left"/>
+      <w:pPr>
+        <w:tabs>
+          <w:tab w:val="num" w:pos="5760"/>
+        </w:tabs>
+        <w:ind w:left="5760" w:hanging="360"/>
+      </w:pPr>
+      <w:rPr>
+        <w:rFonts w:ascii="Wingdings" w:hAnsi="Wingdings" w:hint="default"/>
+        <w:sz w:val="20"/>
+      </w:rPr>
+    </w:lvl>
+    <w:lvl w:ilvl="8" w:tentative="1">
+      <w:start w:val="1"/>
+      <w:numFmt w:val="bullet"/>
+      <w:lvlText w:val=""/>
+      <w:lvlJc w:val="left"/>
+      <w:pPr>
+        <w:tabs>
+          <w:tab w:val="num" w:pos="6480"/>
+        </w:tabs>
+        <w:ind w:left="6480" w:hanging="360"/>
+      </w:pPr>
+      <w:rPr>
+        <w:rFonts w:ascii="Wingdings" w:hAnsi="Wingdings" w:hint="default"/>
+        <w:sz w:val="20"/>
+      </w:rPr>
+    </w:lvl>
+  </w:abstractNum>
+  <w:abstractNum w:abstractNumId="24" w15:restartNumberingAfterBreak="0">
     <w:nsid w:val="68AE338B"/>
     <w:multiLevelType w:val="multilevel"/>
     <w:tmpl w:val="4E3E3782"/>
@@ -9207,26 +15260,384 @@
       </w:rPr>
     </w:lvl>
   </w:abstractNum>
+  <w:abstractNum w:abstractNumId="25" w15:restartNumberingAfterBreak="0">
+    <w:nsid w:val="7D1615D8"/>
+    <w:multiLevelType w:val="multilevel"/>
+    <w:tmpl w:val="5314BC70"/>
+    <w:lvl w:ilvl="0">
+      <w:start w:val="1"/>
+      <w:numFmt w:val="bullet"/>
+      <w:lvlText w:val=""/>
+      <w:lvlJc w:val="left"/>
+      <w:pPr>
+        <w:tabs>
+          <w:tab w:val="num" w:pos="720"/>
+        </w:tabs>
+        <w:ind w:left="720" w:hanging="360"/>
+      </w:pPr>
+      <w:rPr>
+        <w:rFonts w:ascii="Symbol" w:hAnsi="Symbol" w:hint="default"/>
+        <w:sz w:val="20"/>
+      </w:rPr>
+    </w:lvl>
+    <w:lvl w:ilvl="1" w:tentative="1">
+      <w:start w:val="1"/>
+      <w:numFmt w:val="bullet"/>
+      <w:lvlText w:val="o"/>
+      <w:lvlJc w:val="left"/>
+      <w:pPr>
+        <w:tabs>
+          <w:tab w:val="num" w:pos="1440"/>
+        </w:tabs>
+        <w:ind w:left="1440" w:hanging="360"/>
+      </w:pPr>
+      <w:rPr>
+        <w:rFonts w:ascii="Courier New" w:hAnsi="Courier New" w:hint="default"/>
+        <w:sz w:val="20"/>
+      </w:rPr>
+    </w:lvl>
+    <w:lvl w:ilvl="2" w:tentative="1">
+      <w:start w:val="1"/>
+      <w:numFmt w:val="bullet"/>
+      <w:lvlText w:val=""/>
+      <w:lvlJc w:val="left"/>
+      <w:pPr>
+        <w:tabs>
+          <w:tab w:val="num" w:pos="2160"/>
+        </w:tabs>
+        <w:ind w:left="2160" w:hanging="360"/>
+      </w:pPr>
+      <w:rPr>
+        <w:rFonts w:ascii="Wingdings" w:hAnsi="Wingdings" w:hint="default"/>
+        <w:sz w:val="20"/>
+      </w:rPr>
+    </w:lvl>
+    <w:lvl w:ilvl="3" w:tentative="1">
+      <w:start w:val="1"/>
+      <w:numFmt w:val="bullet"/>
+      <w:lvlText w:val=""/>
+      <w:lvlJc w:val="left"/>
+      <w:pPr>
+        <w:tabs>
+          <w:tab w:val="num" w:pos="2880"/>
+        </w:tabs>
+        <w:ind w:left="2880" w:hanging="360"/>
+      </w:pPr>
+      <w:rPr>
+        <w:rFonts w:ascii="Wingdings" w:hAnsi="Wingdings" w:hint="default"/>
+        <w:sz w:val="20"/>
+      </w:rPr>
+    </w:lvl>
+    <w:lvl w:ilvl="4" w:tentative="1">
+      <w:start w:val="1"/>
+      <w:numFmt w:val="bullet"/>
+      <w:lvlText w:val=""/>
+      <w:lvlJc w:val="left"/>
+      <w:pPr>
+        <w:tabs>
+          <w:tab w:val="num" w:pos="3600"/>
+        </w:tabs>
+        <w:ind w:left="3600" w:hanging="360"/>
+      </w:pPr>
+      <w:rPr>
+        <w:rFonts w:ascii="Wingdings" w:hAnsi="Wingdings" w:hint="default"/>
+        <w:sz w:val="20"/>
+      </w:rPr>
+    </w:lvl>
+    <w:lvl w:ilvl="5" w:tentative="1">
+      <w:start w:val="1"/>
+      <w:numFmt w:val="bullet"/>
+      <w:lvlText w:val=""/>
+      <w:lvlJc w:val="left"/>
+      <w:pPr>
+        <w:tabs>
+          <w:tab w:val="num" w:pos="4320"/>
+        </w:tabs>
+        <w:ind w:left="4320" w:hanging="360"/>
+      </w:pPr>
+      <w:rPr>
+        <w:rFonts w:ascii="Wingdings" w:hAnsi="Wingdings" w:hint="default"/>
+        <w:sz w:val="20"/>
+      </w:rPr>
+    </w:lvl>
+    <w:lvl w:ilvl="6" w:tentative="1">
+      <w:start w:val="1"/>
+      <w:numFmt w:val="bullet"/>
+      <w:lvlText w:val=""/>
+      <w:lvlJc w:val="left"/>
+      <w:pPr>
+        <w:tabs>
+          <w:tab w:val="num" w:pos="5040"/>
+        </w:tabs>
+        <w:ind w:left="5040" w:hanging="360"/>
+      </w:pPr>
+      <w:rPr>
+        <w:rFonts w:ascii="Wingdings" w:hAnsi="Wingdings" w:hint="default"/>
+        <w:sz w:val="20"/>
+      </w:rPr>
+    </w:lvl>
+    <w:lvl w:ilvl="7" w:tentative="1">
+      <w:start w:val="1"/>
+      <w:numFmt w:val="bullet"/>
+      <w:lvlText w:val=""/>
+      <w:lvlJc w:val="left"/>
+      <w:pPr>
+        <w:tabs>
+          <w:tab w:val="num" w:pos="5760"/>
+        </w:tabs>
+        <w:ind w:left="5760" w:hanging="360"/>
+      </w:pPr>
+      <w:rPr>
+        <w:rFonts w:ascii="Wingdings" w:hAnsi="Wingdings" w:hint="default"/>
+        <w:sz w:val="20"/>
+      </w:rPr>
+    </w:lvl>
+    <w:lvl w:ilvl="8" w:tentative="1">
+      <w:start w:val="1"/>
+      <w:numFmt w:val="bullet"/>
+      <w:lvlText w:val=""/>
+      <w:lvlJc w:val="left"/>
+      <w:pPr>
+        <w:tabs>
+          <w:tab w:val="num" w:pos="6480"/>
+        </w:tabs>
+        <w:ind w:left="6480" w:hanging="360"/>
+      </w:pPr>
+      <w:rPr>
+        <w:rFonts w:ascii="Wingdings" w:hAnsi="Wingdings" w:hint="default"/>
+        <w:sz w:val="20"/>
+      </w:rPr>
+    </w:lvl>
+  </w:abstractNum>
+  <w:abstractNum w:abstractNumId="26" w15:restartNumberingAfterBreak="0">
+    <w:nsid w:val="7FE42B9C"/>
+    <w:multiLevelType w:val="multilevel"/>
+    <w:tmpl w:val="9C281A2A"/>
+    <w:lvl w:ilvl="0">
+      <w:start w:val="1"/>
+      <w:numFmt w:val="bullet"/>
+      <w:lvlText w:val=""/>
+      <w:lvlJc w:val="left"/>
+      <w:pPr>
+        <w:tabs>
+          <w:tab w:val="num" w:pos="720"/>
+        </w:tabs>
+        <w:ind w:left="720" w:hanging="360"/>
+      </w:pPr>
+      <w:rPr>
+        <w:rFonts w:ascii="Symbol" w:hAnsi="Symbol" w:hint="default"/>
+        <w:sz w:val="20"/>
+      </w:rPr>
+    </w:lvl>
+    <w:lvl w:ilvl="1" w:tentative="1">
+      <w:start w:val="1"/>
+      <w:numFmt w:val="bullet"/>
+      <w:lvlText w:val="o"/>
+      <w:lvlJc w:val="left"/>
+      <w:pPr>
+        <w:tabs>
+          <w:tab w:val="num" w:pos="1440"/>
+        </w:tabs>
+        <w:ind w:left="1440" w:hanging="360"/>
+      </w:pPr>
+      <w:rPr>
+        <w:rFonts w:ascii="Courier New" w:hAnsi="Courier New" w:hint="default"/>
+        <w:sz w:val="20"/>
+      </w:rPr>
+    </w:lvl>
+    <w:lvl w:ilvl="2" w:tentative="1">
+      <w:start w:val="1"/>
+      <w:numFmt w:val="bullet"/>
+      <w:lvlText w:val=""/>
+      <w:lvlJc w:val="left"/>
+      <w:pPr>
+        <w:tabs>
+          <w:tab w:val="num" w:pos="2160"/>
+        </w:tabs>
+        <w:ind w:left="2160" w:hanging="360"/>
+      </w:pPr>
+      <w:rPr>
+        <w:rFonts w:ascii="Wingdings" w:hAnsi="Wingdings" w:hint="default"/>
+        <w:sz w:val="20"/>
+      </w:rPr>
+    </w:lvl>
+    <w:lvl w:ilvl="3" w:tentative="1">
+      <w:start w:val="1"/>
+      <w:numFmt w:val="bullet"/>
+      <w:lvlText w:val=""/>
+      <w:lvlJc w:val="left"/>
+      <w:pPr>
+        <w:tabs>
+          <w:tab w:val="num" w:pos="2880"/>
+        </w:tabs>
+        <w:ind w:left="2880" w:hanging="360"/>
+      </w:pPr>
+      <w:rPr>
+        <w:rFonts w:ascii="Wingdings" w:hAnsi="Wingdings" w:hint="default"/>
+        <w:sz w:val="20"/>
+      </w:rPr>
+    </w:lvl>
+    <w:lvl w:ilvl="4" w:tentative="1">
+      <w:start w:val="1"/>
+      <w:numFmt w:val="bullet"/>
+      <w:lvlText w:val=""/>
+      <w:lvlJc w:val="left"/>
+      <w:pPr>
+        <w:tabs>
+          <w:tab w:val="num" w:pos="3600"/>
+        </w:tabs>
+        <w:ind w:left="3600" w:hanging="360"/>
+      </w:pPr>
+      <w:rPr>
+        <w:rFonts w:ascii="Wingdings" w:hAnsi="Wingdings" w:hint="default"/>
+        <w:sz w:val="20"/>
+      </w:rPr>
+    </w:lvl>
+    <w:lvl w:ilvl="5" w:tentative="1">
+      <w:start w:val="1"/>
+      <w:numFmt w:val="bullet"/>
+      <w:lvlText w:val=""/>
+      <w:lvlJc w:val="left"/>
+      <w:pPr>
+        <w:tabs>
+          <w:tab w:val="num" w:pos="4320"/>
+        </w:tabs>
+        <w:ind w:left="4320" w:hanging="360"/>
+      </w:pPr>
+      <w:rPr>
+        <w:rFonts w:ascii="Wingdings" w:hAnsi="Wingdings" w:hint="default"/>
+        <w:sz w:val="20"/>
+      </w:rPr>
+    </w:lvl>
+    <w:lvl w:ilvl="6" w:tentative="1">
+      <w:start w:val="1"/>
+      <w:numFmt w:val="bullet"/>
+      <w:lvlText w:val=""/>
+      <w:lvlJc w:val="left"/>
+      <w:pPr>
+        <w:tabs>
+          <w:tab w:val="num" w:pos="5040"/>
+        </w:tabs>
+        <w:ind w:left="5040" w:hanging="360"/>
+      </w:pPr>
+      <w:rPr>
+        <w:rFonts w:ascii="Wingdings" w:hAnsi="Wingdings" w:hint="default"/>
+        <w:sz w:val="20"/>
+      </w:rPr>
+    </w:lvl>
+    <w:lvl w:ilvl="7" w:tentative="1">
+      <w:start w:val="1"/>
+      <w:numFmt w:val="bullet"/>
+      <w:lvlText w:val=""/>
+      <w:lvlJc w:val="left"/>
+      <w:pPr>
+        <w:tabs>
+          <w:tab w:val="num" w:pos="5760"/>
+        </w:tabs>
+        <w:ind w:left="5760" w:hanging="360"/>
+      </w:pPr>
+      <w:rPr>
+        <w:rFonts w:ascii="Wingdings" w:hAnsi="Wingdings" w:hint="default"/>
+        <w:sz w:val="20"/>
+      </w:rPr>
+    </w:lvl>
+    <w:lvl w:ilvl="8" w:tentative="1">
+      <w:start w:val="1"/>
+      <w:numFmt w:val="bullet"/>
+      <w:lvlText w:val=""/>
+      <w:lvlJc w:val="left"/>
+      <w:pPr>
+        <w:tabs>
+          <w:tab w:val="num" w:pos="6480"/>
+        </w:tabs>
+        <w:ind w:left="6480" w:hanging="360"/>
+      </w:pPr>
+      <w:rPr>
+        <w:rFonts w:ascii="Wingdings" w:hAnsi="Wingdings" w:hint="default"/>
+        <w:sz w:val="20"/>
+      </w:rPr>
+    </w:lvl>
+  </w:abstractNum>
   <w:num w:numId="1">
-    <w:abstractNumId w:val="3"/>
+    <w:abstractNumId w:val="10"/>
   </w:num>
   <w:num w:numId="2">
-    <w:abstractNumId w:val="5"/>
+    <w:abstractNumId w:val="22"/>
   </w:num>
   <w:num w:numId="3">
-    <w:abstractNumId w:val="1"/>
+    <w:abstractNumId w:val="4"/>
   </w:num>
   <w:num w:numId="4">
-    <w:abstractNumId w:val="6"/>
+    <w:abstractNumId w:val="24"/>
   </w:num>
   <w:num w:numId="5">
     <w:abstractNumId w:val="0"/>
   </w:num>
   <w:num w:numId="6">
+    <w:abstractNumId w:val="6"/>
+  </w:num>
+  <w:num w:numId="7">
+    <w:abstractNumId w:val="11"/>
+  </w:num>
+  <w:num w:numId="8">
+    <w:abstractNumId w:val="7"/>
+  </w:num>
+  <w:num w:numId="9">
+    <w:abstractNumId w:val="20"/>
+  </w:num>
+  <w:num w:numId="10">
+    <w:abstractNumId w:val="3"/>
+  </w:num>
+  <w:num w:numId="11">
+    <w:abstractNumId w:val="12"/>
+  </w:num>
+  <w:num w:numId="12">
+    <w:abstractNumId w:val="25"/>
+  </w:num>
+  <w:num w:numId="13">
+    <w:abstractNumId w:val="18"/>
+  </w:num>
+  <w:num w:numId="14">
+    <w:abstractNumId w:val="9"/>
+  </w:num>
+  <w:num w:numId="15">
+    <w:abstractNumId w:val="5"/>
+  </w:num>
+  <w:num w:numId="16">
+    <w:abstractNumId w:val="17"/>
+  </w:num>
+  <w:num w:numId="17">
+    <w:abstractNumId w:val="1"/>
+  </w:num>
+  <w:num w:numId="18">
+    <w:abstractNumId w:val="19"/>
+  </w:num>
+  <w:num w:numId="19">
+    <w:abstractNumId w:val="21"/>
+  </w:num>
+  <w:num w:numId="20">
+    <w:abstractNumId w:val="13"/>
+  </w:num>
+  <w:num w:numId="21">
+    <w:abstractNumId w:val="14"/>
+  </w:num>
+  <w:num w:numId="22">
     <w:abstractNumId w:val="2"/>
   </w:num>
-  <w:num w:numId="7">
-    <w:abstractNumId w:val="4"/>
+  <w:num w:numId="23">
+    <w:abstractNumId w:val="15"/>
+  </w:num>
+  <w:num w:numId="24">
+    <w:abstractNumId w:val="23"/>
+  </w:num>
+  <w:num w:numId="25">
+    <w:abstractNumId w:val="26"/>
+  </w:num>
+  <w:num w:numId="26">
+    <w:abstractNumId w:val="8"/>
+  </w:num>
+  <w:num w:numId="27">
+    <w:abstractNumId w:val="16"/>
   </w:num>
 </w:numbering>
 </file>
